--- a/docs/manual/QRcode-tool-User-Manual-zh-TW.docx
+++ b/docs/manual/QRcode-tool-User-Manual-zh-TW.docx
@@ -8,7 +8,7 @@
           <w:noProof/>
         </w:rPr>
         <w:drawing>
-          <wp:anchor distT="0" distB="0" distL="0" distR="0" simplePos="0" relativeHeight="251657216" behindDoc="1" locked="0" layoutInCell="1" allowOverlap="1" wp14:anchorId="2809D74B" wp14:editId="1C9523B4">
+          <wp:anchor distT="0" distB="0" distL="0" distR="0" simplePos="0" relativeHeight="251657216" behindDoc="1" locked="0" layoutInCell="1" allowOverlap="1" wp14:anchorId="3DDA1B8E" wp14:editId="735FDEBD">
             <wp:simplePos x="0" y="0"/>
             <wp:positionH relativeFrom="page">
               <wp:posOffset>0</wp:posOffset>
@@ -320,14 +320,15 @@
     </w:p>
     <w:sdt>
       <w:sdtPr>
+        <w:alias w:val="目錄"/>
+        <w:id w:val="873667242"/>
+      </w:sdtPr>
+      <w:sdtEndPr>
         <w:rPr>
           <w:b w:val="0"/>
           <w:bCs w:val="0"/>
         </w:rPr>
-        <w:alias w:val="目錄"/>
-        <w:id w:val="1510492229"/>
-      </w:sdtPr>
-      <w:sdtEndPr/>
+      </w:sdtEndPr>
       <w:sdtContent>
         <w:p>
           <w:pPr>
@@ -356,7 +357,7 @@
           <w:r>
             <w:fldChar w:fldCharType="separate"/>
           </w:r>
-          <w:hyperlink w:anchor="_Toc242999042" w:history="1">
+          <w:hyperlink w:anchor="_Toc243953880" w:history="1">
             <w:r>
               <w:rPr>
                 <w:rStyle w:val="a5"/>
@@ -394,7 +395,7 @@
               <w:rPr>
                 <w:noProof/>
               </w:rPr>
-              <w:instrText xml:space="preserve"> PAGEREF _Toc242999042 \h </w:instrText>
+              <w:instrText xml:space="preserve"> PAGEREF _Toc243953880 \h </w:instrText>
             </w:r>
             <w:r>
               <w:rPr>
@@ -437,7 +438,7 @@
               <w14:ligatures w14:val="standardContextual"/>
             </w:rPr>
           </w:pPr>
-          <w:hyperlink w:anchor="_Toc242999043" w:history="1">
+          <w:hyperlink w:anchor="_Toc243953881" w:history="1">
             <w:r>
               <w:rPr>
                 <w:rStyle w:val="a5"/>
@@ -468,7 +469,7 @@
               <w:rPr>
                 <w:noProof/>
               </w:rPr>
-              <w:instrText xml:space="preserve"> PAGEREF _Toc242999043 \h </w:instrText>
+              <w:instrText xml:space="preserve"> PAGEREF _Toc243953881 \h </w:instrText>
             </w:r>
             <w:r>
               <w:rPr>
@@ -511,7 +512,7 @@
               <w14:ligatures w14:val="standardContextual"/>
             </w:rPr>
           </w:pPr>
-          <w:hyperlink w:anchor="_Toc242999044" w:history="1">
+          <w:hyperlink w:anchor="_Toc243953882" w:history="1">
             <w:r>
               <w:rPr>
                 <w:rStyle w:val="a5"/>
@@ -542,7 +543,7 @@
               <w:rPr>
                 <w:noProof/>
               </w:rPr>
-              <w:instrText xml:space="preserve"> PAGEREF _Toc242999044 \h </w:instrText>
+              <w:instrText xml:space="preserve"> PAGEREF _Toc243953882 \h </w:instrText>
             </w:r>
             <w:r>
               <w:rPr>
@@ -585,7 +586,7 @@
               <w14:ligatures w14:val="standardContextual"/>
             </w:rPr>
           </w:pPr>
-          <w:hyperlink w:anchor="_Toc242999045" w:history="1">
+          <w:hyperlink w:anchor="_Toc243953883" w:history="1">
             <w:r>
               <w:rPr>
                 <w:rStyle w:val="a5"/>
@@ -616,7 +617,7 @@
               <w:rPr>
                 <w:noProof/>
               </w:rPr>
-              <w:instrText xml:space="preserve"> PAGEREF _Toc242999045 \h </w:instrText>
+              <w:instrText xml:space="preserve"> PAGEREF _Toc243953883 \h </w:instrText>
             </w:r>
             <w:r>
               <w:rPr>
@@ -659,7 +660,7 @@
               <w14:ligatures w14:val="standardContextual"/>
             </w:rPr>
           </w:pPr>
-          <w:hyperlink w:anchor="_Toc242999046" w:history="1">
+          <w:hyperlink w:anchor="_Toc243953884" w:history="1">
             <w:r>
               <w:rPr>
                 <w:rStyle w:val="a5"/>
@@ -690,7 +691,7 @@
               <w:rPr>
                 <w:noProof/>
               </w:rPr>
-              <w:instrText xml:space="preserve"> PAGEREF _Toc242999046 \h </w:instrText>
+              <w:instrText xml:space="preserve"> PAGEREF _Toc243953884 \h </w:instrText>
             </w:r>
             <w:r>
               <w:rPr>
@@ -735,7 +736,7 @@
               <w14:ligatures w14:val="standardContextual"/>
             </w:rPr>
           </w:pPr>
-          <w:hyperlink w:anchor="_Toc242999047" w:history="1">
+          <w:hyperlink w:anchor="_Toc243953885" w:history="1">
             <w:r>
               <w:rPr>
                 <w:rStyle w:val="a5"/>
@@ -766,7 +767,7 @@
               <w:rPr>
                 <w:noProof/>
               </w:rPr>
-              <w:instrText xml:space="preserve"> PAGEREF _Toc242999047 \h </w:instrText>
+              <w:instrText xml:space="preserve"> PAGEREF _Toc243953885 \h </w:instrText>
             </w:r>
             <w:r>
               <w:rPr>
@@ -809,7 +810,7 @@
               <w14:ligatures w14:val="standardContextual"/>
             </w:rPr>
           </w:pPr>
-          <w:hyperlink w:anchor="_Toc242999048" w:history="1">
+          <w:hyperlink w:anchor="_Toc243953886" w:history="1">
             <w:r>
               <w:rPr>
                 <w:rStyle w:val="a5"/>
@@ -854,7 +855,7 @@
               <w:rPr>
                 <w:noProof/>
               </w:rPr>
-              <w:instrText xml:space="preserve"> PAGEREF _Toc242999048 \h </w:instrText>
+              <w:instrText xml:space="preserve"> PAGEREF _Toc243953886 \h </w:instrText>
             </w:r>
             <w:r>
               <w:rPr>
@@ -897,7 +898,7 @@
               <w14:ligatures w14:val="standardContextual"/>
             </w:rPr>
           </w:pPr>
-          <w:hyperlink w:anchor="_Toc242999049" w:history="1">
+          <w:hyperlink w:anchor="_Toc243953887" w:history="1">
             <w:r>
               <w:rPr>
                 <w:rStyle w:val="a5"/>
@@ -942,7 +943,7 @@
               <w:rPr>
                 <w:noProof/>
               </w:rPr>
-              <w:instrText xml:space="preserve"> PAGEREF _Toc242999049 \h </w:instrText>
+              <w:instrText xml:space="preserve"> PAGEREF _Toc243953887 \h </w:instrText>
             </w:r>
             <w:r>
               <w:rPr>
@@ -985,7 +986,7 @@
               <w14:ligatures w14:val="standardContextual"/>
             </w:rPr>
           </w:pPr>
-          <w:hyperlink w:anchor="_Toc242999050" w:history="1">
+          <w:hyperlink w:anchor="_Toc243953888" w:history="1">
             <w:r>
               <w:rPr>
                 <w:rStyle w:val="a5"/>
@@ -1037,7 +1038,7 @@
               <w:rPr>
                 <w:noProof/>
               </w:rPr>
-              <w:instrText xml:space="preserve"> PAGEREF _Toc242999050 \h </w:instrText>
+              <w:instrText xml:space="preserve"> PAGEREF _Toc243953888 \h </w:instrText>
             </w:r>
             <w:r>
               <w:rPr>
@@ -1080,7 +1081,7 @@
               <w14:ligatures w14:val="standardContextual"/>
             </w:rPr>
           </w:pPr>
-          <w:hyperlink w:anchor="_Toc242999051" w:history="1">
+          <w:hyperlink w:anchor="_Toc243953889" w:history="1">
             <w:r>
               <w:rPr>
                 <w:rStyle w:val="a5"/>
@@ -1111,7 +1112,7 @@
               <w:rPr>
                 <w:noProof/>
               </w:rPr>
-              <w:instrText xml:space="preserve"> PAGEREF _Toc242999051 \h </w:instrText>
+              <w:instrText xml:space="preserve"> PAGEREF _Toc243953889 \h </w:instrText>
             </w:r>
             <w:r>
               <w:rPr>
@@ -1154,7 +1155,7 @@
               <w14:ligatures w14:val="standardContextual"/>
             </w:rPr>
           </w:pPr>
-          <w:hyperlink w:anchor="_Toc242999052" w:history="1">
+          <w:hyperlink w:anchor="_Toc243953890" w:history="1">
             <w:r>
               <w:rPr>
                 <w:rStyle w:val="a5"/>
@@ -1185,7 +1186,7 @@
               <w:rPr>
                 <w:noProof/>
               </w:rPr>
-              <w:instrText xml:space="preserve"> PAGEREF _Toc242999052 \h </w:instrText>
+              <w:instrText xml:space="preserve"> PAGEREF _Toc243953890 \h </w:instrText>
             </w:r>
             <w:r>
               <w:rPr>
@@ -1230,7 +1231,7 @@
               <w14:ligatures w14:val="standardContextual"/>
             </w:rPr>
           </w:pPr>
-          <w:hyperlink w:anchor="_Toc242999053" w:history="1">
+          <w:hyperlink w:anchor="_Toc243953891" w:history="1">
             <w:r>
               <w:rPr>
                 <w:rStyle w:val="a5"/>
@@ -1261,7 +1262,7 @@
               <w:rPr>
                 <w:noProof/>
               </w:rPr>
-              <w:instrText xml:space="preserve"> PAGEREF _Toc242999053 \h </w:instrText>
+              <w:instrText xml:space="preserve"> PAGEREF _Toc243953891 \h </w:instrText>
             </w:r>
             <w:r>
               <w:rPr>
@@ -1304,7 +1305,7 @@
               <w14:ligatures w14:val="standardContextual"/>
             </w:rPr>
           </w:pPr>
-          <w:hyperlink w:anchor="_Toc242999054" w:history="1">
+          <w:hyperlink w:anchor="_Toc243953892" w:history="1">
             <w:r>
               <w:rPr>
                 <w:rStyle w:val="a5"/>
@@ -1335,7 +1336,7 @@
               <w:rPr>
                 <w:noProof/>
               </w:rPr>
-              <w:instrText xml:space="preserve"> PAGEREF _Toc242999054 \h </w:instrText>
+              <w:instrText xml:space="preserve"> PAGEREF _Toc243953892 \h </w:instrText>
             </w:r>
             <w:r>
               <w:rPr>
@@ -1378,7 +1379,7 @@
               <w14:ligatures w14:val="standardContextual"/>
             </w:rPr>
           </w:pPr>
-          <w:hyperlink w:anchor="_Toc242999055" w:history="1">
+          <w:hyperlink w:anchor="_Toc243953893" w:history="1">
             <w:r>
               <w:rPr>
                 <w:rStyle w:val="a5"/>
@@ -1409,7 +1410,7 @@
               <w:rPr>
                 <w:noProof/>
               </w:rPr>
-              <w:instrText xml:space="preserve"> PAGEREF _Toc242999055 \h </w:instrText>
+              <w:instrText xml:space="preserve"> PAGEREF _Toc243953893 \h </w:instrText>
             </w:r>
             <w:r>
               <w:rPr>
@@ -1452,7 +1453,7 @@
               <w14:ligatures w14:val="standardContextual"/>
             </w:rPr>
           </w:pPr>
-          <w:hyperlink w:anchor="_Toc242999056" w:history="1">
+          <w:hyperlink w:anchor="_Toc243953894" w:history="1">
             <w:r>
               <w:rPr>
                 <w:rStyle w:val="a5"/>
@@ -1483,7 +1484,7 @@
               <w:rPr>
                 <w:noProof/>
               </w:rPr>
-              <w:instrText xml:space="preserve"> PAGEREF _Toc242999056 \h </w:instrText>
+              <w:instrText xml:space="preserve"> PAGEREF _Toc243953894 \h </w:instrText>
             </w:r>
             <w:r>
               <w:rPr>
@@ -1526,7 +1527,7 @@
               <w14:ligatures w14:val="standardContextual"/>
             </w:rPr>
           </w:pPr>
-          <w:hyperlink w:anchor="_Toc242999057" w:history="1">
+          <w:hyperlink w:anchor="_Toc243953895" w:history="1">
             <w:r>
               <w:rPr>
                 <w:rStyle w:val="a5"/>
@@ -1557,7 +1558,7 @@
               <w:rPr>
                 <w:noProof/>
               </w:rPr>
-              <w:instrText xml:space="preserve"> PAGEREF _Toc242999057 \h </w:instrText>
+              <w:instrText xml:space="preserve"> PAGEREF _Toc243953895 \h </w:instrText>
             </w:r>
             <w:r>
               <w:rPr>
@@ -1600,7 +1601,7 @@
               <w14:ligatures w14:val="standardContextual"/>
             </w:rPr>
           </w:pPr>
-          <w:hyperlink w:anchor="_Toc242999058" w:history="1">
+          <w:hyperlink w:anchor="_Toc243953896" w:history="1">
             <w:r>
               <w:rPr>
                 <w:rStyle w:val="a5"/>
@@ -1631,7 +1632,7 @@
               <w:rPr>
                 <w:noProof/>
               </w:rPr>
-              <w:instrText xml:space="preserve"> PAGEREF _Toc242999058 \h </w:instrText>
+              <w:instrText xml:space="preserve"> PAGEREF _Toc243953896 \h </w:instrText>
             </w:r>
             <w:r>
               <w:rPr>
@@ -1676,7 +1677,7 @@
               <w14:ligatures w14:val="standardContextual"/>
             </w:rPr>
           </w:pPr>
-          <w:hyperlink w:anchor="_Toc242999059" w:history="1">
+          <w:hyperlink w:anchor="_Toc243953897" w:history="1">
             <w:r>
               <w:rPr>
                 <w:rStyle w:val="a5"/>
@@ -1707,7 +1708,7 @@
               <w:rPr>
                 <w:noProof/>
               </w:rPr>
-              <w:instrText xml:space="preserve"> PAGEREF _Toc242999059 \h </w:instrText>
+              <w:instrText xml:space="preserve"> PAGEREF _Toc243953897 \h </w:instrText>
             </w:r>
             <w:r>
               <w:rPr>
@@ -1750,7 +1751,7 @@
               <w14:ligatures w14:val="standardContextual"/>
             </w:rPr>
           </w:pPr>
-          <w:hyperlink w:anchor="_Toc242999060" w:history="1">
+          <w:hyperlink w:anchor="_Toc243953898" w:history="1">
             <w:r>
               <w:rPr>
                 <w:rStyle w:val="a5"/>
@@ -1781,7 +1782,7 @@
               <w:rPr>
                 <w:noProof/>
               </w:rPr>
-              <w:instrText xml:space="preserve"> PAGEREF _Toc242999060 \h </w:instrText>
+              <w:instrText xml:space="preserve"> PAGEREF _Toc243953898 \h </w:instrText>
             </w:r>
             <w:r>
               <w:rPr>
@@ -1824,7 +1825,7 @@
               <w14:ligatures w14:val="standardContextual"/>
             </w:rPr>
           </w:pPr>
-          <w:hyperlink w:anchor="_Toc242999061" w:history="1">
+          <w:hyperlink w:anchor="_Toc243953899" w:history="1">
             <w:r>
               <w:rPr>
                 <w:rStyle w:val="a5"/>
@@ -1855,7 +1856,7 @@
               <w:rPr>
                 <w:noProof/>
               </w:rPr>
-              <w:instrText xml:space="preserve"> PAGEREF _Toc242999061 \h </w:instrText>
+              <w:instrText xml:space="preserve"> PAGEREF _Toc243953899 \h </w:instrText>
             </w:r>
             <w:r>
               <w:rPr>
@@ -1898,7 +1899,7 @@
               <w14:ligatures w14:val="standardContextual"/>
             </w:rPr>
           </w:pPr>
-          <w:hyperlink w:anchor="_Toc242999062" w:history="1">
+          <w:hyperlink w:anchor="_Toc243953900" w:history="1">
             <w:r>
               <w:rPr>
                 <w:rStyle w:val="a5"/>
@@ -1929,7 +1930,7 @@
               <w:rPr>
                 <w:noProof/>
               </w:rPr>
-              <w:instrText xml:space="preserve"> PAGEREF _Toc242999062 \h </w:instrText>
+              <w:instrText xml:space="preserve"> PAGEREF _Toc243953900 \h </w:instrText>
             </w:r>
             <w:r>
               <w:rPr>
@@ -1972,7 +1973,7 @@
               <w14:ligatures w14:val="standardContextual"/>
             </w:rPr>
           </w:pPr>
-          <w:hyperlink w:anchor="_Toc242999063" w:history="1">
+          <w:hyperlink w:anchor="_Toc243953901" w:history="1">
             <w:r>
               <w:rPr>
                 <w:rStyle w:val="a5"/>
@@ -2017,7 +2018,7 @@
               <w:rPr>
                 <w:noProof/>
               </w:rPr>
-              <w:instrText xml:space="preserve"> PAGEREF _Toc242999063 \h </w:instrText>
+              <w:instrText xml:space="preserve"> PAGEREF _Toc243953901 \h </w:instrText>
             </w:r>
             <w:r>
               <w:rPr>
@@ -2060,7 +2061,7 @@
               <w14:ligatures w14:val="standardContextual"/>
             </w:rPr>
           </w:pPr>
-          <w:hyperlink w:anchor="_Toc242999064" w:history="1">
+          <w:hyperlink w:anchor="_Toc243953902" w:history="1">
             <w:r>
               <w:rPr>
                 <w:rStyle w:val="a5"/>
@@ -2091,7 +2092,7 @@
               <w:rPr>
                 <w:noProof/>
               </w:rPr>
-              <w:instrText xml:space="preserve"> PAGEREF _Toc242999064 \h </w:instrText>
+              <w:instrText xml:space="preserve"> PAGEREF _Toc243953902 \h </w:instrText>
             </w:r>
             <w:r>
               <w:rPr>
@@ -2136,7 +2137,7 @@
               <w14:ligatures w14:val="standardContextual"/>
             </w:rPr>
           </w:pPr>
-          <w:hyperlink w:anchor="_Toc242999065" w:history="1">
+          <w:hyperlink w:anchor="_Toc243953903" w:history="1">
             <w:r>
               <w:rPr>
                 <w:rStyle w:val="a5"/>
@@ -2167,7 +2168,7 @@
               <w:rPr>
                 <w:noProof/>
               </w:rPr>
-              <w:instrText xml:space="preserve"> PAGEREF _Toc242999065 \h </w:instrText>
+              <w:instrText xml:space="preserve"> PAGEREF _Toc243953903 \h </w:instrText>
             </w:r>
             <w:r>
               <w:rPr>
@@ -2210,7 +2211,7 @@
               <w14:ligatures w14:val="standardContextual"/>
             </w:rPr>
           </w:pPr>
-          <w:hyperlink w:anchor="_Toc242999066" w:history="1">
+          <w:hyperlink w:anchor="_Toc243953904" w:history="1">
             <w:r>
               <w:rPr>
                 <w:rStyle w:val="a5"/>
@@ -2241,7 +2242,7 @@
               <w:rPr>
                 <w:noProof/>
               </w:rPr>
-              <w:instrText xml:space="preserve"> PAGEREF _Toc242999066 \h </w:instrText>
+              <w:instrText xml:space="preserve"> PAGEREF _Toc243953904 \h </w:instrText>
             </w:r>
             <w:r>
               <w:rPr>
@@ -2284,7 +2285,7 @@
               <w14:ligatures w14:val="standardContextual"/>
             </w:rPr>
           </w:pPr>
-          <w:hyperlink w:anchor="_Toc242999067" w:history="1">
+          <w:hyperlink w:anchor="_Toc243953905" w:history="1">
             <w:r>
               <w:rPr>
                 <w:rStyle w:val="a5"/>
@@ -2329,7 +2330,7 @@
               <w:rPr>
                 <w:noProof/>
               </w:rPr>
-              <w:instrText xml:space="preserve"> PAGEREF _Toc242999067 \h </w:instrText>
+              <w:instrText xml:space="preserve"> PAGEREF _Toc243953905 \h </w:instrText>
             </w:r>
             <w:r>
               <w:rPr>
@@ -2372,7 +2373,7 @@
               <w14:ligatures w14:val="standardContextual"/>
             </w:rPr>
           </w:pPr>
-          <w:hyperlink w:anchor="_Toc242999068" w:history="1">
+          <w:hyperlink w:anchor="_Toc243953906" w:history="1">
             <w:r>
               <w:rPr>
                 <w:rStyle w:val="a5"/>
@@ -2403,7 +2404,7 @@
               <w:rPr>
                 <w:noProof/>
               </w:rPr>
-              <w:instrText xml:space="preserve"> PAGEREF _Toc242999068 \h </w:instrText>
+              <w:instrText xml:space="preserve"> PAGEREF _Toc243953906 \h </w:instrText>
             </w:r>
             <w:r>
               <w:rPr>
@@ -2446,7 +2447,7 @@
               <w14:ligatures w14:val="standardContextual"/>
             </w:rPr>
           </w:pPr>
-          <w:hyperlink w:anchor="_Toc242999069" w:history="1">
+          <w:hyperlink w:anchor="_Toc243953907" w:history="1">
             <w:r>
               <w:rPr>
                 <w:rStyle w:val="a5"/>
@@ -2477,7 +2478,7 @@
               <w:rPr>
                 <w:noProof/>
               </w:rPr>
-              <w:instrText xml:space="preserve"> PAGEREF _Toc242999069 \h </w:instrText>
+              <w:instrText xml:space="preserve"> PAGEREF _Toc243953907 \h </w:instrText>
             </w:r>
             <w:r>
               <w:rPr>
@@ -2520,7 +2521,7 @@
               <w14:ligatures w14:val="standardContextual"/>
             </w:rPr>
           </w:pPr>
-          <w:hyperlink w:anchor="_Toc242999070" w:history="1">
+          <w:hyperlink w:anchor="_Toc243953908" w:history="1">
             <w:r>
               <w:rPr>
                 <w:rStyle w:val="a5"/>
@@ -2551,7 +2552,7 @@
               <w:rPr>
                 <w:noProof/>
               </w:rPr>
-              <w:instrText xml:space="preserve"> PAGEREF _Toc242999070 \h </w:instrText>
+              <w:instrText xml:space="preserve"> PAGEREF _Toc243953908 \h </w:instrText>
             </w:r>
             <w:r>
               <w:rPr>
@@ -2594,7 +2595,7 @@
               <w14:ligatures w14:val="standardContextual"/>
             </w:rPr>
           </w:pPr>
-          <w:hyperlink w:anchor="_Toc242999071" w:history="1">
+          <w:hyperlink w:anchor="_Toc243953909" w:history="1">
             <w:r>
               <w:rPr>
                 <w:rStyle w:val="a5"/>
@@ -2625,7 +2626,7 @@
               <w:rPr>
                 <w:noProof/>
               </w:rPr>
-              <w:instrText xml:space="preserve"> PAGEREF _Toc242999071 \h </w:instrText>
+              <w:instrText xml:space="preserve"> PAGEREF _Toc243953909 \h </w:instrText>
             </w:r>
             <w:r>
               <w:rPr>
@@ -2670,7 +2671,7 @@
               <w14:ligatures w14:val="standardContextual"/>
             </w:rPr>
           </w:pPr>
-          <w:hyperlink w:anchor="_Toc242999072" w:history="1">
+          <w:hyperlink w:anchor="_Toc243953910" w:history="1">
             <w:r>
               <w:rPr>
                 <w:rStyle w:val="a5"/>
@@ -2701,7 +2702,7 @@
               <w:rPr>
                 <w:noProof/>
               </w:rPr>
-              <w:instrText xml:space="preserve"> PAGEREF _Toc242999072 \h </w:instrText>
+              <w:instrText xml:space="preserve"> PAGEREF _Toc243953910 \h </w:instrText>
             </w:r>
             <w:r>
               <w:rPr>
@@ -2744,7 +2745,7 @@
               <w14:ligatures w14:val="standardContextual"/>
             </w:rPr>
           </w:pPr>
-          <w:hyperlink w:anchor="_Toc242999073" w:history="1">
+          <w:hyperlink w:anchor="_Toc243953911" w:history="1">
             <w:r>
               <w:rPr>
                 <w:rStyle w:val="a5"/>
@@ -2775,7 +2776,7 @@
               <w:rPr>
                 <w:noProof/>
               </w:rPr>
-              <w:instrText xml:space="preserve"> PAGEREF _Toc242999073 \h </w:instrText>
+              <w:instrText xml:space="preserve"> PAGEREF _Toc243953911 \h </w:instrText>
             </w:r>
             <w:r>
               <w:rPr>
@@ -2818,7 +2819,7 @@
               <w14:ligatures w14:val="standardContextual"/>
             </w:rPr>
           </w:pPr>
-          <w:hyperlink w:anchor="_Toc242999074" w:history="1">
+          <w:hyperlink w:anchor="_Toc243953912" w:history="1">
             <w:r>
               <w:rPr>
                 <w:rStyle w:val="a5"/>
@@ -2849,7 +2850,7 @@
               <w:rPr>
                 <w:noProof/>
               </w:rPr>
-              <w:instrText xml:space="preserve"> PAGEREF _Toc242999074 \h </w:instrText>
+              <w:instrText xml:space="preserve"> PAGEREF _Toc243953912 \h </w:instrText>
             </w:r>
             <w:r>
               <w:rPr>
@@ -2892,7 +2893,7 @@
               <w14:ligatures w14:val="standardContextual"/>
             </w:rPr>
           </w:pPr>
-          <w:hyperlink w:anchor="_Toc242999075" w:history="1">
+          <w:hyperlink w:anchor="_Toc243953913" w:history="1">
             <w:r>
               <w:rPr>
                 <w:rStyle w:val="a5"/>
@@ -2923,7 +2924,7 @@
               <w:rPr>
                 <w:noProof/>
               </w:rPr>
-              <w:instrText xml:space="preserve"> PAGEREF _Toc242999075 \h </w:instrText>
+              <w:instrText xml:space="preserve"> PAGEREF _Toc243953913 \h </w:instrText>
             </w:r>
             <w:r>
               <w:rPr>
@@ -2966,7 +2967,7 @@
               <w14:ligatures w14:val="standardContextual"/>
             </w:rPr>
           </w:pPr>
-          <w:hyperlink w:anchor="_Toc242999076" w:history="1">
+          <w:hyperlink w:anchor="_Toc243953914" w:history="1">
             <w:r>
               <w:rPr>
                 <w:rStyle w:val="a5"/>
@@ -2997,7 +2998,7 @@
               <w:rPr>
                 <w:noProof/>
               </w:rPr>
-              <w:instrText xml:space="preserve"> PAGEREF _Toc242999076 \h </w:instrText>
+              <w:instrText xml:space="preserve"> PAGEREF _Toc243953914 \h </w:instrText>
             </w:r>
             <w:r>
               <w:rPr>
@@ -3040,7 +3041,7 @@
               <w14:ligatures w14:val="standardContextual"/>
             </w:rPr>
           </w:pPr>
-          <w:hyperlink w:anchor="_Toc242999077" w:history="1">
+          <w:hyperlink w:anchor="_Toc243953915" w:history="1">
             <w:r>
               <w:rPr>
                 <w:rStyle w:val="a5"/>
@@ -3071,7 +3072,7 @@
               <w:rPr>
                 <w:noProof/>
               </w:rPr>
-              <w:instrText xml:space="preserve"> PAGEREF _Toc242999077 \h </w:instrText>
+              <w:instrText xml:space="preserve"> PAGEREF _Toc243953915 \h </w:instrText>
             </w:r>
             <w:r>
               <w:rPr>
@@ -3116,7 +3117,7 @@
               <w14:ligatures w14:val="standardContextual"/>
             </w:rPr>
           </w:pPr>
-          <w:hyperlink w:anchor="_Toc242999078" w:history="1">
+          <w:hyperlink w:anchor="_Toc243953916" w:history="1">
             <w:r>
               <w:rPr>
                 <w:rStyle w:val="a5"/>
@@ -3147,7 +3148,7 @@
               <w:rPr>
                 <w:noProof/>
               </w:rPr>
-              <w:instrText xml:space="preserve"> PAGEREF _Toc242999078 \h </w:instrText>
+              <w:instrText xml:space="preserve"> PAGEREF _Toc243953916 \h </w:instrText>
             </w:r>
             <w:r>
               <w:rPr>
@@ -3190,7 +3191,7 @@
               <w14:ligatures w14:val="standardContextual"/>
             </w:rPr>
           </w:pPr>
-          <w:hyperlink w:anchor="_Toc242999079" w:history="1">
+          <w:hyperlink w:anchor="_Toc243953917" w:history="1">
             <w:r>
               <w:rPr>
                 <w:rStyle w:val="a5"/>
@@ -3221,7 +3222,7 @@
               <w:rPr>
                 <w:noProof/>
               </w:rPr>
-              <w:instrText xml:space="preserve"> PAGEREF _Toc242999079 \h </w:instrText>
+              <w:instrText xml:space="preserve"> PAGEREF _Toc243953917 \h </w:instrText>
             </w:r>
             <w:r>
               <w:rPr>
@@ -3264,7 +3265,7 @@
               <w14:ligatures w14:val="standardContextual"/>
             </w:rPr>
           </w:pPr>
-          <w:hyperlink w:anchor="_Toc242999080" w:history="1">
+          <w:hyperlink w:anchor="_Toc243953918" w:history="1">
             <w:r>
               <w:rPr>
                 <w:rStyle w:val="a5"/>
@@ -3295,7 +3296,7 @@
               <w:rPr>
                 <w:noProof/>
               </w:rPr>
-              <w:instrText xml:space="preserve"> PAGEREF _Toc242999080 \h </w:instrText>
+              <w:instrText xml:space="preserve"> PAGEREF _Toc243953918 \h </w:instrText>
             </w:r>
             <w:r>
               <w:rPr>
@@ -3338,7 +3339,7 @@
               <w14:ligatures w14:val="standardContextual"/>
             </w:rPr>
           </w:pPr>
-          <w:hyperlink w:anchor="_Toc242999081" w:history="1">
+          <w:hyperlink w:anchor="_Toc243953919" w:history="1">
             <w:r>
               <w:rPr>
                 <w:rStyle w:val="a5"/>
@@ -3369,7 +3370,7 @@
               <w:rPr>
                 <w:noProof/>
               </w:rPr>
-              <w:instrText xml:space="preserve"> PAGEREF _Toc242999081 \h </w:instrText>
+              <w:instrText xml:space="preserve"> PAGEREF _Toc243953919 \h </w:instrText>
             </w:r>
             <w:r>
               <w:rPr>
@@ -3412,7 +3413,7 @@
               <w14:ligatures w14:val="standardContextual"/>
             </w:rPr>
           </w:pPr>
-          <w:hyperlink w:anchor="_Toc242999082" w:history="1">
+          <w:hyperlink w:anchor="_Toc243953920" w:history="1">
             <w:r>
               <w:rPr>
                 <w:rStyle w:val="a5"/>
@@ -3443,7 +3444,7 @@
               <w:rPr>
                 <w:noProof/>
               </w:rPr>
-              <w:instrText xml:space="preserve"> PAGEREF _Toc242999082 \h </w:instrText>
+              <w:instrText xml:space="preserve"> PAGEREF _Toc243953920 \h </w:instrText>
             </w:r>
             <w:r>
               <w:rPr>
@@ -3486,7 +3487,7 @@
               <w14:ligatures w14:val="standardContextual"/>
             </w:rPr>
           </w:pPr>
-          <w:hyperlink w:anchor="_Toc242999083" w:history="1">
+          <w:hyperlink w:anchor="_Toc243953921" w:history="1">
             <w:r>
               <w:rPr>
                 <w:rStyle w:val="a5"/>
@@ -3517,7 +3518,7 @@
               <w:rPr>
                 <w:noProof/>
               </w:rPr>
-              <w:instrText xml:space="preserve"> PAGEREF _Toc242999083 \h </w:instrText>
+              <w:instrText xml:space="preserve"> PAGEREF _Toc243953921 \h </w:instrText>
             </w:r>
             <w:r>
               <w:rPr>
@@ -3562,7 +3563,7 @@
               <w14:ligatures w14:val="standardContextual"/>
             </w:rPr>
           </w:pPr>
-          <w:hyperlink w:anchor="_Toc242999084" w:history="1">
+          <w:hyperlink w:anchor="_Toc243953922" w:history="1">
             <w:r>
               <w:rPr>
                 <w:rStyle w:val="a5"/>
@@ -3600,7 +3601,7 @@
               <w:rPr>
                 <w:noProof/>
               </w:rPr>
-              <w:instrText xml:space="preserve"> PAGEREF _Toc242999084 \h </w:instrText>
+              <w:instrText xml:space="preserve"> PAGEREF _Toc243953922 \h </w:instrText>
             </w:r>
             <w:r>
               <w:rPr>
@@ -3643,7 +3644,7 @@
               <w14:ligatures w14:val="standardContextual"/>
             </w:rPr>
           </w:pPr>
-          <w:hyperlink w:anchor="_Toc242999085" w:history="1">
+          <w:hyperlink w:anchor="_Toc243953923" w:history="1">
             <w:r>
               <w:rPr>
                 <w:rStyle w:val="a5"/>
@@ -3674,7 +3675,7 @@
               <w:rPr>
                 <w:noProof/>
               </w:rPr>
-              <w:instrText xml:space="preserve"> PAGEREF _Toc242999085 \h </w:instrText>
+              <w:instrText xml:space="preserve"> PAGEREF _Toc243953923 \h </w:instrText>
             </w:r>
             <w:r>
               <w:rPr>
@@ -3719,7 +3720,7 @@
               <w14:ligatures w14:val="standardContextual"/>
             </w:rPr>
           </w:pPr>
-          <w:hyperlink w:anchor="_Toc242999086" w:history="1">
+          <w:hyperlink w:anchor="_Toc243953924" w:history="1">
             <w:r>
               <w:rPr>
                 <w:rStyle w:val="a5"/>
@@ -3750,7 +3751,7 @@
               <w:rPr>
                 <w:noProof/>
               </w:rPr>
-              <w:instrText xml:space="preserve"> PAGEREF _Toc242999086 \h </w:instrText>
+              <w:instrText xml:space="preserve"> PAGEREF _Toc243953924 \h </w:instrText>
             </w:r>
             <w:r>
               <w:rPr>
@@ -3793,7 +3794,7 @@
               <w14:ligatures w14:val="standardContextual"/>
             </w:rPr>
           </w:pPr>
-          <w:hyperlink w:anchor="_Toc242999087" w:history="1">
+          <w:hyperlink w:anchor="_Toc243953925" w:history="1">
             <w:r>
               <w:rPr>
                 <w:rStyle w:val="a5"/>
@@ -3824,7 +3825,7 @@
               <w:rPr>
                 <w:noProof/>
               </w:rPr>
-              <w:instrText xml:space="preserve"> PAGEREF _Toc242999087 \h </w:instrText>
+              <w:instrText xml:space="preserve"> PAGEREF _Toc243953925 \h </w:instrText>
             </w:r>
             <w:r>
               <w:rPr>
@@ -3867,7 +3868,7 @@
               <w14:ligatures w14:val="standardContextual"/>
             </w:rPr>
           </w:pPr>
-          <w:hyperlink w:anchor="_Toc242999088" w:history="1">
+          <w:hyperlink w:anchor="_Toc243953926" w:history="1">
             <w:r>
               <w:rPr>
                 <w:rStyle w:val="a5"/>
@@ -3898,7 +3899,7 @@
               <w:rPr>
                 <w:noProof/>
               </w:rPr>
-              <w:instrText xml:space="preserve"> PAGEREF _Toc242999088 \h </w:instrText>
+              <w:instrText xml:space="preserve"> PAGEREF _Toc243953926 \h </w:instrText>
             </w:r>
             <w:r>
               <w:rPr>
@@ -3941,7 +3942,7 @@
               <w14:ligatures w14:val="standardContextual"/>
             </w:rPr>
           </w:pPr>
-          <w:hyperlink w:anchor="_Toc242999089" w:history="1">
+          <w:hyperlink w:anchor="_Toc243953927" w:history="1">
             <w:r>
               <w:rPr>
                 <w:rStyle w:val="a5"/>
@@ -3972,7 +3973,7 @@
               <w:rPr>
                 <w:noProof/>
               </w:rPr>
-              <w:instrText xml:space="preserve"> PAGEREF _Toc242999089 \h </w:instrText>
+              <w:instrText xml:space="preserve"> PAGEREF _Toc243953927 \h </w:instrText>
             </w:r>
             <w:r>
               <w:rPr>
@@ -4015,7 +4016,7 @@
               <w14:ligatures w14:val="standardContextual"/>
             </w:rPr>
           </w:pPr>
-          <w:hyperlink w:anchor="_Toc242999090" w:history="1">
+          <w:hyperlink w:anchor="_Toc243953928" w:history="1">
             <w:r>
               <w:rPr>
                 <w:rStyle w:val="a5"/>
@@ -4046,7 +4047,7 @@
               <w:rPr>
                 <w:noProof/>
               </w:rPr>
-              <w:instrText xml:space="preserve"> PAGEREF _Toc242999090 \h </w:instrText>
+              <w:instrText xml:space="preserve"> PAGEREF _Toc243953928 \h </w:instrText>
             </w:r>
             <w:r>
               <w:rPr>
@@ -4089,7 +4090,7 @@
               <w14:ligatures w14:val="standardContextual"/>
             </w:rPr>
           </w:pPr>
-          <w:hyperlink w:anchor="_Toc242999091" w:history="1">
+          <w:hyperlink w:anchor="_Toc243953929" w:history="1">
             <w:r>
               <w:rPr>
                 <w:rStyle w:val="a5"/>
@@ -4120,7 +4121,7 @@
               <w:rPr>
                 <w:noProof/>
               </w:rPr>
-              <w:instrText xml:space="preserve"> PAGEREF _Toc242999091 \h </w:instrText>
+              <w:instrText xml:space="preserve"> PAGEREF _Toc243953929 \h </w:instrText>
             </w:r>
             <w:r>
               <w:rPr>
@@ -4163,7 +4164,7 @@
               <w14:ligatures w14:val="standardContextual"/>
             </w:rPr>
           </w:pPr>
-          <w:hyperlink w:anchor="_Toc242999092" w:history="1">
+          <w:hyperlink w:anchor="_Toc243953930" w:history="1">
             <w:r>
               <w:rPr>
                 <w:rStyle w:val="a5"/>
@@ -4194,7 +4195,7 @@
               <w:rPr>
                 <w:noProof/>
               </w:rPr>
-              <w:instrText xml:space="preserve"> PAGEREF _Toc242999092 \h </w:instrText>
+              <w:instrText xml:space="preserve"> PAGEREF _Toc243953930 \h </w:instrText>
             </w:r>
             <w:r>
               <w:rPr>
@@ -4239,7 +4240,7 @@
               <w14:ligatures w14:val="standardContextual"/>
             </w:rPr>
           </w:pPr>
-          <w:hyperlink w:anchor="_Toc242999093" w:history="1">
+          <w:hyperlink w:anchor="_Toc243953931" w:history="1">
             <w:r>
               <w:rPr>
                 <w:rStyle w:val="a5"/>
@@ -4270,7 +4271,7 @@
               <w:rPr>
                 <w:noProof/>
               </w:rPr>
-              <w:instrText xml:space="preserve"> PAGEREF _Toc242999093 \h </w:instrText>
+              <w:instrText xml:space="preserve"> PAGEREF _Toc243953931 \h </w:instrText>
             </w:r>
             <w:r>
               <w:rPr>
@@ -4313,7 +4314,7 @@
               <w14:ligatures w14:val="standardContextual"/>
             </w:rPr>
           </w:pPr>
-          <w:hyperlink w:anchor="_Toc242999094" w:history="1">
+          <w:hyperlink w:anchor="_Toc243953932" w:history="1">
             <w:r>
               <w:rPr>
                 <w:rStyle w:val="a5"/>
@@ -4344,7 +4345,7 @@
               <w:rPr>
                 <w:noProof/>
               </w:rPr>
-              <w:instrText xml:space="preserve"> PAGEREF _Toc242999094 \h </w:instrText>
+              <w:instrText xml:space="preserve"> PAGEREF _Toc243953932 \h </w:instrText>
             </w:r>
             <w:r>
               <w:rPr>
@@ -4387,7 +4388,7 @@
               <w14:ligatures w14:val="standardContextual"/>
             </w:rPr>
           </w:pPr>
-          <w:hyperlink w:anchor="_Toc242999095" w:history="1">
+          <w:hyperlink w:anchor="_Toc243953933" w:history="1">
             <w:r>
               <w:rPr>
                 <w:rStyle w:val="a5"/>
@@ -4418,7 +4419,7 @@
               <w:rPr>
                 <w:noProof/>
               </w:rPr>
-              <w:instrText xml:space="preserve"> PAGEREF _Toc242999095 \h </w:instrText>
+              <w:instrText xml:space="preserve"> PAGEREF _Toc243953933 \h </w:instrText>
             </w:r>
             <w:r>
               <w:rPr>
@@ -4461,7 +4462,7 @@
               <w14:ligatures w14:val="standardContextual"/>
             </w:rPr>
           </w:pPr>
-          <w:hyperlink w:anchor="_Toc242999096" w:history="1">
+          <w:hyperlink w:anchor="_Toc243953934" w:history="1">
             <w:r>
               <w:rPr>
                 <w:rStyle w:val="a5"/>
@@ -4492,7 +4493,7 @@
               <w:rPr>
                 <w:noProof/>
               </w:rPr>
-              <w:instrText xml:space="preserve"> PAGEREF _Toc242999096 \h </w:instrText>
+              <w:instrText xml:space="preserve"> PAGEREF _Toc243953934 \h </w:instrText>
             </w:r>
             <w:r>
               <w:rPr>
@@ -4535,7 +4536,7 @@
               <w14:ligatures w14:val="standardContextual"/>
             </w:rPr>
           </w:pPr>
-          <w:hyperlink w:anchor="_Toc242999097" w:history="1">
+          <w:hyperlink w:anchor="_Toc243953935" w:history="1">
             <w:r>
               <w:rPr>
                 <w:rStyle w:val="a5"/>
@@ -4566,7 +4567,7 @@
               <w:rPr>
                 <w:noProof/>
               </w:rPr>
-              <w:instrText xml:space="preserve"> PAGEREF _Toc242999097 \h </w:instrText>
+              <w:instrText xml:space="preserve"> PAGEREF _Toc243953935 \h </w:instrText>
             </w:r>
             <w:r>
               <w:rPr>
@@ -4611,7 +4612,7 @@
               <w14:ligatures w14:val="standardContextual"/>
             </w:rPr>
           </w:pPr>
-          <w:hyperlink w:anchor="_Toc242999098" w:history="1">
+          <w:hyperlink w:anchor="_Toc243953936" w:history="1">
             <w:r>
               <w:rPr>
                 <w:rStyle w:val="a5"/>
@@ -4642,7 +4643,7 @@
               <w:rPr>
                 <w:noProof/>
               </w:rPr>
-              <w:instrText xml:space="preserve"> PAGEREF _Toc242999098 \h </w:instrText>
+              <w:instrText xml:space="preserve"> PAGEREF _Toc243953936 \h </w:instrText>
             </w:r>
             <w:r>
               <w:rPr>
@@ -4687,7 +4688,7 @@
               <w14:ligatures w14:val="standardContextual"/>
             </w:rPr>
           </w:pPr>
-          <w:hyperlink w:anchor="_Toc242999099" w:history="1">
+          <w:hyperlink w:anchor="_Toc243953937" w:history="1">
             <w:r>
               <w:rPr>
                 <w:rStyle w:val="a5"/>
@@ -4718,7 +4719,7 @@
               <w:rPr>
                 <w:noProof/>
               </w:rPr>
-              <w:instrText xml:space="preserve"> PAGEREF _Toc242999099 \h </w:instrText>
+              <w:instrText xml:space="preserve"> PAGEREF _Toc243953937 \h </w:instrText>
             </w:r>
             <w:r>
               <w:rPr>
@@ -4763,7 +4764,7 @@
               <w14:ligatures w14:val="standardContextual"/>
             </w:rPr>
           </w:pPr>
-          <w:hyperlink w:anchor="_Toc242999100" w:history="1">
+          <w:hyperlink w:anchor="_Toc243953938" w:history="1">
             <w:r>
               <w:rPr>
                 <w:rStyle w:val="a5"/>
@@ -4794,7 +4795,7 @@
               <w:rPr>
                 <w:noProof/>
               </w:rPr>
-              <w:instrText xml:space="preserve"> PAGEREF _Toc242999100 \h </w:instrText>
+              <w:instrText xml:space="preserve"> PAGEREF _Toc243953938 \h </w:instrText>
             </w:r>
             <w:r>
               <w:rPr>
@@ -4885,7 +4886,7 @@
       <w:pPr>
         <w:pStyle w:val="1"/>
       </w:pPr>
-      <w:bookmarkStart w:id="0" w:name="_Toc242999042"/>
+      <w:bookmarkStart w:id="0" w:name="_Toc243953880"/>
       <w:r>
         <w:t>1</w:t>
       </w:r>
@@ -4923,7 +4924,19 @@
           <w:bdr w:val="single" w:sz="4" w:space="0" w:color="C3C9D4"/>
           <w:shd w:val="clear" w:color="auto" w:fill="F1F3F7"/>
         </w:rPr>
-        <w:t> Enter </w:t>
+        <w:t> </w:t>
+      </w:r>
+      <w:r>
+        <w:rPr>
+          <w:b/>
+          <w:bCs/>
+          <w:color w:val="2B3140"/>
+          <w:sz w:val="18"/>
+          <w:szCs w:val="18"/>
+          <w:bdr w:val="single" w:sz="4" w:space="0" w:color="C3C9D4"/>
+          <w:shd w:val="clear" w:color="auto" w:fill="F1F3F7"/>
+        </w:rPr>
+        <w:t>Enter </w:t>
       </w:r>
       <w:r>
         <w:t xml:space="preserve"> </w:t>
@@ -4959,7 +4972,7 @@
       <w:pPr>
         <w:pStyle w:val="2"/>
       </w:pPr>
-      <w:bookmarkStart w:id="1" w:name="_Toc242999043"/>
+      <w:bookmarkStart w:id="1" w:name="_Toc243953881"/>
       <w:r>
         <w:t>1.1</w:t>
       </w:r>
@@ -4991,6 +5004,12 @@
         <w:gridCol w:w="6881"/>
       </w:tblGrid>
       <w:tr>
+        <w:tblPrEx>
+          <w:tblCellMar>
+            <w:top w:w="0" w:type="dxa"/>
+            <w:bottom w:w="0" w:type="dxa"/>
+          </w:tblCellMar>
+        </w:tblPrEx>
         <w:trPr>
           <w:cantSplit/>
           <w:tblHeader/>
@@ -5053,6 +5072,12 @@
         </w:tc>
       </w:tr>
       <w:tr>
+        <w:tblPrEx>
+          <w:tblCellMar>
+            <w:top w:w="0" w:type="dxa"/>
+            <w:bottom w:w="0" w:type="dxa"/>
+          </w:tblCellMar>
+        </w:tblPrEx>
         <w:trPr>
           <w:cantSplit/>
         </w:trPr>
@@ -5106,6 +5131,12 @@
         </w:tc>
       </w:tr>
       <w:tr>
+        <w:tblPrEx>
+          <w:tblCellMar>
+            <w:top w:w="0" w:type="dxa"/>
+            <w:bottom w:w="0" w:type="dxa"/>
+          </w:tblCellMar>
+        </w:tblPrEx>
         <w:trPr>
           <w:cantSplit/>
         </w:trPr>
@@ -5159,6 +5190,12 @@
         </w:tc>
       </w:tr>
       <w:tr>
+        <w:tblPrEx>
+          <w:tblCellMar>
+            <w:top w:w="0" w:type="dxa"/>
+            <w:bottom w:w="0" w:type="dxa"/>
+          </w:tblCellMar>
+        </w:tblPrEx>
         <w:trPr>
           <w:cantSplit/>
         </w:trPr>
@@ -5212,6 +5249,12 @@
         </w:tc>
       </w:tr>
       <w:tr>
+        <w:tblPrEx>
+          <w:tblCellMar>
+            <w:top w:w="0" w:type="dxa"/>
+            <w:bottom w:w="0" w:type="dxa"/>
+          </w:tblCellMar>
+        </w:tblPrEx>
         <w:trPr>
           <w:cantSplit/>
         </w:trPr>
@@ -5335,6 +5378,12 @@
         </w:tc>
       </w:tr>
       <w:tr>
+        <w:tblPrEx>
+          <w:tblCellMar>
+            <w:top w:w="0" w:type="dxa"/>
+            <w:bottom w:w="0" w:type="dxa"/>
+          </w:tblCellMar>
+        </w:tblPrEx>
         <w:trPr>
           <w:cantSplit/>
         </w:trPr>
@@ -5402,6 +5451,12 @@
         </w:tc>
       </w:tr>
       <w:tr>
+        <w:tblPrEx>
+          <w:tblCellMar>
+            <w:top w:w="0" w:type="dxa"/>
+            <w:bottom w:w="0" w:type="dxa"/>
+          </w:tblCellMar>
+        </w:tblPrEx>
         <w:trPr>
           <w:cantSplit/>
         </w:trPr>
@@ -5469,6 +5524,12 @@
         </w:tc>
       </w:tr>
       <w:tr>
+        <w:tblPrEx>
+          <w:tblCellMar>
+            <w:top w:w="0" w:type="dxa"/>
+            <w:bottom w:w="0" w:type="dxa"/>
+          </w:tblCellMar>
+        </w:tblPrEx>
         <w:trPr>
           <w:cantSplit/>
         </w:trPr>
@@ -5571,6 +5632,12 @@
         </w:tc>
       </w:tr>
       <w:tr>
+        <w:tblPrEx>
+          <w:tblCellMar>
+            <w:top w:w="0" w:type="dxa"/>
+            <w:bottom w:w="0" w:type="dxa"/>
+          </w:tblCellMar>
+        </w:tblPrEx>
         <w:trPr>
           <w:cantSplit/>
         </w:trPr>
@@ -5624,6 +5691,12 @@
         </w:tc>
       </w:tr>
       <w:tr>
+        <w:tblPrEx>
+          <w:tblCellMar>
+            <w:top w:w="0" w:type="dxa"/>
+            <w:bottom w:w="0" w:type="dxa"/>
+          </w:tblCellMar>
+        </w:tblPrEx>
         <w:trPr>
           <w:cantSplit/>
         </w:trPr>
@@ -5686,7 +5759,7 @@
       <w:pPr>
         <w:pStyle w:val="2"/>
       </w:pPr>
-      <w:bookmarkStart w:id="2" w:name="_Toc242999044"/>
+      <w:bookmarkStart w:id="2" w:name="_Toc243953882"/>
       <w:r>
         <w:lastRenderedPageBreak/>
         <w:t>1.2</w:t>
@@ -5719,6 +5792,12 @@
         <w:gridCol w:w="6509"/>
       </w:tblGrid>
       <w:tr>
+        <w:tblPrEx>
+          <w:tblCellMar>
+            <w:top w:w="0" w:type="dxa"/>
+            <w:bottom w:w="0" w:type="dxa"/>
+          </w:tblCellMar>
+        </w:tblPrEx>
         <w:trPr>
           <w:cantSplit/>
           <w:tblHeader/>
@@ -5781,6 +5860,12 @@
         </w:tc>
       </w:tr>
       <w:tr>
+        <w:tblPrEx>
+          <w:tblCellMar>
+            <w:top w:w="0" w:type="dxa"/>
+            <w:bottom w:w="0" w:type="dxa"/>
+          </w:tblCellMar>
+        </w:tblPrEx>
         <w:trPr>
           <w:cantSplit/>
         </w:trPr>
@@ -5883,6 +5968,12 @@
         </w:tc>
       </w:tr>
       <w:tr>
+        <w:tblPrEx>
+          <w:tblCellMar>
+            <w:top w:w="0" w:type="dxa"/>
+            <w:bottom w:w="0" w:type="dxa"/>
+          </w:tblCellMar>
+        </w:tblPrEx>
         <w:trPr>
           <w:cantSplit/>
         </w:trPr>
@@ -5971,6 +6062,12 @@
         </w:tc>
       </w:tr>
       <w:tr>
+        <w:tblPrEx>
+          <w:tblCellMar>
+            <w:top w:w="0" w:type="dxa"/>
+            <w:bottom w:w="0" w:type="dxa"/>
+          </w:tblCellMar>
+        </w:tblPrEx>
         <w:trPr>
           <w:cantSplit/>
         </w:trPr>
@@ -6059,6 +6156,12 @@
         </w:tc>
       </w:tr>
       <w:tr>
+        <w:tblPrEx>
+          <w:tblCellMar>
+            <w:top w:w="0" w:type="dxa"/>
+            <w:bottom w:w="0" w:type="dxa"/>
+          </w:tblCellMar>
+        </w:tblPrEx>
         <w:trPr>
           <w:cantSplit/>
         </w:trPr>
@@ -6135,7 +6238,7 @@
       <w:pPr>
         <w:pStyle w:val="2"/>
       </w:pPr>
-      <w:bookmarkStart w:id="3" w:name="_Toc242999045"/>
+      <w:bookmarkStart w:id="3" w:name="_Toc243953883"/>
       <w:r>
         <w:t>1.3</w:t>
       </w:r>
@@ -6263,7 +6366,7 @@
       <w:pPr>
         <w:pStyle w:val="2"/>
       </w:pPr>
-      <w:bookmarkStart w:id="4" w:name="_Toc242999046"/>
+      <w:bookmarkStart w:id="4" w:name="_Toc243953884"/>
       <w:r>
         <w:t>1.4</w:t>
       </w:r>
@@ -6310,10 +6413,7 @@
           <w:bdr w:val="single" w:sz="4" w:space="0" w:color="C3C9D4"/>
           <w:shd w:val="clear" w:color="auto" w:fill="F1F3F7"/>
         </w:rPr>
-        <w:t> Enter </w:t>
-      </w:r>
-      <w:r>
-        <w:t>、</w:t>
+        <w:t> </w:t>
       </w:r>
       <w:r>
         <w:rPr>
@@ -6325,7 +6425,34 @@
           <w:bdr w:val="single" w:sz="4" w:space="0" w:color="C3C9D4"/>
           <w:shd w:val="clear" w:color="auto" w:fill="F1F3F7"/>
         </w:rPr>
-        <w:t> Ctrl+Alt+Q </w:t>
+        <w:t>Enter </w:t>
+      </w:r>
+      <w:r>
+        <w:t>、</w:t>
+      </w:r>
+      <w:r>
+        <w:rPr>
+          <w:b/>
+          <w:bCs/>
+          <w:color w:val="2B3140"/>
+          <w:sz w:val="18"/>
+          <w:szCs w:val="18"/>
+          <w:bdr w:val="single" w:sz="4" w:space="0" w:color="C3C9D4"/>
+          <w:shd w:val="clear" w:color="auto" w:fill="F1F3F7"/>
+        </w:rPr>
+        <w:t> </w:t>
+      </w:r>
+      <w:r>
+        <w:rPr>
+          <w:b/>
+          <w:bCs/>
+          <w:color w:val="2B3140"/>
+          <w:sz w:val="18"/>
+          <w:szCs w:val="18"/>
+          <w:bdr w:val="single" w:sz="4" w:space="0" w:color="C3C9D4"/>
+          <w:shd w:val="clear" w:color="auto" w:fill="F1F3F7"/>
+        </w:rPr>
+        <w:t>Ctrl+Alt+Q </w:t>
       </w:r>
       <w:r>
         <w:t>。</w:t>
@@ -6425,7 +6552,7 @@
       <w:pPr>
         <w:pStyle w:val="1"/>
       </w:pPr>
-      <w:bookmarkStart w:id="5" w:name="_Toc242999047"/>
+      <w:bookmarkStart w:id="5" w:name="_Toc243953885"/>
       <w:r>
         <w:t>2</w:t>
       </w:r>
@@ -6438,7 +6565,7 @@
       <w:pPr>
         <w:pStyle w:val="2"/>
       </w:pPr>
-      <w:bookmarkStart w:id="6" w:name="_Toc242999048"/>
+      <w:bookmarkStart w:id="6" w:name="_Toc243953886"/>
       <w:r>
         <w:t>2.1</w:t>
       </w:r>
@@ -6587,6 +6714,12 @@
         <w:gridCol w:w="9298"/>
       </w:tblGrid>
       <w:tr>
+        <w:tblPrEx>
+          <w:tblCellMar>
+            <w:top w:w="0" w:type="dxa"/>
+            <w:bottom w:w="0" w:type="dxa"/>
+          </w:tblCellMar>
+        </w:tblPrEx>
         <w:trPr>
           <w:cantSplit/>
         </w:trPr>
@@ -6648,7 +6781,7 @@
       <w:pPr>
         <w:pStyle w:val="2"/>
       </w:pPr>
-      <w:bookmarkStart w:id="7" w:name="_Toc242999049"/>
+      <w:bookmarkStart w:id="7" w:name="_Toc243953887"/>
       <w:r>
         <w:t>2.2</w:t>
       </w:r>
@@ -6762,6 +6895,12 @@
         <w:gridCol w:w="9298"/>
       </w:tblGrid>
       <w:tr>
+        <w:tblPrEx>
+          <w:tblCellMar>
+            <w:top w:w="0" w:type="dxa"/>
+            <w:bottom w:w="0" w:type="dxa"/>
+          </w:tblCellMar>
+        </w:tblPrEx>
         <w:tc>
           <w:tcPr>
             <w:tcW w:w="0" w:type="auto"/>
@@ -6799,7 +6938,7 @@
       <w:pPr>
         <w:pStyle w:val="2"/>
       </w:pPr>
-      <w:bookmarkStart w:id="8" w:name="_Toc242999050"/>
+      <w:bookmarkStart w:id="8" w:name="_Toc243953888"/>
       <w:r>
         <w:t>2.3</w:t>
       </w:r>
@@ -6937,7 +7076,7 @@
       <w:pPr>
         <w:pStyle w:val="2"/>
       </w:pPr>
-      <w:bookmarkStart w:id="9" w:name="_Toc242999051"/>
+      <w:bookmarkStart w:id="9" w:name="_Toc243953889"/>
       <w:r>
         <w:t>2.4</w:t>
       </w:r>
@@ -6962,10 +7101,10 @@
           <w:noProof/>
         </w:rPr>
         <w:drawing>
-          <wp:inline distT="0" distB="0" distL="0" distR="0" wp14:anchorId="2087607F" wp14:editId="048DB325">
+          <wp:inline distT="0" distB="0" distL="0" distR="0" wp14:anchorId="3FF0F5CA" wp14:editId="1A122D69">
             <wp:extent cx="3962400" cy="4352925"/>
             <wp:effectExtent l="0" t="0" r="0" b="0"/>
-            <wp:docPr id="2060520001" name="welcome" descr="welcome" title="welcome"/>
+            <wp:docPr id="14890140" name="welcome" descr="welcome" title="welcome"/>
             <wp:cNvGraphicFramePr>
               <a:graphicFrameLocks xmlns:a="http://schemas.openxmlformats.org/drawingml/2006/main" noChangeAspect="1"/>
             </wp:cNvGraphicFramePr>
@@ -7148,7 +7287,7 @@
       <w:pPr>
         <w:pStyle w:val="2"/>
       </w:pPr>
-      <w:bookmarkStart w:id="10" w:name="_Toc242999052"/>
+      <w:bookmarkStart w:id="10" w:name="_Toc243953890"/>
       <w:r>
         <w:t>2.5</w:t>
       </w:r>
@@ -7242,10 +7381,10 @@
           <w:noProof/>
         </w:rPr>
         <w:drawing>
-          <wp:inline distT="0" distB="0" distL="0" distR="0" wp14:anchorId="4B1E3F19" wp14:editId="626785CF">
+          <wp:inline distT="0" distB="0" distL="0" distR="0" wp14:anchorId="4664E59E" wp14:editId="27C9BB63">
             <wp:extent cx="3962400" cy="3581400"/>
             <wp:effectExtent l="0" t="0" r="0" b="0"/>
-            <wp:docPr id="1314365827" name="tray-menu" descr="tray-menu" title="tray-menu"/>
+            <wp:docPr id="1420919901" name="tray-menu" descr="tray-menu" title="tray-menu"/>
             <wp:cNvGraphicFramePr>
               <a:graphicFrameLocks xmlns:a="http://schemas.openxmlformats.org/drawingml/2006/main" noChangeAspect="1"/>
             </wp:cNvGraphicFramePr>
@@ -7347,6 +7486,12 @@
         <w:gridCol w:w="9298"/>
       </w:tblGrid>
       <w:tr>
+        <w:tblPrEx>
+          <w:tblCellMar>
+            <w:top w:w="0" w:type="dxa"/>
+            <w:bottom w:w="0" w:type="dxa"/>
+          </w:tblCellMar>
+        </w:tblPrEx>
         <w:trPr>
           <w:cantSplit/>
         </w:trPr>
@@ -7438,7 +7583,7 @@
       <w:pPr>
         <w:pStyle w:val="1"/>
       </w:pPr>
-      <w:bookmarkStart w:id="11" w:name="_Toc242999053"/>
+      <w:bookmarkStart w:id="11" w:name="_Toc243953891"/>
       <w:r>
         <w:t>3</w:t>
       </w:r>
@@ -7451,7 +7596,7 @@
       <w:pPr>
         <w:pStyle w:val="2"/>
       </w:pPr>
-      <w:bookmarkStart w:id="12" w:name="_Toc242999054"/>
+      <w:bookmarkStart w:id="12" w:name="_Toc243953892"/>
       <w:r>
         <w:t>3.1</w:t>
       </w:r>
@@ -7504,39 +7649,7 @@
           <w:bdr w:val="single" w:sz="4" w:space="0" w:color="C3C9D4"/>
           <w:shd w:val="clear" w:color="auto" w:fill="F1F3F7"/>
         </w:rPr>
-        <w:t> Ctrl+Alt+Q </w:t>
-      </w:r>
-      <w:r>
-        <w:t>，或按一下系統匣圖示，也可以按浮動工具列上的「掃描整個螢幕」。</w:t>
-      </w:r>
-    </w:p>
-    <w:p>
-      <w:pPr>
-        <w:pStyle w:val="a4"/>
-        <w:numPr>
-          <w:ilvl w:val="0"/>
-          <w:numId w:val="5"/>
-        </w:numPr>
-        <w:spacing w:after="80"/>
-      </w:pPr>
-      <w:r>
-        <w:t>畫面會暫時凍結並變暗，一道掃描光條掃過後，每一個找到的條碼都會加上結果標籤。</w:t>
-      </w:r>
-    </w:p>
-    <w:p>
-      <w:pPr>
-        <w:pStyle w:val="a4"/>
-        <w:numPr>
-          <w:ilvl w:val="0"/>
-          <w:numId w:val="5"/>
-        </w:numPr>
-        <w:spacing w:after="80"/>
-      </w:pPr>
-      <w:r>
-        <w:t>按</w:t>
-      </w:r>
-      <w:r>
-        <w:t xml:space="preserve"> </w:t>
+        <w:t> </w:t>
       </w:r>
       <w:r>
         <w:rPr>
@@ -7548,13 +7661,10 @@
           <w:bdr w:val="single" w:sz="4" w:space="0" w:color="C3C9D4"/>
           <w:shd w:val="clear" w:color="auto" w:fill="F1F3F7"/>
         </w:rPr>
-        <w:t> Enter </w:t>
-      </w:r>
-      <w:r>
-        <w:t xml:space="preserve"> </w:t>
-      </w:r>
-      <w:r>
-        <w:t>開啟目前選取的條碼，或直接點選想要的標籤。</w:t>
+        <w:t>Ctrl+Alt+Q </w:t>
+      </w:r>
+      <w:r>
+        <w:t>，或按一下系統匣圖示，也可以按浮動工具列上的「掃描整個螢幕」。</w:t>
       </w:r>
     </w:p>
     <w:p>
@@ -7567,7 +7677,20 @@
         <w:spacing w:after="80"/>
       </w:pPr>
       <w:r>
-        <w:t>完成後按</w:t>
+        <w:t>畫面會暫時凍結並變暗，一道掃描光條掃過後，每一個找到的條碼都會加上結果標籤。</w:t>
+      </w:r>
+    </w:p>
+    <w:p>
+      <w:pPr>
+        <w:pStyle w:val="a4"/>
+        <w:numPr>
+          <w:ilvl w:val="0"/>
+          <w:numId w:val="5"/>
+        </w:numPr>
+        <w:spacing w:after="80"/>
+      </w:pPr>
+      <w:r>
+        <w:t>按</w:t>
       </w:r>
       <w:r>
         <w:t xml:space="preserve"> </w:t>
@@ -7582,7 +7705,65 @@
           <w:bdr w:val="single" w:sz="4" w:space="0" w:color="C3C9D4"/>
           <w:shd w:val="clear" w:color="auto" w:fill="F1F3F7"/>
         </w:rPr>
-        <w:t> Esc </w:t>
+        <w:t> </w:t>
+      </w:r>
+      <w:r>
+        <w:rPr>
+          <w:b/>
+          <w:bCs/>
+          <w:color w:val="2B3140"/>
+          <w:sz w:val="18"/>
+          <w:szCs w:val="18"/>
+          <w:bdr w:val="single" w:sz="4" w:space="0" w:color="C3C9D4"/>
+          <w:shd w:val="clear" w:color="auto" w:fill="F1F3F7"/>
+        </w:rPr>
+        <w:t>Enter </w:t>
+      </w:r>
+      <w:r>
+        <w:t xml:space="preserve"> </w:t>
+      </w:r>
+      <w:r>
+        <w:t>開啟目前選取的條碼，或直接點選想要的標籤。</w:t>
+      </w:r>
+    </w:p>
+    <w:p>
+      <w:pPr>
+        <w:pStyle w:val="a4"/>
+        <w:numPr>
+          <w:ilvl w:val="0"/>
+          <w:numId w:val="5"/>
+        </w:numPr>
+        <w:spacing w:after="80"/>
+      </w:pPr>
+      <w:r>
+        <w:t>完成後按</w:t>
+      </w:r>
+      <w:r>
+        <w:t xml:space="preserve"> </w:t>
+      </w:r>
+      <w:r>
+        <w:rPr>
+          <w:b/>
+          <w:bCs/>
+          <w:color w:val="2B3140"/>
+          <w:sz w:val="18"/>
+          <w:szCs w:val="18"/>
+          <w:bdr w:val="single" w:sz="4" w:space="0" w:color="C3C9D4"/>
+          <w:shd w:val="clear" w:color="auto" w:fill="F1F3F7"/>
+        </w:rPr>
+        <w:t> </w:t>
+      </w:r>
+      <w:r>
+        <w:rPr>
+          <w:b/>
+          <w:bCs/>
+          <w:color w:val="2B3140"/>
+          <w:sz w:val="18"/>
+          <w:szCs w:val="18"/>
+          <w:bdr w:val="single" w:sz="4" w:space="0" w:color="C3C9D4"/>
+          <w:shd w:val="clear" w:color="auto" w:fill="F1F3F7"/>
+        </w:rPr>
+        <w:t>Esc </w:t>
       </w:r>
       <w:r>
         <w:t xml:space="preserve"> </w:t>
@@ -7607,10 +7788,10 @@
           <w:noProof/>
         </w:rPr>
         <w:drawing>
-          <wp:inline distT="0" distB="0" distL="0" distR="0" wp14:anchorId="38854D56" wp14:editId="6CF4AEBC">
+          <wp:inline distT="0" distB="0" distL="0" distR="0" wp14:anchorId="01268868" wp14:editId="3E4B9D2D">
             <wp:extent cx="5905500" cy="3409950"/>
             <wp:effectExtent l="0" t="0" r="0" b="0"/>
-            <wp:docPr id="1861012282" name="scan-screen" descr="scan-screen" title="scan-screen"/>
+            <wp:docPr id="2142247958" name="scan-screen" descr="scan-screen" title="scan-screen"/>
             <wp:cNvGraphicFramePr>
               <a:graphicFrameLocks xmlns:a="http://schemas.openxmlformats.org/drawingml/2006/main" noChangeAspect="1"/>
             </wp:cNvGraphicFramePr>
@@ -7719,6 +7900,12 @@
         <w:gridCol w:w="7252"/>
       </w:tblGrid>
       <w:tr>
+        <w:tblPrEx>
+          <w:tblCellMar>
+            <w:top w:w="0" w:type="dxa"/>
+            <w:bottom w:w="0" w:type="dxa"/>
+          </w:tblCellMar>
+        </w:tblPrEx>
         <w:trPr>
           <w:cantSplit/>
           <w:tblHeader/>
@@ -7781,6 +7968,12 @@
         </w:tc>
       </w:tr>
       <w:tr>
+        <w:tblPrEx>
+          <w:tblCellMar>
+            <w:top w:w="0" w:type="dxa"/>
+            <w:bottom w:w="0" w:type="dxa"/>
+          </w:tblCellMar>
+        </w:tblPrEx>
         <w:trPr>
           <w:cantSplit/>
         </w:trPr>
@@ -7834,6 +8027,12 @@
         </w:tc>
       </w:tr>
       <w:tr>
+        <w:tblPrEx>
+          <w:tblCellMar>
+            <w:top w:w="0" w:type="dxa"/>
+            <w:bottom w:w="0" w:type="dxa"/>
+          </w:tblCellMar>
+        </w:tblPrEx>
         <w:trPr>
           <w:cantSplit/>
         </w:trPr>
@@ -7901,7 +8100,19 @@
                 <w:bdr w:val="single" w:sz="4" w:space="0" w:color="C3C9D4"/>
                 <w:shd w:val="clear" w:color="auto" w:fill="F1F3F7"/>
               </w:rPr>
-              <w:t> Enter </w:t>
+              <w:t> </w:t>
+            </w:r>
+            <w:r>
+              <w:rPr>
+                <w:b/>
+                <w:bCs/>
+                <w:color w:val="2B3140"/>
+                <w:sz w:val="16"/>
+                <w:szCs w:val="16"/>
+                <w:bdr w:val="single" w:sz="4" w:space="0" w:color="C3C9D4"/>
+                <w:shd w:val="clear" w:color="auto" w:fill="F1F3F7"/>
+              </w:rPr>
+              <w:t>Enter </w:t>
             </w:r>
             <w:r>
               <w:rPr>
@@ -7921,6 +8132,12 @@
         </w:tc>
       </w:tr>
       <w:tr>
+        <w:tblPrEx>
+          <w:tblCellMar>
+            <w:top w:w="0" w:type="dxa"/>
+            <w:bottom w:w="0" w:type="dxa"/>
+          </w:tblCellMar>
+        </w:tblPrEx>
         <w:trPr>
           <w:cantSplit/>
         </w:trPr>
@@ -7988,6 +8205,12 @@
         </w:tc>
       </w:tr>
       <w:tr>
+        <w:tblPrEx>
+          <w:tblCellMar>
+            <w:top w:w="0" w:type="dxa"/>
+            <w:bottom w:w="0" w:type="dxa"/>
+          </w:tblCellMar>
+        </w:tblPrEx>
         <w:trPr>
           <w:cantSplit/>
         </w:trPr>
@@ -8055,7 +8278,7 @@
       <w:pPr>
         <w:pStyle w:val="2"/>
       </w:pPr>
-      <w:bookmarkStart w:id="13" w:name="_Toc242999055"/>
+      <w:bookmarkStart w:id="13" w:name="_Toc243953893"/>
       <w:r>
         <w:t>3.2</w:t>
       </w:r>
@@ -8094,7 +8317,19 @@
           <w:bdr w:val="single" w:sz="4" w:space="0" w:color="C3C9D4"/>
           <w:shd w:val="clear" w:color="auto" w:fill="F1F3F7"/>
         </w:rPr>
-        <w:t> Ctrl+Alt+A </w:t>
+        <w:t> </w:t>
+      </w:r>
+      <w:r>
+        <w:rPr>
+          <w:b/>
+          <w:bCs/>
+          <w:color w:val="2B3140"/>
+          <w:sz w:val="18"/>
+          <w:szCs w:val="18"/>
+          <w:bdr w:val="single" w:sz="4" w:space="0" w:color="C3C9D4"/>
+          <w:shd w:val="clear" w:color="auto" w:fill="F1F3F7"/>
+        </w:rPr>
+        <w:t>Ctrl+Alt+A </w:t>
       </w:r>
       <w:r>
         <w:t>，或在系統匣選單、浮動工具列中選擇「選取區域」。</w:t>
@@ -8142,10 +8377,10 @@
           <w:noProof/>
         </w:rPr>
         <w:drawing>
-          <wp:inline distT="0" distB="0" distL="0" distR="0" wp14:anchorId="01E061FB" wp14:editId="181B7B14">
+          <wp:inline distT="0" distB="0" distL="0" distR="0" wp14:anchorId="75D9A54E" wp14:editId="39A7A476">
             <wp:extent cx="5905500" cy="3409950"/>
             <wp:effectExtent l="0" t="0" r="0" b="0"/>
-            <wp:docPr id="676372182" name="scan-region" descr="scan-region" title="scan-region"/>
+            <wp:docPr id="71698636" name="scan-region" descr="scan-region" title="scan-region"/>
             <wp:cNvGraphicFramePr>
               <a:graphicFrameLocks xmlns:a="http://schemas.openxmlformats.org/drawingml/2006/main" noChangeAspect="1"/>
             </wp:cNvGraphicFramePr>
@@ -8247,6 +8482,12 @@
         <w:gridCol w:w="9298"/>
       </w:tblGrid>
       <w:tr>
+        <w:tblPrEx>
+          <w:tblCellMar>
+            <w:top w:w="0" w:type="dxa"/>
+            <w:bottom w:w="0" w:type="dxa"/>
+          </w:tblCellMar>
+        </w:tblPrEx>
         <w:trPr>
           <w:cantSplit/>
         </w:trPr>
@@ -8290,7 +8531,7 @@
       <w:pPr>
         <w:pStyle w:val="2"/>
       </w:pPr>
-      <w:bookmarkStart w:id="14" w:name="_Toc242999056"/>
+      <w:bookmarkStart w:id="14" w:name="_Toc243953894"/>
       <w:r>
         <w:t>3.3</w:t>
       </w:r>
@@ -8320,7 +8561,7 @@
       <w:pPr>
         <w:pStyle w:val="2"/>
       </w:pPr>
-      <w:bookmarkStart w:id="15" w:name="_Toc242999057"/>
+      <w:bookmarkStart w:id="15" w:name="_Toc243953895"/>
       <w:r>
         <w:t>3.4</w:t>
       </w:r>
@@ -8357,6 +8598,12 @@
         <w:gridCol w:w="6509"/>
       </w:tblGrid>
       <w:tr>
+        <w:tblPrEx>
+          <w:tblCellMar>
+            <w:top w:w="0" w:type="dxa"/>
+            <w:bottom w:w="0" w:type="dxa"/>
+          </w:tblCellMar>
+        </w:tblPrEx>
         <w:trPr>
           <w:cantSplit/>
           <w:tblHeader/>
@@ -8419,6 +8666,12 @@
         </w:tc>
       </w:tr>
       <w:tr>
+        <w:tblPrEx>
+          <w:tblCellMar>
+            <w:top w:w="0" w:type="dxa"/>
+            <w:bottom w:w="0" w:type="dxa"/>
+          </w:tblCellMar>
+        </w:tblPrEx>
         <w:trPr>
           <w:cantSplit/>
         </w:trPr>
@@ -8447,54 +8700,8 @@
                 <w:bdr w:val="single" w:sz="4" w:space="0" w:color="C3C9D4"/>
                 <w:shd w:val="clear" w:color="auto" w:fill="F1F3F7"/>
               </w:rPr>
-              <w:t> Enter </w:t>
-            </w:r>
-          </w:p>
-        </w:tc>
-        <w:tc>
-          <w:tcPr>
-            <w:tcW w:w="6509" w:type="dxa"/>
-            <w:tcMar>
-              <w:top w:w="90" w:type="dxa"/>
-              <w:left w:w="140" w:type="dxa"/>
-              <w:bottom w:w="90" w:type="dxa"/>
-              <w:right w:w="140" w:type="dxa"/>
-            </w:tcMar>
-            <w:vAlign w:val="center"/>
-          </w:tcPr>
-          <w:p>
-            <w:pPr>
-              <w:spacing w:after="0" w:line="300" w:lineRule="auto"/>
-            </w:pPr>
-            <w:r>
-              <w:rPr>
-                <w:sz w:val="19"/>
-                <w:szCs w:val="19"/>
-              </w:rPr>
-              <w:t>開啟目前選取的條碼。</w:t>
-            </w:r>
-          </w:p>
-        </w:tc>
-      </w:tr>
-      <w:tr>
-        <w:trPr>
-          <w:cantSplit/>
-        </w:trPr>
-        <w:tc>
-          <w:tcPr>
-            <w:tcW w:w="2789" w:type="dxa"/>
-            <w:tcMar>
-              <w:top w:w="90" w:type="dxa"/>
-              <w:left w:w="140" w:type="dxa"/>
-              <w:bottom w:w="90" w:type="dxa"/>
-              <w:right w:w="140" w:type="dxa"/>
-            </w:tcMar>
-            <w:vAlign w:val="center"/>
-          </w:tcPr>
-          <w:p>
-            <w:pPr>
-              <w:spacing w:after="0" w:line="300" w:lineRule="auto"/>
-            </w:pPr>
+              <w:t> </w:t>
+            </w:r>
             <w:r>
               <w:rPr>
                 <w:b/>
@@ -8505,15 +8712,60 @@
                 <w:bdr w:val="single" w:sz="4" w:space="0" w:color="C3C9D4"/>
                 <w:shd w:val="clear" w:color="auto" w:fill="F1F3F7"/>
               </w:rPr>
-              <w:t> Tab </w:t>
-            </w:r>
-            <w:r>
-              <w:rPr>
-                <w:sz w:val="19"/>
-                <w:szCs w:val="19"/>
-              </w:rPr>
-              <w:t>、</w:t>
-            </w:r>
+              <w:t>Enter </w:t>
+            </w:r>
+          </w:p>
+        </w:tc>
+        <w:tc>
+          <w:tcPr>
+            <w:tcW w:w="6509" w:type="dxa"/>
+            <w:tcMar>
+              <w:top w:w="90" w:type="dxa"/>
+              <w:left w:w="140" w:type="dxa"/>
+              <w:bottom w:w="90" w:type="dxa"/>
+              <w:right w:w="140" w:type="dxa"/>
+            </w:tcMar>
+            <w:vAlign w:val="center"/>
+          </w:tcPr>
+          <w:p>
+            <w:pPr>
+              <w:spacing w:after="0" w:line="300" w:lineRule="auto"/>
+            </w:pPr>
+            <w:r>
+              <w:rPr>
+                <w:sz w:val="19"/>
+                <w:szCs w:val="19"/>
+              </w:rPr>
+              <w:t>開啟目前選取的條碼。</w:t>
+            </w:r>
+          </w:p>
+        </w:tc>
+      </w:tr>
+      <w:tr>
+        <w:tblPrEx>
+          <w:tblCellMar>
+            <w:top w:w="0" w:type="dxa"/>
+            <w:bottom w:w="0" w:type="dxa"/>
+          </w:tblCellMar>
+        </w:tblPrEx>
+        <w:trPr>
+          <w:cantSplit/>
+        </w:trPr>
+        <w:tc>
+          <w:tcPr>
+            <w:tcW w:w="2789" w:type="dxa"/>
+            <w:tcMar>
+              <w:top w:w="90" w:type="dxa"/>
+              <w:left w:w="140" w:type="dxa"/>
+              <w:bottom w:w="90" w:type="dxa"/>
+              <w:right w:w="140" w:type="dxa"/>
+            </w:tcMar>
+            <w:vAlign w:val="center"/>
+          </w:tcPr>
+          <w:p>
+            <w:pPr>
+              <w:spacing w:after="0" w:line="300" w:lineRule="auto"/>
+            </w:pPr>
             <w:r>
               <w:rPr>
                 <w:b/>
@@ -8524,14 +8776,7 @@
                 <w:bdr w:val="single" w:sz="4" w:space="0" w:color="C3C9D4"/>
                 <w:shd w:val="clear" w:color="auto" w:fill="F1F3F7"/>
               </w:rPr>
-              <w:t> → </w:t>
-            </w:r>
-            <w:r>
-              <w:rPr>
-                <w:sz w:val="19"/>
-                <w:szCs w:val="19"/>
-              </w:rPr>
-              <w:t>、</w:t>
+              <w:t> </w:t>
             </w:r>
             <w:r>
               <w:rPr>
@@ -8543,54 +8788,15 @@
                 <w:bdr w:val="single" w:sz="4" w:space="0" w:color="C3C9D4"/>
                 <w:shd w:val="clear" w:color="auto" w:fill="F1F3F7"/>
               </w:rPr>
-              <w:t> ↓ </w:t>
-            </w:r>
-          </w:p>
-        </w:tc>
-        <w:tc>
-          <w:tcPr>
-            <w:tcW w:w="6509" w:type="dxa"/>
-            <w:tcMar>
-              <w:top w:w="90" w:type="dxa"/>
-              <w:left w:w="140" w:type="dxa"/>
-              <w:bottom w:w="90" w:type="dxa"/>
-              <w:right w:w="140" w:type="dxa"/>
-            </w:tcMar>
-            <w:vAlign w:val="center"/>
-          </w:tcPr>
-          <w:p>
-            <w:pPr>
-              <w:spacing w:after="0" w:line="300" w:lineRule="auto"/>
-            </w:pPr>
-            <w:r>
-              <w:rPr>
-                <w:sz w:val="19"/>
-                <w:szCs w:val="19"/>
-              </w:rPr>
-              <w:t>選取下一個條碼。</w:t>
-            </w:r>
-          </w:p>
-        </w:tc>
-      </w:tr>
-      <w:tr>
-        <w:trPr>
-          <w:cantSplit/>
-        </w:trPr>
-        <w:tc>
-          <w:tcPr>
-            <w:tcW w:w="2789" w:type="dxa"/>
-            <w:tcMar>
-              <w:top w:w="90" w:type="dxa"/>
-              <w:left w:w="140" w:type="dxa"/>
-              <w:bottom w:w="90" w:type="dxa"/>
-              <w:right w:w="140" w:type="dxa"/>
-            </w:tcMar>
-            <w:vAlign w:val="center"/>
-          </w:tcPr>
-          <w:p>
-            <w:pPr>
-              <w:spacing w:after="0" w:line="300" w:lineRule="auto"/>
-            </w:pPr>
+              <w:t>Tab </w:t>
+            </w:r>
+            <w:r>
+              <w:rPr>
+                <w:sz w:val="19"/>
+                <w:szCs w:val="19"/>
+              </w:rPr>
+              <w:t>、</w:t>
+            </w:r>
             <w:r>
               <w:rPr>
                 <w:b/>
@@ -8601,7 +8807,7 @@
                 <w:bdr w:val="single" w:sz="4" w:space="0" w:color="C3C9D4"/>
                 <w:shd w:val="clear" w:color="auto" w:fill="F1F3F7"/>
               </w:rPr>
-              <w:t> Shift+Tab </w:t>
+              <w:t> → </w:t>
             </w:r>
             <w:r>
               <w:rPr>
@@ -8620,15 +8826,60 @@
                 <w:bdr w:val="single" w:sz="4" w:space="0" w:color="C3C9D4"/>
                 <w:shd w:val="clear" w:color="auto" w:fill="F1F3F7"/>
               </w:rPr>
-              <w:t> ← </w:t>
-            </w:r>
-            <w:r>
-              <w:rPr>
-                <w:sz w:val="19"/>
-                <w:szCs w:val="19"/>
-              </w:rPr>
-              <w:t>、</w:t>
-            </w:r>
+              <w:t> ↓ </w:t>
+            </w:r>
+          </w:p>
+        </w:tc>
+        <w:tc>
+          <w:tcPr>
+            <w:tcW w:w="6509" w:type="dxa"/>
+            <w:tcMar>
+              <w:top w:w="90" w:type="dxa"/>
+              <w:left w:w="140" w:type="dxa"/>
+              <w:bottom w:w="90" w:type="dxa"/>
+              <w:right w:w="140" w:type="dxa"/>
+            </w:tcMar>
+            <w:vAlign w:val="center"/>
+          </w:tcPr>
+          <w:p>
+            <w:pPr>
+              <w:spacing w:after="0" w:line="300" w:lineRule="auto"/>
+            </w:pPr>
+            <w:r>
+              <w:rPr>
+                <w:sz w:val="19"/>
+                <w:szCs w:val="19"/>
+              </w:rPr>
+              <w:t>選取下一個條碼。</w:t>
+            </w:r>
+          </w:p>
+        </w:tc>
+      </w:tr>
+      <w:tr>
+        <w:tblPrEx>
+          <w:tblCellMar>
+            <w:top w:w="0" w:type="dxa"/>
+            <w:bottom w:w="0" w:type="dxa"/>
+          </w:tblCellMar>
+        </w:tblPrEx>
+        <w:trPr>
+          <w:cantSplit/>
+        </w:trPr>
+        <w:tc>
+          <w:tcPr>
+            <w:tcW w:w="2789" w:type="dxa"/>
+            <w:tcMar>
+              <w:top w:w="90" w:type="dxa"/>
+              <w:left w:w="140" w:type="dxa"/>
+              <w:bottom w:w="90" w:type="dxa"/>
+              <w:right w:w="140" w:type="dxa"/>
+            </w:tcMar>
+            <w:vAlign w:val="center"/>
+          </w:tcPr>
+          <w:p>
+            <w:pPr>
+              <w:spacing w:after="0" w:line="300" w:lineRule="auto"/>
+            </w:pPr>
             <w:r>
               <w:rPr>
                 <w:b/>
@@ -8639,54 +8890,8 @@
                 <w:bdr w:val="single" w:sz="4" w:space="0" w:color="C3C9D4"/>
                 <w:shd w:val="clear" w:color="auto" w:fill="F1F3F7"/>
               </w:rPr>
-              <w:t> ↑ </w:t>
-            </w:r>
-          </w:p>
-        </w:tc>
-        <w:tc>
-          <w:tcPr>
-            <w:tcW w:w="6509" w:type="dxa"/>
-            <w:tcMar>
-              <w:top w:w="90" w:type="dxa"/>
-              <w:left w:w="140" w:type="dxa"/>
-              <w:bottom w:w="90" w:type="dxa"/>
-              <w:right w:w="140" w:type="dxa"/>
-            </w:tcMar>
-            <w:vAlign w:val="center"/>
-          </w:tcPr>
-          <w:p>
-            <w:pPr>
-              <w:spacing w:after="0" w:line="300" w:lineRule="auto"/>
-            </w:pPr>
-            <w:r>
-              <w:rPr>
-                <w:sz w:val="19"/>
-                <w:szCs w:val="19"/>
-              </w:rPr>
-              <w:t>選取上一個條碼。</w:t>
-            </w:r>
-          </w:p>
-        </w:tc>
-      </w:tr>
-      <w:tr>
-        <w:trPr>
-          <w:cantSplit/>
-        </w:trPr>
-        <w:tc>
-          <w:tcPr>
-            <w:tcW w:w="2789" w:type="dxa"/>
-            <w:tcMar>
-              <w:top w:w="90" w:type="dxa"/>
-              <w:left w:w="140" w:type="dxa"/>
-              <w:bottom w:w="90" w:type="dxa"/>
-              <w:right w:w="140" w:type="dxa"/>
-            </w:tcMar>
-            <w:vAlign w:val="center"/>
-          </w:tcPr>
-          <w:p>
-            <w:pPr>
-              <w:spacing w:after="0" w:line="300" w:lineRule="auto"/>
-            </w:pPr>
+              <w:t> </w:t>
+            </w:r>
             <w:r>
               <w:rPr>
                 <w:b/>
@@ -8697,54 +8902,15 @@
                 <w:bdr w:val="single" w:sz="4" w:space="0" w:color="C3C9D4"/>
                 <w:shd w:val="clear" w:color="auto" w:fill="F1F3F7"/>
               </w:rPr>
-              <w:t> C </w:t>
-            </w:r>
-          </w:p>
-        </w:tc>
-        <w:tc>
-          <w:tcPr>
-            <w:tcW w:w="6509" w:type="dxa"/>
-            <w:tcMar>
-              <w:top w:w="90" w:type="dxa"/>
-              <w:left w:w="140" w:type="dxa"/>
-              <w:bottom w:w="90" w:type="dxa"/>
-              <w:right w:w="140" w:type="dxa"/>
-            </w:tcMar>
-            <w:vAlign w:val="center"/>
-          </w:tcPr>
-          <w:p>
-            <w:pPr>
-              <w:spacing w:after="0" w:line="300" w:lineRule="auto"/>
-            </w:pPr>
-            <w:r>
-              <w:rPr>
-                <w:sz w:val="19"/>
-                <w:szCs w:val="19"/>
-              </w:rPr>
-              <w:t>複製目前選取的條碼內容。</w:t>
-            </w:r>
-          </w:p>
-        </w:tc>
-      </w:tr>
-      <w:tr>
-        <w:trPr>
-          <w:cantSplit/>
-        </w:trPr>
-        <w:tc>
-          <w:tcPr>
-            <w:tcW w:w="2789" w:type="dxa"/>
-            <w:tcMar>
-              <w:top w:w="90" w:type="dxa"/>
-              <w:left w:w="140" w:type="dxa"/>
-              <w:bottom w:w="90" w:type="dxa"/>
-              <w:right w:w="140" w:type="dxa"/>
-            </w:tcMar>
-            <w:vAlign w:val="center"/>
-          </w:tcPr>
-          <w:p>
-            <w:pPr>
-              <w:spacing w:after="0" w:line="300" w:lineRule="auto"/>
-            </w:pPr>
+              <w:t>Shift+Tab </w:t>
+            </w:r>
+            <w:r>
+              <w:rPr>
+                <w:sz w:val="19"/>
+                <w:szCs w:val="19"/>
+              </w:rPr>
+              <w:t>、</w:t>
+            </w:r>
             <w:r>
               <w:rPr>
                 <w:b/>
@@ -8755,28 +8921,14 @@
                 <w:bdr w:val="single" w:sz="4" w:space="0" w:color="C3C9D4"/>
                 <w:shd w:val="clear" w:color="auto" w:fill="F1F3F7"/>
               </w:rPr>
-              <w:t> F </w:t>
-            </w:r>
-            <w:r>
-              <w:rPr>
-                <w:sz w:val="19"/>
-                <w:szCs w:val="19"/>
-              </w:rPr>
-              <w:t xml:space="preserve"> </w:t>
-            </w:r>
-            <w:r>
-              <w:rPr>
-                <w:sz w:val="19"/>
-                <w:szCs w:val="19"/>
-              </w:rPr>
-              <w:t>或</w:t>
-            </w:r>
-            <w:r>
-              <w:rPr>
-                <w:sz w:val="19"/>
-                <w:szCs w:val="19"/>
-              </w:rPr>
-              <w:t xml:space="preserve"> </w:t>
+              <w:t> ← </w:t>
+            </w:r>
+            <w:r>
+              <w:rPr>
+                <w:sz w:val="19"/>
+                <w:szCs w:val="19"/>
+              </w:rPr>
+              <w:t>、</w:t>
             </w:r>
             <w:r>
               <w:rPr>
@@ -8788,7 +8940,7 @@
                 <w:bdr w:val="single" w:sz="4" w:space="0" w:color="C3C9D4"/>
                 <w:shd w:val="clear" w:color="auto" w:fill="F1F3F7"/>
               </w:rPr>
-              <w:t> F5 </w:t>
+              <w:t> ↑ </w:t>
             </w:r>
           </w:p>
         </w:tc>
@@ -8812,12 +8964,18 @@
                 <w:sz w:val="19"/>
                 <w:szCs w:val="19"/>
               </w:rPr>
-              <w:t>重新搜尋整個螢幕。</w:t>
+              <w:t>選取上一個條碼。</w:t>
             </w:r>
           </w:p>
         </w:tc>
       </w:tr>
       <w:tr>
+        <w:tblPrEx>
+          <w:tblCellMar>
+            <w:top w:w="0" w:type="dxa"/>
+            <w:bottom w:w="0" w:type="dxa"/>
+          </w:tblCellMar>
+        </w:tblPrEx>
         <w:trPr>
           <w:cantSplit/>
         </w:trPr>
@@ -8846,7 +9004,216 @@
                 <w:bdr w:val="single" w:sz="4" w:space="0" w:color="C3C9D4"/>
                 <w:shd w:val="clear" w:color="auto" w:fill="F1F3F7"/>
               </w:rPr>
-              <w:t> Esc </w:t>
+              <w:t> </w:t>
+            </w:r>
+            <w:r>
+              <w:rPr>
+                <w:b/>
+                <w:bCs/>
+                <w:color w:val="2B3140"/>
+                <w:sz w:val="16"/>
+                <w:szCs w:val="16"/>
+                <w:bdr w:val="single" w:sz="4" w:space="0" w:color="C3C9D4"/>
+                <w:shd w:val="clear" w:color="auto" w:fill="F1F3F7"/>
+              </w:rPr>
+              <w:t>C </w:t>
+            </w:r>
+          </w:p>
+        </w:tc>
+        <w:tc>
+          <w:tcPr>
+            <w:tcW w:w="6509" w:type="dxa"/>
+            <w:tcMar>
+              <w:top w:w="90" w:type="dxa"/>
+              <w:left w:w="140" w:type="dxa"/>
+              <w:bottom w:w="90" w:type="dxa"/>
+              <w:right w:w="140" w:type="dxa"/>
+            </w:tcMar>
+            <w:vAlign w:val="center"/>
+          </w:tcPr>
+          <w:p>
+            <w:pPr>
+              <w:spacing w:after="0" w:line="300" w:lineRule="auto"/>
+            </w:pPr>
+            <w:r>
+              <w:rPr>
+                <w:sz w:val="19"/>
+                <w:szCs w:val="19"/>
+              </w:rPr>
+              <w:t>複製目前選取的條碼內容。</w:t>
+            </w:r>
+          </w:p>
+        </w:tc>
+      </w:tr>
+      <w:tr>
+        <w:tblPrEx>
+          <w:tblCellMar>
+            <w:top w:w="0" w:type="dxa"/>
+            <w:bottom w:w="0" w:type="dxa"/>
+          </w:tblCellMar>
+        </w:tblPrEx>
+        <w:trPr>
+          <w:cantSplit/>
+        </w:trPr>
+        <w:tc>
+          <w:tcPr>
+            <w:tcW w:w="2789" w:type="dxa"/>
+            <w:tcMar>
+              <w:top w:w="90" w:type="dxa"/>
+              <w:left w:w="140" w:type="dxa"/>
+              <w:bottom w:w="90" w:type="dxa"/>
+              <w:right w:w="140" w:type="dxa"/>
+            </w:tcMar>
+            <w:vAlign w:val="center"/>
+          </w:tcPr>
+          <w:p>
+            <w:pPr>
+              <w:spacing w:after="0" w:line="300" w:lineRule="auto"/>
+            </w:pPr>
+            <w:r>
+              <w:rPr>
+                <w:b/>
+                <w:bCs/>
+                <w:color w:val="2B3140"/>
+                <w:sz w:val="16"/>
+                <w:szCs w:val="16"/>
+                <w:bdr w:val="single" w:sz="4" w:space="0" w:color="C3C9D4"/>
+                <w:shd w:val="clear" w:color="auto" w:fill="F1F3F7"/>
+              </w:rPr>
+              <w:t> </w:t>
+            </w:r>
+            <w:r>
+              <w:rPr>
+                <w:b/>
+                <w:bCs/>
+                <w:color w:val="2B3140"/>
+                <w:sz w:val="16"/>
+                <w:szCs w:val="16"/>
+                <w:bdr w:val="single" w:sz="4" w:space="0" w:color="C3C9D4"/>
+                <w:shd w:val="clear" w:color="auto" w:fill="F1F3F7"/>
+              </w:rPr>
+              <w:t>F </w:t>
+            </w:r>
+            <w:r>
+              <w:rPr>
+                <w:sz w:val="19"/>
+                <w:szCs w:val="19"/>
+              </w:rPr>
+              <w:t xml:space="preserve"> </w:t>
+            </w:r>
+            <w:r>
+              <w:rPr>
+                <w:sz w:val="19"/>
+                <w:szCs w:val="19"/>
+              </w:rPr>
+              <w:t>或</w:t>
+            </w:r>
+            <w:r>
+              <w:rPr>
+                <w:sz w:val="19"/>
+                <w:szCs w:val="19"/>
+              </w:rPr>
+              <w:t xml:space="preserve"> </w:t>
+            </w:r>
+            <w:r>
+              <w:rPr>
+                <w:b/>
+                <w:bCs/>
+                <w:color w:val="2B3140"/>
+                <w:sz w:val="16"/>
+                <w:szCs w:val="16"/>
+                <w:bdr w:val="single" w:sz="4" w:space="0" w:color="C3C9D4"/>
+                <w:shd w:val="clear" w:color="auto" w:fill="F1F3F7"/>
+              </w:rPr>
+              <w:t> </w:t>
+            </w:r>
+            <w:r>
+              <w:rPr>
+                <w:b/>
+                <w:bCs/>
+                <w:color w:val="2B3140"/>
+                <w:sz w:val="16"/>
+                <w:szCs w:val="16"/>
+                <w:bdr w:val="single" w:sz="4" w:space="0" w:color="C3C9D4"/>
+                <w:shd w:val="clear" w:color="auto" w:fill="F1F3F7"/>
+              </w:rPr>
+              <w:t>F5 </w:t>
+            </w:r>
+          </w:p>
+        </w:tc>
+        <w:tc>
+          <w:tcPr>
+            <w:tcW w:w="6509" w:type="dxa"/>
+            <w:tcMar>
+              <w:top w:w="90" w:type="dxa"/>
+              <w:left w:w="140" w:type="dxa"/>
+              <w:bottom w:w="90" w:type="dxa"/>
+              <w:right w:w="140" w:type="dxa"/>
+            </w:tcMar>
+            <w:vAlign w:val="center"/>
+          </w:tcPr>
+          <w:p>
+            <w:pPr>
+              <w:spacing w:after="0" w:line="300" w:lineRule="auto"/>
+            </w:pPr>
+            <w:r>
+              <w:rPr>
+                <w:sz w:val="19"/>
+                <w:szCs w:val="19"/>
+              </w:rPr>
+              <w:t>重新搜尋整個螢幕。</w:t>
+            </w:r>
+          </w:p>
+        </w:tc>
+      </w:tr>
+      <w:tr>
+        <w:tblPrEx>
+          <w:tblCellMar>
+            <w:top w:w="0" w:type="dxa"/>
+            <w:bottom w:w="0" w:type="dxa"/>
+          </w:tblCellMar>
+        </w:tblPrEx>
+        <w:trPr>
+          <w:cantSplit/>
+        </w:trPr>
+        <w:tc>
+          <w:tcPr>
+            <w:tcW w:w="2789" w:type="dxa"/>
+            <w:tcMar>
+              <w:top w:w="90" w:type="dxa"/>
+              <w:left w:w="140" w:type="dxa"/>
+              <w:bottom w:w="90" w:type="dxa"/>
+              <w:right w:w="140" w:type="dxa"/>
+            </w:tcMar>
+            <w:vAlign w:val="center"/>
+          </w:tcPr>
+          <w:p>
+            <w:pPr>
+              <w:spacing w:after="0" w:line="300" w:lineRule="auto"/>
+            </w:pPr>
+            <w:r>
+              <w:rPr>
+                <w:b/>
+                <w:bCs/>
+                <w:color w:val="2B3140"/>
+                <w:sz w:val="16"/>
+                <w:szCs w:val="16"/>
+                <w:bdr w:val="single" w:sz="4" w:space="0" w:color="C3C9D4"/>
+                <w:shd w:val="clear" w:color="auto" w:fill="F1F3F7"/>
+              </w:rPr>
+              <w:t> </w:t>
+            </w:r>
+            <w:r>
+              <w:rPr>
+                <w:b/>
+                <w:bCs/>
+                <w:color w:val="2B3140"/>
+                <w:sz w:val="16"/>
+                <w:szCs w:val="16"/>
+                <w:bdr w:val="single" w:sz="4" w:space="0" w:color="C3C9D4"/>
+                <w:shd w:val="clear" w:color="auto" w:fill="F1F3F7"/>
+              </w:rPr>
+              <w:t>Esc </w:t>
             </w:r>
           </w:p>
         </w:tc>
@@ -8885,7 +9252,7 @@
       <w:pPr>
         <w:pStyle w:val="2"/>
       </w:pPr>
-      <w:bookmarkStart w:id="16" w:name="_Toc242999058"/>
+      <w:bookmarkStart w:id="16" w:name="_Toc243953896"/>
       <w:r>
         <w:t>3.5</w:t>
       </w:r>
@@ -9033,7 +9400,7 @@
       <w:pPr>
         <w:pStyle w:val="1"/>
       </w:pPr>
-      <w:bookmarkStart w:id="17" w:name="_Toc242999059"/>
+      <w:bookmarkStart w:id="17" w:name="_Toc243953897"/>
       <w:r>
         <w:t>4</w:t>
       </w:r>
@@ -9046,7 +9413,7 @@
       <w:pPr>
         <w:pStyle w:val="2"/>
       </w:pPr>
-      <w:bookmarkStart w:id="18" w:name="_Toc242999060"/>
+      <w:bookmarkStart w:id="18" w:name="_Toc243953898"/>
       <w:r>
         <w:t>4.1</w:t>
       </w:r>
@@ -9085,64 +9452,7 @@
           <w:bdr w:val="single" w:sz="4" w:space="0" w:color="C3C9D4"/>
           <w:shd w:val="clear" w:color="auto" w:fill="F1F3F7"/>
         </w:rPr>
-        <w:t> Ctrl+Alt+W </w:t>
-      </w:r>
-      <w:r>
-        <w:t>，或選擇「用相機掃描」。</w:t>
-      </w:r>
-    </w:p>
-    <w:p>
-      <w:pPr>
-        <w:pStyle w:val="a4"/>
-        <w:numPr>
-          <w:ilvl w:val="0"/>
-          <w:numId w:val="7"/>
-        </w:numPr>
-        <w:spacing w:after="80"/>
-      </w:pPr>
-      <w:r>
-        <w:t>把條碼對準攝影機，並保持約</w:t>
-      </w:r>
-      <w:r>
-        <w:t xml:space="preserve"> 15 </w:t>
-      </w:r>
-      <w:r>
-        <w:t>至</w:t>
-      </w:r>
-      <w:r>
-        <w:t xml:space="preserve"> 30 </w:t>
-      </w:r>
-      <w:r>
-        <w:t>公分的距離。</w:t>
-      </w:r>
-    </w:p>
-    <w:p>
-      <w:pPr>
-        <w:pStyle w:val="a4"/>
-        <w:numPr>
-          <w:ilvl w:val="0"/>
-          <w:numId w:val="7"/>
-        </w:numPr>
-        <w:spacing w:after="80"/>
-      </w:pPr>
-      <w:r>
-        <w:t>辨識到條碼時，畫面上會出現框線，結果標籤則固定排列在畫面下方。</w:t>
-      </w:r>
-    </w:p>
-    <w:p>
-      <w:pPr>
-        <w:pStyle w:val="a4"/>
-        <w:numPr>
-          <w:ilvl w:val="0"/>
-          <w:numId w:val="7"/>
-        </w:numPr>
-        <w:spacing w:after="80"/>
-      </w:pPr>
-      <w:r>
-        <w:t>點選標籤，或按</w:t>
-      </w:r>
-      <w:r>
-        <w:t xml:space="preserve"> </w:t>
+        <w:t> </w:t>
       </w:r>
       <w:r>
         <w:rPr>
@@ -9154,13 +9464,61 @@
           <w:bdr w:val="single" w:sz="4" w:space="0" w:color="C3C9D4"/>
           <w:shd w:val="clear" w:color="auto" w:fill="F1F3F7"/>
         </w:rPr>
-        <w:t> Tab </w:t>
-      </w:r>
-      <w:r>
-        <w:t xml:space="preserve"> </w:t>
-      </w:r>
-      <w:r>
-        <w:t>選取後按</w:t>
+        <w:t>Ctrl+Alt+W </w:t>
+      </w:r>
+      <w:r>
+        <w:t>，或選擇「用相機掃描」。</w:t>
+      </w:r>
+    </w:p>
+    <w:p>
+      <w:pPr>
+        <w:pStyle w:val="a4"/>
+        <w:numPr>
+          <w:ilvl w:val="0"/>
+          <w:numId w:val="7"/>
+        </w:numPr>
+        <w:spacing w:after="80"/>
+      </w:pPr>
+      <w:r>
+        <w:t>把條碼對準攝影機，並保持約</w:t>
+      </w:r>
+      <w:r>
+        <w:t xml:space="preserve"> 15 </w:t>
+      </w:r>
+      <w:r>
+        <w:t>至</w:t>
+      </w:r>
+      <w:r>
+        <w:t xml:space="preserve"> 30 </w:t>
+      </w:r>
+      <w:r>
+        <w:t>公分的距離。</w:t>
+      </w:r>
+    </w:p>
+    <w:p>
+      <w:pPr>
+        <w:pStyle w:val="a4"/>
+        <w:numPr>
+          <w:ilvl w:val="0"/>
+          <w:numId w:val="7"/>
+        </w:numPr>
+        <w:spacing w:after="80"/>
+      </w:pPr>
+      <w:r>
+        <w:t>辨識到條碼時，畫面上會出現框線，結果標籤則固定排列在畫面下方。</w:t>
+      </w:r>
+    </w:p>
+    <w:p>
+      <w:pPr>
+        <w:pStyle w:val="a4"/>
+        <w:numPr>
+          <w:ilvl w:val="0"/>
+          <w:numId w:val="7"/>
+        </w:numPr>
+        <w:spacing w:after="80"/>
+      </w:pPr>
+      <w:r>
+        <w:t>點選標籤，或按</w:t>
       </w:r>
       <w:r>
         <w:t xml:space="preserve"> </w:t>
@@ -9175,7 +9533,52 @@
           <w:bdr w:val="single" w:sz="4" w:space="0" w:color="C3C9D4"/>
           <w:shd w:val="clear" w:color="auto" w:fill="F1F3F7"/>
         </w:rPr>
-        <w:t> Enter </w:t>
+        <w:t> </w:t>
+      </w:r>
+      <w:r>
+        <w:rPr>
+          <w:b/>
+          <w:bCs/>
+          <w:color w:val="2B3140"/>
+          <w:sz w:val="18"/>
+          <w:szCs w:val="18"/>
+          <w:bdr w:val="single" w:sz="4" w:space="0" w:color="C3C9D4"/>
+          <w:shd w:val="clear" w:color="auto" w:fill="F1F3F7"/>
+        </w:rPr>
+        <w:t>Tab </w:t>
+      </w:r>
+      <w:r>
+        <w:t xml:space="preserve"> </w:t>
+      </w:r>
+      <w:r>
+        <w:t>選取後按</w:t>
+      </w:r>
+      <w:r>
+        <w:t xml:space="preserve"> </w:t>
+      </w:r>
+      <w:r>
+        <w:rPr>
+          <w:b/>
+          <w:bCs/>
+          <w:color w:val="2B3140"/>
+          <w:sz w:val="18"/>
+          <w:szCs w:val="18"/>
+          <w:bdr w:val="single" w:sz="4" w:space="0" w:color="C3C9D4"/>
+          <w:shd w:val="clear" w:color="auto" w:fill="F1F3F7"/>
+        </w:rPr>
+        <w:t> </w:t>
+      </w:r>
+      <w:r>
+        <w:rPr>
+          <w:b/>
+          <w:bCs/>
+          <w:color w:val="2B3140"/>
+          <w:sz w:val="18"/>
+          <w:szCs w:val="18"/>
+          <w:bdr w:val="single" w:sz="4" w:space="0" w:color="C3C9D4"/>
+          <w:shd w:val="clear" w:color="auto" w:fill="F1F3F7"/>
+        </w:rPr>
+        <w:t>Enter </w:t>
       </w:r>
       <w:r>
         <w:t xml:space="preserve"> </w:t>
@@ -9200,10 +9603,10 @@
           <w:noProof/>
         </w:rPr>
         <w:drawing>
-          <wp:inline distT="0" distB="0" distL="0" distR="0" wp14:anchorId="714D7E24" wp14:editId="44ED0DAF">
+          <wp:inline distT="0" distB="0" distL="0" distR="0" wp14:anchorId="6F5D17E9" wp14:editId="616B25B3">
             <wp:extent cx="4676775" cy="3895725"/>
             <wp:effectExtent l="0" t="0" r="0" b="0"/>
-            <wp:docPr id="611939918" name="camera" descr="camera" title="camera"/>
+            <wp:docPr id="1989148388" name="camera" descr="camera" title="camera"/>
             <wp:cNvGraphicFramePr>
               <a:graphicFrameLocks xmlns:a="http://schemas.openxmlformats.org/drawingml/2006/main" noChangeAspect="1"/>
             </wp:cNvGraphicFramePr>
@@ -9389,6 +9792,12 @@
         <w:gridCol w:w="9298"/>
       </w:tblGrid>
       <w:tr>
+        <w:tblPrEx>
+          <w:tblCellMar>
+            <w:top w:w="0" w:type="dxa"/>
+            <w:bottom w:w="0" w:type="dxa"/>
+          </w:tblCellMar>
+        </w:tblPrEx>
         <w:trPr>
           <w:cantSplit/>
         </w:trPr>
@@ -9437,7 +9846,7 @@
       <w:pPr>
         <w:pStyle w:val="2"/>
       </w:pPr>
-      <w:bookmarkStart w:id="19" w:name="_Toc242999061"/>
+      <w:bookmarkStart w:id="19" w:name="_Toc243953899"/>
       <w:r>
         <w:t>4.2</w:t>
       </w:r>
@@ -9471,7 +9880,19 @@
           <w:bdr w:val="single" w:sz="4" w:space="0" w:color="C3C9D4"/>
           <w:shd w:val="clear" w:color="auto" w:fill="F1F3F7"/>
         </w:rPr>
-        <w:t> Win+Shift+S </w:t>
+        <w:t> </w:t>
+      </w:r>
+      <w:r>
+        <w:rPr>
+          <w:b/>
+          <w:bCs/>
+          <w:color w:val="2B3140"/>
+          <w:sz w:val="18"/>
+          <w:szCs w:val="18"/>
+          <w:bdr w:val="single" w:sz="4" w:space="0" w:color="C3C9D4"/>
+          <w:shd w:val="clear" w:color="auto" w:fill="F1F3F7"/>
+        </w:rPr>
+        <w:t>Win+Shift+S </w:t>
       </w:r>
       <w:r>
         <w:t xml:space="preserve"> </w:t>
@@ -9520,7 +9941,7 @@
       <w:pPr>
         <w:pStyle w:val="2"/>
       </w:pPr>
-      <w:bookmarkStart w:id="20" w:name="_Toc242999062"/>
+      <w:bookmarkStart w:id="20" w:name="_Toc243953900"/>
       <w:r>
         <w:t>4.3</w:t>
       </w:r>
@@ -9621,10 +10042,10 @@
         </w:rPr>
         <w:lastRenderedPageBreak/>
         <w:drawing>
-          <wp:inline distT="0" distB="0" distL="0" distR="0" wp14:anchorId="5532CDE9" wp14:editId="19124D99">
+          <wp:inline distT="0" distB="0" distL="0" distR="0" wp14:anchorId="66923F22" wp14:editId="138CE5E7">
             <wp:extent cx="4676775" cy="3667125"/>
             <wp:effectExtent l="0" t="0" r="0" b="0"/>
-            <wp:docPr id="721528973" name="image-preview" descr="image-preview" title="image-preview"/>
+            <wp:docPr id="1687292144" name="image-preview" descr="image-preview" title="image-preview"/>
             <wp:cNvGraphicFramePr>
               <a:graphicFrameLocks xmlns:a="http://schemas.openxmlformats.org/drawingml/2006/main" noChangeAspect="1"/>
             </wp:cNvGraphicFramePr>
@@ -9709,7 +10130,7 @@
       <w:pPr>
         <w:pStyle w:val="2"/>
       </w:pPr>
-      <w:bookmarkStart w:id="21" w:name="_Toc242999063"/>
+      <w:bookmarkStart w:id="21" w:name="_Toc243953901"/>
       <w:r>
         <w:t>4.4</w:t>
       </w:r>
@@ -9769,6 +10190,12 @@
         <w:gridCol w:w="4649"/>
       </w:tblGrid>
       <w:tr>
+        <w:tblPrEx>
+          <w:tblCellMar>
+            <w:top w:w="0" w:type="dxa"/>
+            <w:bottom w:w="0" w:type="dxa"/>
+          </w:tblCellMar>
+        </w:tblPrEx>
         <w:trPr>
           <w:cantSplit/>
         </w:trPr>
@@ -9792,10 +10219,10 @@
                 <w:noProof/>
               </w:rPr>
               <w:drawing>
-                <wp:inline distT="0" distB="0" distL="0" distR="0" wp14:anchorId="6E3793E9" wp14:editId="65324DB9">
+                <wp:inline distT="0" distB="0" distL="0" distR="0" wp14:anchorId="1F5C8DA3" wp14:editId="3CB25AF7">
                   <wp:extent cx="2809875" cy="2543175"/>
                   <wp:effectExtent l="0" t="0" r="0" b="0"/>
-                  <wp:docPr id="823788181" name="shell-desktop" descr="shell-desktop" title="shell-desktop"/>
+                  <wp:docPr id="569485645" name="shell-desktop" descr="shell-desktop" title="shell-desktop"/>
                   <wp:cNvGraphicFramePr>
                     <a:graphicFrameLocks xmlns:a="http://schemas.openxmlformats.org/drawingml/2006/main" noChangeAspect="1"/>
                   </wp:cNvGraphicFramePr>
@@ -9866,10 +10293,10 @@
                 <w:noProof/>
               </w:rPr>
               <w:drawing>
-                <wp:inline distT="0" distB="0" distL="0" distR="0" wp14:anchorId="55DCAA9E" wp14:editId="0D8A4545">
+                <wp:inline distT="0" distB="0" distL="0" distR="0" wp14:anchorId="21588AC7" wp14:editId="5CD0ADFC">
                   <wp:extent cx="2809875" cy="2743200"/>
                   <wp:effectExtent l="0" t="0" r="0" b="0"/>
-                  <wp:docPr id="1030638113" name="shell-image" descr="shell-image" title="shell-image"/>
+                  <wp:docPr id="623610317" name="shell-image" descr="shell-image" title="shell-image"/>
                   <wp:cNvGraphicFramePr>
                     <a:graphicFrameLocks xmlns:a="http://schemas.openxmlformats.org/drawingml/2006/main" noChangeAspect="1"/>
                   </wp:cNvGraphicFramePr>
@@ -10137,16 +10564,7 @@
           <w:bdr w:val="single" w:sz="4" w:space="0" w:color="C3C9D4"/>
           <w:shd w:val="clear" w:color="auto" w:fill="F1F3F7"/>
         </w:rPr>
-        <w:t> Shift </w:t>
-      </w:r>
-      <w:r>
-        <w:t xml:space="preserve"> </w:t>
-      </w:r>
-      <w:r>
-        <w:t>再按右鍵，或在選取項目後按</w:t>
-      </w:r>
-      <w:r>
-        <w:t xml:space="preserve"> </w:t>
+        <w:t> </w:t>
       </w:r>
       <w:r>
         <w:rPr>
@@ -10158,7 +10576,40 @@
           <w:bdr w:val="single" w:sz="4" w:space="0" w:color="C3C9D4"/>
           <w:shd w:val="clear" w:color="auto" w:fill="F1F3F7"/>
         </w:rPr>
-        <w:t> Shift+F10 </w:t>
+        <w:t>Shift </w:t>
+      </w:r>
+      <w:r>
+        <w:t xml:space="preserve"> </w:t>
+      </w:r>
+      <w:r>
+        <w:t>再按右鍵，或在選取項目後按</w:t>
+      </w:r>
+      <w:r>
+        <w:t xml:space="preserve"> </w:t>
+      </w:r>
+      <w:r>
+        <w:rPr>
+          <w:b/>
+          <w:bCs/>
+          <w:color w:val="2B3140"/>
+          <w:sz w:val="18"/>
+          <w:szCs w:val="18"/>
+          <w:bdr w:val="single" w:sz="4" w:space="0" w:color="C3C9D4"/>
+          <w:shd w:val="clear" w:color="auto" w:fill="F1F3F7"/>
+        </w:rPr>
+        <w:t> </w:t>
+      </w:r>
+      <w:r>
+        <w:rPr>
+          <w:b/>
+          <w:bCs/>
+          <w:color w:val="2B3140"/>
+          <w:sz w:val="18"/>
+          <w:szCs w:val="18"/>
+          <w:bdr w:val="single" w:sz="4" w:space="0" w:color="C3C9D4"/>
+          <w:shd w:val="clear" w:color="auto" w:fill="F1F3F7"/>
+        </w:rPr>
+        <w:t>Shift+F10 </w:t>
       </w:r>
       <w:r>
         <w:t>，直接開啟完整選單。</w:t>
@@ -10221,6 +10672,12 @@
         <w:gridCol w:w="3905"/>
       </w:tblGrid>
       <w:tr>
+        <w:tblPrEx>
+          <w:tblCellMar>
+            <w:top w:w="0" w:type="dxa"/>
+            <w:bottom w:w="0" w:type="dxa"/>
+          </w:tblCellMar>
+        </w:tblPrEx>
         <w:trPr>
           <w:cantSplit/>
           <w:tblHeader/>
@@ -10311,6 +10768,12 @@
         </w:tc>
       </w:tr>
       <w:tr>
+        <w:tblPrEx>
+          <w:tblCellMar>
+            <w:top w:w="0" w:type="dxa"/>
+            <w:bottom w:w="0" w:type="dxa"/>
+          </w:tblCellMar>
+        </w:tblPrEx>
         <w:trPr>
           <w:cantSplit/>
         </w:trPr>
@@ -10408,105 +10871,7 @@
                 <w:bdr w:val="single" w:sz="4" w:space="0" w:color="C3C9D4"/>
                 <w:shd w:val="clear" w:color="auto" w:fill="F1F3F7"/>
               </w:rPr>
-              <w:t> Ctrl+Alt+Q </w:t>
-            </w:r>
-            <w:r>
-              <w:rPr>
-                <w:sz w:val="19"/>
-                <w:szCs w:val="19"/>
-              </w:rPr>
-              <w:t>）。</w:t>
-            </w:r>
-          </w:p>
-        </w:tc>
-      </w:tr>
-      <w:tr>
-        <w:trPr>
-          <w:cantSplit/>
-        </w:trPr>
-        <w:tc>
-          <w:tcPr>
-            <w:tcW w:w="3347" w:type="dxa"/>
-            <w:tcMar>
-              <w:top w:w="90" w:type="dxa"/>
-              <w:left w:w="140" w:type="dxa"/>
-              <w:bottom w:w="90" w:type="dxa"/>
-              <w:right w:w="140" w:type="dxa"/>
-            </w:tcMar>
-            <w:vAlign w:val="center"/>
-          </w:tcPr>
-          <w:p>
-            <w:pPr>
-              <w:spacing w:after="0" w:line="300" w:lineRule="auto"/>
-            </w:pPr>
-            <w:r>
-              <w:rPr>
-                <w:sz w:val="19"/>
-                <w:szCs w:val="19"/>
-              </w:rPr>
-              <w:t xml:space="preserve">QRcode tool </w:t>
-            </w:r>
-            <w:r>
-              <w:rPr>
-                <w:sz w:val="19"/>
-                <w:szCs w:val="19"/>
-              </w:rPr>
-              <w:t>框選掃描</w:t>
-            </w:r>
-          </w:p>
-        </w:tc>
-        <w:tc>
-          <w:tcPr>
-            <w:tcW w:w="2046" w:type="dxa"/>
-            <w:tcMar>
-              <w:top w:w="90" w:type="dxa"/>
-              <w:left w:w="140" w:type="dxa"/>
-              <w:bottom w:w="90" w:type="dxa"/>
-              <w:right w:w="140" w:type="dxa"/>
-            </w:tcMar>
-            <w:vAlign w:val="center"/>
-          </w:tcPr>
-          <w:p>
-            <w:pPr>
-              <w:spacing w:after="0" w:line="300" w:lineRule="auto"/>
-            </w:pPr>
-            <w:r>
-              <w:rPr>
-                <w:sz w:val="19"/>
-                <w:szCs w:val="19"/>
-              </w:rPr>
-              <w:t>桌面空白處</w:t>
-            </w:r>
-          </w:p>
-        </w:tc>
-        <w:tc>
-          <w:tcPr>
-            <w:tcW w:w="3905" w:type="dxa"/>
-            <w:tcMar>
-              <w:top w:w="90" w:type="dxa"/>
-              <w:left w:w="140" w:type="dxa"/>
-              <w:bottom w:w="90" w:type="dxa"/>
-              <w:right w:w="140" w:type="dxa"/>
-            </w:tcMar>
-            <w:vAlign w:val="center"/>
-          </w:tcPr>
-          <w:p>
-            <w:pPr>
-              <w:spacing w:after="0" w:line="300" w:lineRule="auto"/>
-            </w:pPr>
-            <w:r>
-              <w:rPr>
-                <w:sz w:val="19"/>
-                <w:szCs w:val="19"/>
-              </w:rPr>
-              <w:t>凍結畫面並選取區域（同</w:t>
-            </w:r>
-            <w:r>
-              <w:rPr>
-                <w:sz w:val="19"/>
-                <w:szCs w:val="19"/>
-              </w:rPr>
-              <w:t xml:space="preserve"> </w:t>
+              <w:t> </w:t>
             </w:r>
             <w:r>
               <w:rPr>
@@ -10518,7 +10883,7 @@
                 <w:bdr w:val="single" w:sz="4" w:space="0" w:color="C3C9D4"/>
                 <w:shd w:val="clear" w:color="auto" w:fill="F1F3F7"/>
               </w:rPr>
-              <w:t> Ctrl+Alt+A </w:t>
+              <w:t>Ctrl+Alt+Q </w:t>
             </w:r>
             <w:r>
               <w:rPr>
@@ -10531,6 +10896,12 @@
         </w:tc>
       </w:tr>
       <w:tr>
+        <w:tblPrEx>
+          <w:tblCellMar>
+            <w:top w:w="0" w:type="dxa"/>
+            <w:bottom w:w="0" w:type="dxa"/>
+          </w:tblCellMar>
+        </w:tblPrEx>
         <w:trPr>
           <w:cantSplit/>
         </w:trPr>
@@ -10561,7 +10932,7 @@
                 <w:sz w:val="19"/>
                 <w:szCs w:val="19"/>
               </w:rPr>
-              <w:t>攝影機掃描</w:t>
+              <w:t>框選掃描</w:t>
             </w:r>
           </w:p>
         </w:tc>
@@ -10609,7 +10980,7 @@
                 <w:sz w:val="19"/>
                 <w:szCs w:val="19"/>
               </w:rPr>
-              <w:t>開啟網路攝影機（同</w:t>
+              <w:t>凍結畫面並選取區域（同</w:t>
             </w:r>
             <w:r>
               <w:rPr>
@@ -10628,7 +10999,19 @@
                 <w:bdr w:val="single" w:sz="4" w:space="0" w:color="C3C9D4"/>
                 <w:shd w:val="clear" w:color="auto" w:fill="F1F3F7"/>
               </w:rPr>
-              <w:t> Ctrl+Alt+W </w:t>
+              <w:t> </w:t>
+            </w:r>
+            <w:r>
+              <w:rPr>
+                <w:b/>
+                <w:bCs/>
+                <w:color w:val="2B3140"/>
+                <w:sz w:val="16"/>
+                <w:szCs w:val="16"/>
+                <w:bdr w:val="single" w:sz="4" w:space="0" w:color="C3C9D4"/>
+                <w:shd w:val="clear" w:color="auto" w:fill="F1F3F7"/>
+              </w:rPr>
+              <w:t>Ctrl+Alt+A </w:t>
             </w:r>
             <w:r>
               <w:rPr>
@@ -10641,6 +11024,12 @@
         </w:tc>
       </w:tr>
       <w:tr>
+        <w:tblPrEx>
+          <w:tblCellMar>
+            <w:top w:w="0" w:type="dxa"/>
+            <w:bottom w:w="0" w:type="dxa"/>
+          </w:tblCellMar>
+        </w:tblPrEx>
         <w:trPr>
           <w:cantSplit/>
         </w:trPr>
@@ -10671,7 +11060,7 @@
                 <w:sz w:val="19"/>
                 <w:szCs w:val="19"/>
               </w:rPr>
-              <w:t>工具列</w:t>
+              <w:t>攝影機掃描</w:t>
             </w:r>
           </w:p>
         </w:tc>
@@ -10719,12 +11108,146 @@
                 <w:sz w:val="19"/>
                 <w:szCs w:val="19"/>
               </w:rPr>
-              <w:t>顯示浮動工具列。</w:t>
+              <w:t>開啟網路攝影機（同</w:t>
+            </w:r>
+            <w:r>
+              <w:rPr>
+                <w:sz w:val="19"/>
+                <w:szCs w:val="19"/>
+              </w:rPr>
+              <w:t xml:space="preserve"> </w:t>
+            </w:r>
+            <w:r>
+              <w:rPr>
+                <w:b/>
+                <w:bCs/>
+                <w:color w:val="2B3140"/>
+                <w:sz w:val="16"/>
+                <w:szCs w:val="16"/>
+                <w:bdr w:val="single" w:sz="4" w:space="0" w:color="C3C9D4"/>
+                <w:shd w:val="clear" w:color="auto" w:fill="F1F3F7"/>
+              </w:rPr>
+              <w:t> </w:t>
+            </w:r>
+            <w:r>
+              <w:rPr>
+                <w:b/>
+                <w:bCs/>
+                <w:color w:val="2B3140"/>
+                <w:sz w:val="16"/>
+                <w:szCs w:val="16"/>
+                <w:bdr w:val="single" w:sz="4" w:space="0" w:color="C3C9D4"/>
+                <w:shd w:val="clear" w:color="auto" w:fill="F1F3F7"/>
+              </w:rPr>
+              <w:t>Ctrl+Alt+W </w:t>
+            </w:r>
+            <w:r>
+              <w:rPr>
+                <w:sz w:val="19"/>
+                <w:szCs w:val="19"/>
+              </w:rPr>
+              <w:t>）。</w:t>
             </w:r>
           </w:p>
         </w:tc>
       </w:tr>
       <w:tr>
+        <w:tblPrEx>
+          <w:tblCellMar>
+            <w:top w:w="0" w:type="dxa"/>
+            <w:bottom w:w="0" w:type="dxa"/>
+          </w:tblCellMar>
+        </w:tblPrEx>
+        <w:trPr>
+          <w:cantSplit/>
+        </w:trPr>
+        <w:tc>
+          <w:tcPr>
+            <w:tcW w:w="3347" w:type="dxa"/>
+            <w:tcMar>
+              <w:top w:w="90" w:type="dxa"/>
+              <w:left w:w="140" w:type="dxa"/>
+              <w:bottom w:w="90" w:type="dxa"/>
+              <w:right w:w="140" w:type="dxa"/>
+            </w:tcMar>
+            <w:vAlign w:val="center"/>
+          </w:tcPr>
+          <w:p>
+            <w:pPr>
+              <w:spacing w:after="0" w:line="300" w:lineRule="auto"/>
+            </w:pPr>
+            <w:r>
+              <w:rPr>
+                <w:sz w:val="19"/>
+                <w:szCs w:val="19"/>
+              </w:rPr>
+              <w:t xml:space="preserve">QRcode tool </w:t>
+            </w:r>
+            <w:r>
+              <w:rPr>
+                <w:sz w:val="19"/>
+                <w:szCs w:val="19"/>
+              </w:rPr>
+              <w:t>工具列</w:t>
+            </w:r>
+          </w:p>
+        </w:tc>
+        <w:tc>
+          <w:tcPr>
+            <w:tcW w:w="2046" w:type="dxa"/>
+            <w:tcMar>
+              <w:top w:w="90" w:type="dxa"/>
+              <w:left w:w="140" w:type="dxa"/>
+              <w:bottom w:w="90" w:type="dxa"/>
+              <w:right w:w="140" w:type="dxa"/>
+            </w:tcMar>
+            <w:vAlign w:val="center"/>
+          </w:tcPr>
+          <w:p>
+            <w:pPr>
+              <w:spacing w:after="0" w:line="300" w:lineRule="auto"/>
+            </w:pPr>
+            <w:r>
+              <w:rPr>
+                <w:sz w:val="19"/>
+                <w:szCs w:val="19"/>
+              </w:rPr>
+              <w:t>桌面空白處</w:t>
+            </w:r>
+          </w:p>
+        </w:tc>
+        <w:tc>
+          <w:tcPr>
+            <w:tcW w:w="3905" w:type="dxa"/>
+            <w:tcMar>
+              <w:top w:w="90" w:type="dxa"/>
+              <w:left w:w="140" w:type="dxa"/>
+              <w:bottom w:w="90" w:type="dxa"/>
+              <w:right w:w="140" w:type="dxa"/>
+            </w:tcMar>
+            <w:vAlign w:val="center"/>
+          </w:tcPr>
+          <w:p>
+            <w:pPr>
+              <w:spacing w:after="0" w:line="300" w:lineRule="auto"/>
+            </w:pPr>
+            <w:r>
+              <w:rPr>
+                <w:sz w:val="19"/>
+                <w:szCs w:val="19"/>
+              </w:rPr>
+              <w:t>顯示浮動工具列。</w:t>
+            </w:r>
+          </w:p>
+        </w:tc>
+      </w:tr>
+      <w:tr>
+        <w:tblPrEx>
+          <w:tblCellMar>
+            <w:top w:w="0" w:type="dxa"/>
+            <w:bottom w:w="0" w:type="dxa"/>
+          </w:tblCellMar>
+        </w:tblPrEx>
         <w:trPr>
           <w:cantSplit/>
         </w:trPr>
@@ -11048,6 +11571,12 @@
         <w:gridCol w:w="9298"/>
       </w:tblGrid>
       <w:tr>
+        <w:tblPrEx>
+          <w:tblCellMar>
+            <w:top w:w="0" w:type="dxa"/>
+            <w:bottom w:w="0" w:type="dxa"/>
+          </w:tblCellMar>
+        </w:tblPrEx>
         <w:trPr>
           <w:cantSplit/>
         </w:trPr>
@@ -11120,7 +11649,7 @@
       <w:pPr>
         <w:pStyle w:val="2"/>
       </w:pPr>
-      <w:bookmarkStart w:id="22" w:name="_Toc242999064"/>
+      <w:bookmarkStart w:id="22" w:name="_Toc243953902"/>
       <w:r>
         <w:t>4.5</w:t>
       </w:r>
@@ -11163,6 +11692,12 @@
         <w:gridCol w:w="5393"/>
       </w:tblGrid>
       <w:tr>
+        <w:tblPrEx>
+          <w:tblCellMar>
+            <w:top w:w="0" w:type="dxa"/>
+            <w:bottom w:w="0" w:type="dxa"/>
+          </w:tblCellMar>
+        </w:tblPrEx>
         <w:trPr>
           <w:cantSplit/>
           <w:tblHeader/>
@@ -11225,6 +11760,12 @@
         </w:tc>
       </w:tr>
       <w:tr>
+        <w:tblPrEx>
+          <w:tblCellMar>
+            <w:top w:w="0" w:type="dxa"/>
+            <w:bottom w:w="0" w:type="dxa"/>
+          </w:tblCellMar>
+        </w:tblPrEx>
         <w:trPr>
           <w:cantSplit/>
         </w:trPr>
@@ -11281,6 +11822,12 @@
         </w:tc>
       </w:tr>
       <w:tr>
+        <w:tblPrEx>
+          <w:tblCellMar>
+            <w:top w:w="0" w:type="dxa"/>
+            <w:bottom w:w="0" w:type="dxa"/>
+          </w:tblCellMar>
+        </w:tblPrEx>
         <w:trPr>
           <w:cantSplit/>
         </w:trPr>
@@ -11337,6 +11884,12 @@
         </w:tc>
       </w:tr>
       <w:tr>
+        <w:tblPrEx>
+          <w:tblCellMar>
+            <w:top w:w="0" w:type="dxa"/>
+            <w:bottom w:w="0" w:type="dxa"/>
+          </w:tblCellMar>
+        </w:tblPrEx>
         <w:trPr>
           <w:cantSplit/>
         </w:trPr>
@@ -11393,6 +11946,12 @@
         </w:tc>
       </w:tr>
       <w:tr>
+        <w:tblPrEx>
+          <w:tblCellMar>
+            <w:top w:w="0" w:type="dxa"/>
+            <w:bottom w:w="0" w:type="dxa"/>
+          </w:tblCellMar>
+        </w:tblPrEx>
         <w:trPr>
           <w:cantSplit/>
         </w:trPr>
@@ -11449,6 +12008,12 @@
         </w:tc>
       </w:tr>
       <w:tr>
+        <w:tblPrEx>
+          <w:tblCellMar>
+            <w:top w:w="0" w:type="dxa"/>
+            <w:bottom w:w="0" w:type="dxa"/>
+          </w:tblCellMar>
+        </w:tblPrEx>
         <w:trPr>
           <w:cantSplit/>
         </w:trPr>
@@ -11505,6 +12070,12 @@
         </w:tc>
       </w:tr>
       <w:tr>
+        <w:tblPrEx>
+          <w:tblCellMar>
+            <w:top w:w="0" w:type="dxa"/>
+            <w:bottom w:w="0" w:type="dxa"/>
+          </w:tblCellMar>
+        </w:tblPrEx>
         <w:trPr>
           <w:cantSplit/>
         </w:trPr>
@@ -11571,6 +12142,12 @@
         </w:tc>
       </w:tr>
       <w:tr>
+        <w:tblPrEx>
+          <w:tblCellMar>
+            <w:top w:w="0" w:type="dxa"/>
+            <w:bottom w:w="0" w:type="dxa"/>
+          </w:tblCellMar>
+        </w:tblPrEx>
         <w:trPr>
           <w:cantSplit/>
         </w:trPr>
@@ -11627,6 +12204,12 @@
         </w:tc>
       </w:tr>
       <w:tr>
+        <w:tblPrEx>
+          <w:tblCellMar>
+            <w:top w:w="0" w:type="dxa"/>
+            <w:bottom w:w="0" w:type="dxa"/>
+          </w:tblCellMar>
+        </w:tblPrEx>
         <w:trPr>
           <w:cantSplit/>
         </w:trPr>
@@ -11683,6 +12266,12 @@
         </w:tc>
       </w:tr>
       <w:tr>
+        <w:tblPrEx>
+          <w:tblCellMar>
+            <w:top w:w="0" w:type="dxa"/>
+            <w:bottom w:w="0" w:type="dxa"/>
+          </w:tblCellMar>
+        </w:tblPrEx>
         <w:trPr>
           <w:cantSplit/>
         </w:trPr>
@@ -11773,6 +12362,12 @@
         </w:tc>
       </w:tr>
       <w:tr>
+        <w:tblPrEx>
+          <w:tblCellMar>
+            <w:top w:w="0" w:type="dxa"/>
+            <w:bottom w:w="0" w:type="dxa"/>
+          </w:tblCellMar>
+        </w:tblPrEx>
         <w:trPr>
           <w:cantSplit/>
         </w:trPr>
@@ -11829,6 +12424,12 @@
         </w:tc>
       </w:tr>
       <w:tr>
+        <w:tblPrEx>
+          <w:tblCellMar>
+            <w:top w:w="0" w:type="dxa"/>
+            <w:bottom w:w="0" w:type="dxa"/>
+          </w:tblCellMar>
+        </w:tblPrEx>
         <w:trPr>
           <w:cantSplit/>
         </w:trPr>
@@ -11905,6 +12506,12 @@
         </w:tc>
       </w:tr>
       <w:tr>
+        <w:tblPrEx>
+          <w:tblCellMar>
+            <w:top w:w="0" w:type="dxa"/>
+            <w:bottom w:w="0" w:type="dxa"/>
+          </w:tblCellMar>
+        </w:tblPrEx>
         <w:trPr>
           <w:cantSplit/>
         </w:trPr>
@@ -12010,7 +12617,7 @@
       <w:pPr>
         <w:pStyle w:val="1"/>
       </w:pPr>
-      <w:bookmarkStart w:id="23" w:name="_Toc242999065"/>
+      <w:bookmarkStart w:id="23" w:name="_Toc243953903"/>
       <w:r>
         <w:t>5</w:t>
       </w:r>
@@ -12023,7 +12630,7 @@
       <w:pPr>
         <w:pStyle w:val="2"/>
       </w:pPr>
-      <w:bookmarkStart w:id="24" w:name="_Toc242999066"/>
+      <w:bookmarkStart w:id="24" w:name="_Toc243953904"/>
       <w:r>
         <w:t>5.1</w:t>
       </w:r>
@@ -12147,7 +12754,7 @@
       <w:pPr>
         <w:pStyle w:val="2"/>
       </w:pPr>
-      <w:bookmarkStart w:id="25" w:name="_Toc242999067"/>
+      <w:bookmarkStart w:id="25" w:name="_Toc243953905"/>
       <w:r>
         <w:t>5.2</w:t>
       </w:r>
@@ -12185,6 +12792,12 @@
         <w:gridCol w:w="5951"/>
       </w:tblGrid>
       <w:tr>
+        <w:tblPrEx>
+          <w:tblCellMar>
+            <w:top w:w="0" w:type="dxa"/>
+            <w:bottom w:w="0" w:type="dxa"/>
+          </w:tblCellMar>
+        </w:tblPrEx>
         <w:trPr>
           <w:cantSplit/>
           <w:tblHeader/>
@@ -12247,6 +12860,12 @@
         </w:tc>
       </w:tr>
       <w:tr>
+        <w:tblPrEx>
+          <w:tblCellMar>
+            <w:top w:w="0" w:type="dxa"/>
+            <w:bottom w:w="0" w:type="dxa"/>
+          </w:tblCellMar>
+        </w:tblPrEx>
         <w:trPr>
           <w:cantSplit/>
         </w:trPr>
@@ -12300,6 +12919,12 @@
         </w:tc>
       </w:tr>
       <w:tr>
+        <w:tblPrEx>
+          <w:tblCellMar>
+            <w:top w:w="0" w:type="dxa"/>
+            <w:bottom w:w="0" w:type="dxa"/>
+          </w:tblCellMar>
+        </w:tblPrEx>
         <w:trPr>
           <w:cantSplit/>
         </w:trPr>
@@ -12353,6 +12978,12 @@
         </w:tc>
       </w:tr>
       <w:tr>
+        <w:tblPrEx>
+          <w:tblCellMar>
+            <w:top w:w="0" w:type="dxa"/>
+            <w:bottom w:w="0" w:type="dxa"/>
+          </w:tblCellMar>
+        </w:tblPrEx>
         <w:trPr>
           <w:cantSplit/>
         </w:trPr>
@@ -12415,7 +13046,7 @@
       <w:pPr>
         <w:pStyle w:val="2"/>
       </w:pPr>
-      <w:bookmarkStart w:id="26" w:name="_Toc242999068"/>
+      <w:bookmarkStart w:id="26" w:name="_Toc243953906"/>
       <w:r>
         <w:t>5.3</w:t>
       </w:r>
@@ -12447,10 +13078,10 @@
         </w:rPr>
         <w:lastRenderedPageBreak/>
         <w:drawing>
-          <wp:inline distT="0" distB="0" distL="0" distR="0" wp14:anchorId="0C9021B1" wp14:editId="10692A91">
+          <wp:inline distT="0" distB="0" distL="0" distR="0" wp14:anchorId="4CAF9781" wp14:editId="07540C7A">
             <wp:extent cx="4324350" cy="2600325"/>
             <wp:effectExtent l="0" t="0" r="0" b="0"/>
-            <wp:docPr id="1819859631" name="detail-wifi" descr="detail-wifi" title="detail-wifi"/>
+            <wp:docPr id="10992028" name="detail-wifi" descr="detail-wifi" title="detail-wifi"/>
             <wp:cNvGraphicFramePr>
               <a:graphicFrameLocks xmlns:a="http://schemas.openxmlformats.org/drawingml/2006/main" noChangeAspect="1"/>
             </wp:cNvGraphicFramePr>
@@ -12543,7 +13174,7 @@
       <w:pPr>
         <w:pStyle w:val="2"/>
       </w:pPr>
-      <w:bookmarkStart w:id="27" w:name="_Toc242999069"/>
+      <w:bookmarkStart w:id="27" w:name="_Toc243953907"/>
       <w:r>
         <w:t>5.4</w:t>
       </w:r>
@@ -12575,6 +13206,12 @@
         <w:gridCol w:w="6509"/>
       </w:tblGrid>
       <w:tr>
+        <w:tblPrEx>
+          <w:tblCellMar>
+            <w:top w:w="0" w:type="dxa"/>
+            <w:bottom w:w="0" w:type="dxa"/>
+          </w:tblCellMar>
+        </w:tblPrEx>
         <w:trPr>
           <w:cantSplit/>
           <w:tblHeader/>
@@ -12637,6 +13274,12 @@
         </w:tc>
       </w:tr>
       <w:tr>
+        <w:tblPrEx>
+          <w:tblCellMar>
+            <w:top w:w="0" w:type="dxa"/>
+            <w:bottom w:w="0" w:type="dxa"/>
+          </w:tblCellMar>
+        </w:tblPrEx>
         <w:trPr>
           <w:cantSplit/>
         </w:trPr>
@@ -12690,6 +13333,12 @@
         </w:tc>
       </w:tr>
       <w:tr>
+        <w:tblPrEx>
+          <w:tblCellMar>
+            <w:top w:w="0" w:type="dxa"/>
+            <w:bottom w:w="0" w:type="dxa"/>
+          </w:tblCellMar>
+        </w:tblPrEx>
         <w:trPr>
           <w:cantSplit/>
         </w:trPr>
@@ -12750,6 +13399,12 @@
         </w:tc>
       </w:tr>
       <w:tr>
+        <w:tblPrEx>
+          <w:tblCellMar>
+            <w:top w:w="0" w:type="dxa"/>
+            <w:bottom w:w="0" w:type="dxa"/>
+          </w:tblCellMar>
+        </w:tblPrEx>
         <w:trPr>
           <w:cantSplit/>
         </w:trPr>
@@ -12845,6 +13500,12 @@
         </w:tc>
       </w:tr>
       <w:tr>
+        <w:tblPrEx>
+          <w:tblCellMar>
+            <w:top w:w="0" w:type="dxa"/>
+            <w:bottom w:w="0" w:type="dxa"/>
+          </w:tblCellMar>
+        </w:tblPrEx>
         <w:trPr>
           <w:cantSplit/>
         </w:trPr>
@@ -12898,6 +13559,12 @@
         </w:tc>
       </w:tr>
       <w:tr>
+        <w:tblPrEx>
+          <w:tblCellMar>
+            <w:top w:w="0" w:type="dxa"/>
+            <w:bottom w:w="0" w:type="dxa"/>
+          </w:tblCellMar>
+        </w:tblPrEx>
         <w:trPr>
           <w:cantSplit/>
         </w:trPr>
@@ -12951,6 +13618,12 @@
         </w:tc>
       </w:tr>
       <w:tr>
+        <w:tblPrEx>
+          <w:tblCellMar>
+            <w:top w:w="0" w:type="dxa"/>
+            <w:bottom w:w="0" w:type="dxa"/>
+          </w:tblCellMar>
+        </w:tblPrEx>
         <w:trPr>
           <w:cantSplit/>
         </w:trPr>
@@ -13004,6 +13677,12 @@
         </w:tc>
       </w:tr>
       <w:tr>
+        <w:tblPrEx>
+          <w:tblCellMar>
+            <w:top w:w="0" w:type="dxa"/>
+            <w:bottom w:w="0" w:type="dxa"/>
+          </w:tblCellMar>
+        </w:tblPrEx>
         <w:trPr>
           <w:cantSplit/>
         </w:trPr>
@@ -13057,6 +13736,12 @@
         </w:tc>
       </w:tr>
       <w:tr>
+        <w:tblPrEx>
+          <w:tblCellMar>
+            <w:top w:w="0" w:type="dxa"/>
+            <w:bottom w:w="0" w:type="dxa"/>
+          </w:tblCellMar>
+        </w:tblPrEx>
         <w:trPr>
           <w:cantSplit/>
         </w:trPr>
@@ -13110,6 +13795,12 @@
         </w:tc>
       </w:tr>
       <w:tr>
+        <w:tblPrEx>
+          <w:tblCellMar>
+            <w:top w:w="0" w:type="dxa"/>
+            <w:bottom w:w="0" w:type="dxa"/>
+          </w:tblCellMar>
+        </w:tblPrEx>
         <w:trPr>
           <w:cantSplit/>
         </w:trPr>
@@ -13163,6 +13854,12 @@
         </w:tc>
       </w:tr>
       <w:tr>
+        <w:tblPrEx>
+          <w:tblCellMar>
+            <w:top w:w="0" w:type="dxa"/>
+            <w:bottom w:w="0" w:type="dxa"/>
+          </w:tblCellMar>
+        </w:tblPrEx>
         <w:trPr>
           <w:cantSplit/>
         </w:trPr>
@@ -13216,6 +13913,12 @@
         </w:tc>
       </w:tr>
       <w:tr>
+        <w:tblPrEx>
+          <w:tblCellMar>
+            <w:top w:w="0" w:type="dxa"/>
+            <w:bottom w:w="0" w:type="dxa"/>
+          </w:tblCellMar>
+        </w:tblPrEx>
         <w:trPr>
           <w:cantSplit/>
         </w:trPr>
@@ -13344,6 +14047,12 @@
         </w:tc>
       </w:tr>
       <w:tr>
+        <w:tblPrEx>
+          <w:tblCellMar>
+            <w:top w:w="0" w:type="dxa"/>
+            <w:bottom w:w="0" w:type="dxa"/>
+          </w:tblCellMar>
+        </w:tblPrEx>
         <w:trPr>
           <w:cantSplit/>
         </w:trPr>
@@ -13420,7 +14129,7 @@
       <w:pPr>
         <w:pStyle w:val="2"/>
       </w:pPr>
-      <w:bookmarkStart w:id="28" w:name="_Toc242999070"/>
+      <w:bookmarkStart w:id="28" w:name="_Toc243953908"/>
       <w:r>
         <w:lastRenderedPageBreak/>
         <w:t>5.5</w:t>
@@ -13451,7 +14160,7 @@
       <w:pPr>
         <w:pStyle w:val="2"/>
       </w:pPr>
-      <w:bookmarkStart w:id="29" w:name="_Toc242999071"/>
+      <w:bookmarkStart w:id="29" w:name="_Toc243953909"/>
       <w:r>
         <w:t>5.6</w:t>
       </w:r>
@@ -13515,7 +14224,7 @@
       <w:pPr>
         <w:pStyle w:val="1"/>
       </w:pPr>
-      <w:bookmarkStart w:id="30" w:name="_Toc242999072"/>
+      <w:bookmarkStart w:id="30" w:name="_Toc243953910"/>
       <w:r>
         <w:t>6</w:t>
       </w:r>
@@ -13545,7 +14254,7 @@
       <w:pPr>
         <w:pStyle w:val="2"/>
       </w:pPr>
-      <w:bookmarkStart w:id="31" w:name="_Toc242999073"/>
+      <w:bookmarkStart w:id="31" w:name="_Toc243953911"/>
       <w:r>
         <w:t>6.1</w:t>
       </w:r>
@@ -13570,10 +14279,10 @@
           <w:noProof/>
         </w:rPr>
         <w:drawing>
-          <wp:inline distT="0" distB="0" distL="0" distR="0" wp14:anchorId="2D92B70C" wp14:editId="70850DF0">
+          <wp:inline distT="0" distB="0" distL="0" distR="0" wp14:anchorId="3E6F6B47" wp14:editId="53735D28">
             <wp:extent cx="4324350" cy="2781300"/>
             <wp:effectExtent l="0" t="0" r="0" b="0"/>
-            <wp:docPr id="1742470392" name="detail-warning" descr="detail-warning" title="detail-warning"/>
+            <wp:docPr id="1392206441" name="detail-warning" descr="detail-warning" title="detail-warning"/>
             <wp:cNvGraphicFramePr>
               <a:graphicFrameLocks xmlns:a="http://schemas.openxmlformats.org/drawingml/2006/main" noChangeAspect="1"/>
             </wp:cNvGraphicFramePr>
@@ -13658,7 +14367,7 @@
       <w:pPr>
         <w:pStyle w:val="2"/>
       </w:pPr>
-      <w:bookmarkStart w:id="32" w:name="_Toc242999074"/>
+      <w:bookmarkStart w:id="32" w:name="_Toc243953912"/>
       <w:r>
         <w:t>6.2</w:t>
       </w:r>
@@ -13690,6 +14399,12 @@
         <w:gridCol w:w="7624"/>
       </w:tblGrid>
       <w:tr>
+        <w:tblPrEx>
+          <w:tblCellMar>
+            <w:top w:w="0" w:type="dxa"/>
+            <w:bottom w:w="0" w:type="dxa"/>
+          </w:tblCellMar>
+        </w:tblPrEx>
         <w:trPr>
           <w:cantSplit/>
           <w:tblHeader/>
@@ -13752,6 +14467,12 @@
         </w:tc>
       </w:tr>
       <w:tr>
+        <w:tblPrEx>
+          <w:tblCellMar>
+            <w:top w:w="0" w:type="dxa"/>
+            <w:bottom w:w="0" w:type="dxa"/>
+          </w:tblCellMar>
+        </w:tblPrEx>
         <w:trPr>
           <w:cantSplit/>
         </w:trPr>
@@ -13818,81 +14539,7 @@
                 <w:bdr w:val="single" w:sz="4" w:space="0" w:color="C3C9D4"/>
                 <w:shd w:val="clear" w:color="auto" w:fill="F1F3F7"/>
               </w:rPr>
-              <w:t> Enter </w:t>
-            </w:r>
-            <w:r>
-              <w:rPr>
-                <w:sz w:val="19"/>
-                <w:szCs w:val="19"/>
-              </w:rPr>
-              <w:t xml:space="preserve"> </w:t>
-            </w:r>
-            <w:r>
-              <w:rPr>
-                <w:sz w:val="19"/>
-                <w:szCs w:val="19"/>
-              </w:rPr>
-              <w:t>可直接開啟。</w:t>
-            </w:r>
-          </w:p>
-        </w:tc>
-      </w:tr>
-      <w:tr>
-        <w:trPr>
-          <w:cantSplit/>
-        </w:trPr>
-        <w:tc>
-          <w:tcPr>
-            <w:tcW w:w="1674" w:type="dxa"/>
-            <w:tcMar>
-              <w:top w:w="90" w:type="dxa"/>
-              <w:left w:w="140" w:type="dxa"/>
-              <w:bottom w:w="90" w:type="dxa"/>
-              <w:right w:w="140" w:type="dxa"/>
-            </w:tcMar>
-            <w:vAlign w:val="center"/>
-          </w:tcPr>
-          <w:p>
-            <w:pPr>
-              <w:spacing w:after="0" w:line="300" w:lineRule="auto"/>
-            </w:pPr>
-            <w:r>
-              <w:rPr>
-                <w:sz w:val="19"/>
-                <w:szCs w:val="19"/>
-              </w:rPr>
-              <w:t>警告</w:t>
-            </w:r>
-          </w:p>
-        </w:tc>
-        <w:tc>
-          <w:tcPr>
-            <w:tcW w:w="7624" w:type="dxa"/>
-            <w:tcMar>
-              <w:top w:w="90" w:type="dxa"/>
-              <w:left w:w="140" w:type="dxa"/>
-              <w:bottom w:w="90" w:type="dxa"/>
-              <w:right w:w="140" w:type="dxa"/>
-            </w:tcMar>
-            <w:vAlign w:val="center"/>
-          </w:tcPr>
-          <w:p>
-            <w:pPr>
-              <w:spacing w:after="0" w:line="300" w:lineRule="auto"/>
-            </w:pPr>
-            <w:r>
-              <w:rPr>
-                <w:sz w:val="19"/>
-                <w:szCs w:val="19"/>
-              </w:rPr>
-              <w:t>框線與圖示為黃色。按</w:t>
-            </w:r>
-            <w:r>
-              <w:rPr>
-                <w:sz w:val="19"/>
-                <w:szCs w:val="19"/>
-              </w:rPr>
-              <w:t xml:space="preserve"> </w:t>
+              <w:t> </w:t>
             </w:r>
             <w:r>
               <w:rPr>
@@ -13904,7 +14551,7 @@
                 <w:bdr w:val="single" w:sz="4" w:space="0" w:color="C3C9D4"/>
                 <w:shd w:val="clear" w:color="auto" w:fill="F1F3F7"/>
               </w:rPr>
-              <w:t> Enter </w:t>
+              <w:t>Enter </w:t>
             </w:r>
             <w:r>
               <w:rPr>
@@ -13918,12 +14565,18 @@
                 <w:sz w:val="19"/>
                 <w:szCs w:val="19"/>
               </w:rPr>
-              <w:t>或點選時會先顯示詳細資料卡，需再按一次「開啟」。</w:t>
+              <w:t>可直接開啟。</w:t>
             </w:r>
           </w:p>
         </w:tc>
       </w:tr>
       <w:tr>
+        <w:tblPrEx>
+          <w:tblCellMar>
+            <w:top w:w="0" w:type="dxa"/>
+            <w:bottom w:w="0" w:type="dxa"/>
+          </w:tblCellMar>
+        </w:tblPrEx>
         <w:trPr>
           <w:cantSplit/>
         </w:trPr>
@@ -13947,6 +14600,110 @@
                 <w:sz w:val="19"/>
                 <w:szCs w:val="19"/>
               </w:rPr>
+              <w:t>警告</w:t>
+            </w:r>
+          </w:p>
+        </w:tc>
+        <w:tc>
+          <w:tcPr>
+            <w:tcW w:w="7624" w:type="dxa"/>
+            <w:tcMar>
+              <w:top w:w="90" w:type="dxa"/>
+              <w:left w:w="140" w:type="dxa"/>
+              <w:bottom w:w="90" w:type="dxa"/>
+              <w:right w:w="140" w:type="dxa"/>
+            </w:tcMar>
+            <w:vAlign w:val="center"/>
+          </w:tcPr>
+          <w:p>
+            <w:pPr>
+              <w:spacing w:after="0" w:line="300" w:lineRule="auto"/>
+            </w:pPr>
+            <w:r>
+              <w:rPr>
+                <w:sz w:val="19"/>
+                <w:szCs w:val="19"/>
+              </w:rPr>
+              <w:t>框線與圖示為黃色。按</w:t>
+            </w:r>
+            <w:r>
+              <w:rPr>
+                <w:sz w:val="19"/>
+                <w:szCs w:val="19"/>
+              </w:rPr>
+              <w:t xml:space="preserve"> </w:t>
+            </w:r>
+            <w:r>
+              <w:rPr>
+                <w:b/>
+                <w:bCs/>
+                <w:color w:val="2B3140"/>
+                <w:sz w:val="16"/>
+                <w:szCs w:val="16"/>
+                <w:bdr w:val="single" w:sz="4" w:space="0" w:color="C3C9D4"/>
+                <w:shd w:val="clear" w:color="auto" w:fill="F1F3F7"/>
+              </w:rPr>
+              <w:t> </w:t>
+            </w:r>
+            <w:r>
+              <w:rPr>
+                <w:b/>
+                <w:bCs/>
+                <w:color w:val="2B3140"/>
+                <w:sz w:val="16"/>
+                <w:szCs w:val="16"/>
+                <w:bdr w:val="single" w:sz="4" w:space="0" w:color="C3C9D4"/>
+                <w:shd w:val="clear" w:color="auto" w:fill="F1F3F7"/>
+              </w:rPr>
+              <w:t>Enter </w:t>
+            </w:r>
+            <w:r>
+              <w:rPr>
+                <w:sz w:val="19"/>
+                <w:szCs w:val="19"/>
+              </w:rPr>
+              <w:t xml:space="preserve"> </w:t>
+            </w:r>
+            <w:r>
+              <w:rPr>
+                <w:sz w:val="19"/>
+                <w:szCs w:val="19"/>
+              </w:rPr>
+              <w:t>或點選時會先顯示詳細資料卡，需再按一次「開啟」。</w:t>
+            </w:r>
+          </w:p>
+        </w:tc>
+      </w:tr>
+      <w:tr>
+        <w:tblPrEx>
+          <w:tblCellMar>
+            <w:top w:w="0" w:type="dxa"/>
+            <w:bottom w:w="0" w:type="dxa"/>
+          </w:tblCellMar>
+        </w:tblPrEx>
+        <w:trPr>
+          <w:cantSplit/>
+        </w:trPr>
+        <w:tc>
+          <w:tcPr>
+            <w:tcW w:w="1674" w:type="dxa"/>
+            <w:tcMar>
+              <w:top w:w="90" w:type="dxa"/>
+              <w:left w:w="140" w:type="dxa"/>
+              <w:bottom w:w="90" w:type="dxa"/>
+              <w:right w:w="140" w:type="dxa"/>
+            </w:tcMar>
+            <w:vAlign w:val="center"/>
+          </w:tcPr>
+          <w:p>
+            <w:pPr>
+              <w:spacing w:after="0" w:line="300" w:lineRule="auto"/>
+            </w:pPr>
+            <w:r>
+              <w:rPr>
+                <w:sz w:val="19"/>
+                <w:szCs w:val="19"/>
+              </w:rPr>
               <w:t>危險</w:t>
             </w:r>
           </w:p>
@@ -13986,7 +14743,7 @@
       <w:pPr>
         <w:pStyle w:val="2"/>
       </w:pPr>
-      <w:bookmarkStart w:id="33" w:name="_Toc242999075"/>
+      <w:bookmarkStart w:id="33" w:name="_Toc243953913"/>
       <w:r>
         <w:t>6.3</w:t>
       </w:r>
@@ -14019,6 +14776,12 @@
         <w:gridCol w:w="5393"/>
       </w:tblGrid>
       <w:tr>
+        <w:tblPrEx>
+          <w:tblCellMar>
+            <w:top w:w="0" w:type="dxa"/>
+            <w:bottom w:w="0" w:type="dxa"/>
+          </w:tblCellMar>
+        </w:tblPrEx>
         <w:trPr>
           <w:cantSplit/>
           <w:tblHeader/>
@@ -14109,6 +14872,12 @@
         </w:tc>
       </w:tr>
       <w:tr>
+        <w:tblPrEx>
+          <w:tblCellMar>
+            <w:top w:w="0" w:type="dxa"/>
+            <w:bottom w:w="0" w:type="dxa"/>
+          </w:tblCellMar>
+        </w:tblPrEx>
         <w:trPr>
           <w:cantSplit/>
         </w:trPr>
@@ -14200,6 +14969,12 @@
         </w:tc>
       </w:tr>
       <w:tr>
+        <w:tblPrEx>
+          <w:tblCellMar>
+            <w:top w:w="0" w:type="dxa"/>
+            <w:bottom w:w="0" w:type="dxa"/>
+          </w:tblCellMar>
+        </w:tblPrEx>
         <w:trPr>
           <w:cantSplit/>
         </w:trPr>
@@ -14329,6 +15104,12 @@
         </w:tc>
       </w:tr>
       <w:tr>
+        <w:tblPrEx>
+          <w:tblCellMar>
+            <w:top w:w="0" w:type="dxa"/>
+            <w:bottom w:w="0" w:type="dxa"/>
+          </w:tblCellMar>
+        </w:tblPrEx>
         <w:trPr>
           <w:cantSplit/>
         </w:trPr>
@@ -14437,6 +15218,12 @@
         </w:tc>
       </w:tr>
       <w:tr>
+        <w:tblPrEx>
+          <w:tblCellMar>
+            <w:top w:w="0" w:type="dxa"/>
+            <w:bottom w:w="0" w:type="dxa"/>
+          </w:tblCellMar>
+        </w:tblPrEx>
         <w:trPr>
           <w:cantSplit/>
         </w:trPr>
@@ -14542,6 +15329,12 @@
         </w:tc>
       </w:tr>
       <w:tr>
+        <w:tblPrEx>
+          <w:tblCellMar>
+            <w:top w:w="0" w:type="dxa"/>
+            <w:bottom w:w="0" w:type="dxa"/>
+          </w:tblCellMar>
+        </w:tblPrEx>
         <w:trPr>
           <w:cantSplit/>
         </w:trPr>
@@ -14633,6 +15426,12 @@
         </w:tc>
       </w:tr>
       <w:tr>
+        <w:tblPrEx>
+          <w:tblCellMar>
+            <w:top w:w="0" w:type="dxa"/>
+            <w:bottom w:w="0" w:type="dxa"/>
+          </w:tblCellMar>
+        </w:tblPrEx>
         <w:trPr>
           <w:cantSplit/>
         </w:trPr>
@@ -14710,6 +15509,12 @@
         </w:tc>
       </w:tr>
       <w:tr>
+        <w:tblPrEx>
+          <w:tblCellMar>
+            <w:top w:w="0" w:type="dxa"/>
+            <w:bottom w:w="0" w:type="dxa"/>
+          </w:tblCellMar>
+        </w:tblPrEx>
         <w:trPr>
           <w:cantSplit/>
         </w:trPr>
@@ -14801,6 +15606,12 @@
         </w:tc>
       </w:tr>
       <w:tr>
+        <w:tblPrEx>
+          <w:tblCellMar>
+            <w:top w:w="0" w:type="dxa"/>
+            <w:bottom w:w="0" w:type="dxa"/>
+          </w:tblCellMar>
+        </w:tblPrEx>
         <w:trPr>
           <w:cantSplit/>
         </w:trPr>
@@ -14878,6 +15689,12 @@
         </w:tc>
       </w:tr>
       <w:tr>
+        <w:tblPrEx>
+          <w:tblCellMar>
+            <w:top w:w="0" w:type="dxa"/>
+            <w:bottom w:w="0" w:type="dxa"/>
+          </w:tblCellMar>
+        </w:tblPrEx>
         <w:trPr>
           <w:cantSplit/>
         </w:trPr>
@@ -14969,6 +15786,12 @@
         </w:tc>
       </w:tr>
       <w:tr>
+        <w:tblPrEx>
+          <w:tblCellMar>
+            <w:top w:w="0" w:type="dxa"/>
+            <w:bottom w:w="0" w:type="dxa"/>
+          </w:tblCellMar>
+        </w:tblPrEx>
         <w:trPr>
           <w:cantSplit/>
         </w:trPr>
@@ -15079,7 +15902,7 @@
       <w:pPr>
         <w:pStyle w:val="2"/>
       </w:pPr>
-      <w:bookmarkStart w:id="34" w:name="_Toc242999076"/>
+      <w:bookmarkStart w:id="34" w:name="_Toc243953914"/>
       <w:r>
         <w:t>6.4</w:t>
       </w:r>
@@ -15105,10 +15928,10 @@
         </w:rPr>
         <w:lastRenderedPageBreak/>
         <w:drawing>
-          <wp:inline distT="0" distB="0" distL="0" distR="0" wp14:anchorId="3B74B470" wp14:editId="073AF718">
+          <wp:inline distT="0" distB="0" distL="0" distR="0" wp14:anchorId="0BC9A39F" wp14:editId="5196C74E">
             <wp:extent cx="4324350" cy="2600325"/>
             <wp:effectExtent l="0" t="0" r="0" b="0"/>
-            <wp:docPr id="425406432" name="detail-danger" descr="detail-danger" title="detail-danger"/>
+            <wp:docPr id="1465635924" name="detail-danger" descr="detail-danger" title="detail-danger"/>
             <wp:cNvGraphicFramePr>
               <a:graphicFrameLocks xmlns:a="http://schemas.openxmlformats.org/drawingml/2006/main" noChangeAspect="1"/>
             </wp:cNvGraphicFramePr>
@@ -15206,7 +16029,7 @@
       <w:pPr>
         <w:pStyle w:val="2"/>
       </w:pPr>
-      <w:bookmarkStart w:id="35" w:name="_Toc242999077"/>
+      <w:bookmarkStart w:id="35" w:name="_Toc243953915"/>
       <w:r>
         <w:t>6.5</w:t>
       </w:r>
@@ -15232,7 +16055,19 @@
           <w:bdr w:val="single" w:sz="4" w:space="0" w:color="C3C9D4"/>
           <w:shd w:val="clear" w:color="auto" w:fill="F1F3F7"/>
         </w:rPr>
-        <w:t> Enter </w:t>
+        <w:t> </w:t>
+      </w:r>
+      <w:r>
+        <w:rPr>
+          <w:b/>
+          <w:bCs/>
+          <w:color w:val="2B3140"/>
+          <w:sz w:val="18"/>
+          <w:szCs w:val="18"/>
+          <w:bdr w:val="single" w:sz="4" w:space="0" w:color="C3C9D4"/>
+          <w:shd w:val="clear" w:color="auto" w:fill="F1F3F7"/>
+        </w:rPr>
+        <w:t>Enter </w:t>
       </w:r>
       <w:r>
         <w:t>：</w:t>
@@ -15325,10 +16160,10 @@
         </w:rPr>
         <w:lastRenderedPageBreak/>
         <w:drawing>
-          <wp:inline distT="0" distB="0" distL="0" distR="0" wp14:anchorId="7C26155A" wp14:editId="5C0E2264">
+          <wp:inline distT="0" distB="0" distL="0" distR="0" wp14:anchorId="2068CC30" wp14:editId="6F6E0089">
             <wp:extent cx="4324350" cy="2600325"/>
             <wp:effectExtent l="0" t="0" r="0" b="0"/>
-            <wp:docPr id="862280133" name="detail-link" descr="detail-link" title="detail-link"/>
+            <wp:docPr id="1975918785" name="detail-link" descr="detail-link" title="detail-link"/>
             <wp:cNvGraphicFramePr>
               <a:graphicFrameLocks xmlns:a="http://schemas.openxmlformats.org/drawingml/2006/main" noChangeAspect="1"/>
             </wp:cNvGraphicFramePr>
@@ -15453,7 +16288,7 @@
       <w:pPr>
         <w:pStyle w:val="1"/>
       </w:pPr>
-      <w:bookmarkStart w:id="36" w:name="_Toc242999078"/>
+      <w:bookmarkStart w:id="36" w:name="_Toc243953916"/>
       <w:r>
         <w:t>7</w:t>
       </w:r>
@@ -15479,7 +16314,19 @@
           <w:bdr w:val="single" w:sz="4" w:space="0" w:color="C3C9D4"/>
           <w:shd w:val="clear" w:color="auto" w:fill="F1F3F7"/>
         </w:rPr>
-        <w:t> Ctrl+Alt+E </w:t>
+        <w:t> </w:t>
+      </w:r>
+      <w:r>
+        <w:rPr>
+          <w:b/>
+          <w:bCs/>
+          <w:color w:val="2B3140"/>
+          <w:sz w:val="18"/>
+          <w:szCs w:val="18"/>
+          <w:bdr w:val="single" w:sz="4" w:space="0" w:color="C3C9D4"/>
+          <w:shd w:val="clear" w:color="auto" w:fill="F1F3F7"/>
+        </w:rPr>
+        <w:t>Ctrl+Alt+E </w:t>
       </w:r>
       <w:r>
         <w:t xml:space="preserve"> </w:t>
@@ -15511,7 +16358,7 @@
       <w:pPr>
         <w:pStyle w:val="2"/>
       </w:pPr>
-      <w:bookmarkStart w:id="37" w:name="_Toc242999079"/>
+      <w:bookmarkStart w:id="37" w:name="_Toc243953917"/>
       <w:r>
         <w:t>7.1</w:t>
       </w:r>
@@ -15531,10 +16378,10 @@
           <w:noProof/>
         </w:rPr>
         <w:drawing>
-          <wp:inline distT="0" distB="0" distL="0" distR="0" wp14:anchorId="254A4A8B" wp14:editId="2E1A85C6">
+          <wp:inline distT="0" distB="0" distL="0" distR="0" wp14:anchorId="6A178353" wp14:editId="2315F539">
             <wp:extent cx="3962400" cy="1428750"/>
             <wp:effectExtent l="0" t="0" r="0" b="0"/>
-            <wp:docPr id="1552831429" name="toolbar-row" descr="toolbar-row" title="toolbar-row"/>
+            <wp:docPr id="1429892039" name="toolbar-row" descr="toolbar-row" title="toolbar-row"/>
             <wp:cNvGraphicFramePr>
               <a:graphicFrameLocks xmlns:a="http://schemas.openxmlformats.org/drawingml/2006/main" noChangeAspect="1"/>
             </wp:cNvGraphicFramePr>
@@ -15638,6 +16485,12 @@
         <w:gridCol w:w="6137"/>
       </w:tblGrid>
       <w:tr>
+        <w:tblPrEx>
+          <w:tblCellMar>
+            <w:top w:w="0" w:type="dxa"/>
+            <w:bottom w:w="0" w:type="dxa"/>
+          </w:tblCellMar>
+        </w:tblPrEx>
         <w:trPr>
           <w:cantSplit/>
           <w:tblHeader/>
@@ -15700,6 +16553,12 @@
         </w:tc>
       </w:tr>
       <w:tr>
+        <w:tblPrEx>
+          <w:tblCellMar>
+            <w:top w:w="0" w:type="dxa"/>
+            <w:bottom w:w="0" w:type="dxa"/>
+          </w:tblCellMar>
+        </w:tblPrEx>
         <w:trPr>
           <w:cantSplit/>
         </w:trPr>
@@ -15753,6 +16612,12 @@
         </w:tc>
       </w:tr>
       <w:tr>
+        <w:tblPrEx>
+          <w:tblCellMar>
+            <w:top w:w="0" w:type="dxa"/>
+            <w:bottom w:w="0" w:type="dxa"/>
+          </w:tblCellMar>
+        </w:tblPrEx>
         <w:trPr>
           <w:cantSplit/>
         </w:trPr>
@@ -15819,74 +16684,7 @@
                 <w:bdr w:val="single" w:sz="4" w:space="0" w:color="C3C9D4"/>
                 <w:shd w:val="clear" w:color="auto" w:fill="F1F3F7"/>
               </w:rPr>
-              <w:t> Ctrl+Alt+Q </w:t>
-            </w:r>
-            <w:r>
-              <w:rPr>
-                <w:sz w:val="19"/>
-                <w:szCs w:val="19"/>
-              </w:rPr>
-              <w:t>。</w:t>
-            </w:r>
-          </w:p>
-        </w:tc>
-      </w:tr>
-      <w:tr>
-        <w:trPr>
-          <w:cantSplit/>
-        </w:trPr>
-        <w:tc>
-          <w:tcPr>
-            <w:tcW w:w="3161" w:type="dxa"/>
-            <w:tcMar>
-              <w:top w:w="90" w:type="dxa"/>
-              <w:left w:w="140" w:type="dxa"/>
-              <w:bottom w:w="90" w:type="dxa"/>
-              <w:right w:w="140" w:type="dxa"/>
-            </w:tcMar>
-            <w:vAlign w:val="center"/>
-          </w:tcPr>
-          <w:p>
-            <w:pPr>
-              <w:spacing w:after="0" w:line="300" w:lineRule="auto"/>
-            </w:pPr>
-            <w:r>
-              <w:rPr>
-                <w:sz w:val="19"/>
-                <w:szCs w:val="19"/>
-              </w:rPr>
-              <w:t>選取區域</w:t>
-            </w:r>
-          </w:p>
-        </w:tc>
-        <w:tc>
-          <w:tcPr>
-            <w:tcW w:w="6137" w:type="dxa"/>
-            <w:tcMar>
-              <w:top w:w="90" w:type="dxa"/>
-              <w:left w:w="140" w:type="dxa"/>
-              <w:bottom w:w="90" w:type="dxa"/>
-              <w:right w:w="140" w:type="dxa"/>
-            </w:tcMar>
-            <w:vAlign w:val="center"/>
-          </w:tcPr>
-          <w:p>
-            <w:pPr>
-              <w:spacing w:after="0" w:line="300" w:lineRule="auto"/>
-            </w:pPr>
-            <w:r>
-              <w:rPr>
-                <w:sz w:val="19"/>
-                <w:szCs w:val="19"/>
-              </w:rPr>
-              <w:t>同</w:t>
-            </w:r>
-            <w:r>
-              <w:rPr>
-                <w:sz w:val="19"/>
-                <w:szCs w:val="19"/>
-              </w:rPr>
-              <w:t xml:space="preserve"> </w:t>
+              <w:t> </w:t>
             </w:r>
             <w:r>
               <w:rPr>
@@ -15898,7 +16696,7 @@
                 <w:bdr w:val="single" w:sz="4" w:space="0" w:color="C3C9D4"/>
                 <w:shd w:val="clear" w:color="auto" w:fill="F1F3F7"/>
               </w:rPr>
-              <w:t> Ctrl+Alt+A </w:t>
+              <w:t>Ctrl+Alt+Q </w:t>
             </w:r>
             <w:r>
               <w:rPr>
@@ -15911,6 +16709,12 @@
         </w:tc>
       </w:tr>
       <w:tr>
+        <w:tblPrEx>
+          <w:tblCellMar>
+            <w:top w:w="0" w:type="dxa"/>
+            <w:bottom w:w="0" w:type="dxa"/>
+          </w:tblCellMar>
+        </w:tblPrEx>
         <w:trPr>
           <w:cantSplit/>
         </w:trPr>
@@ -15934,7 +16738,7 @@
                 <w:sz w:val="19"/>
                 <w:szCs w:val="19"/>
               </w:rPr>
-              <w:t>用相機掃描</w:t>
+              <w:t>選取區域</w:t>
             </w:r>
           </w:p>
         </w:tc>
@@ -15977,19 +16781,37 @@
                 <w:bdr w:val="single" w:sz="4" w:space="0" w:color="C3C9D4"/>
                 <w:shd w:val="clear" w:color="auto" w:fill="F1F3F7"/>
               </w:rPr>
-              <w:t> Ctrl+Alt+W </w:t>
-            </w:r>
-            <w:r>
-              <w:rPr>
-                <w:sz w:val="19"/>
-                <w:szCs w:val="19"/>
-              </w:rPr>
-              <w:t>。沒有偵測到攝影機時會變成灰色。</w:t>
+              <w:t> </w:t>
+            </w:r>
+            <w:r>
+              <w:rPr>
+                <w:b/>
+                <w:bCs/>
+                <w:color w:val="2B3140"/>
+                <w:sz w:val="16"/>
+                <w:szCs w:val="16"/>
+                <w:bdr w:val="single" w:sz="4" w:space="0" w:color="C3C9D4"/>
+                <w:shd w:val="clear" w:color="auto" w:fill="F1F3F7"/>
+              </w:rPr>
+              <w:t>Ctrl+Alt+A </w:t>
+            </w:r>
+            <w:r>
+              <w:rPr>
+                <w:sz w:val="19"/>
+                <w:szCs w:val="19"/>
+              </w:rPr>
+              <w:t>。</w:t>
             </w:r>
           </w:p>
         </w:tc>
       </w:tr>
       <w:tr>
+        <w:tblPrEx>
+          <w:tblCellMar>
+            <w:top w:w="0" w:type="dxa"/>
+            <w:bottom w:w="0" w:type="dxa"/>
+          </w:tblCellMar>
+        </w:tblPrEx>
         <w:trPr>
           <w:cantSplit/>
         </w:trPr>
@@ -16013,7 +16835,7 @@
                 <w:sz w:val="19"/>
                 <w:szCs w:val="19"/>
               </w:rPr>
-              <w:t>掃描剪貼簿中的圖片</w:t>
+              <w:t>用相機掃描</w:t>
             </w:r>
           </w:p>
         </w:tc>
@@ -16037,12 +16859,56 @@
                 <w:sz w:val="19"/>
                 <w:szCs w:val="19"/>
               </w:rPr>
-              <w:t>讀取剪貼簿中的圖片。</w:t>
+              <w:t>同</w:t>
+            </w:r>
+            <w:r>
+              <w:rPr>
+                <w:sz w:val="19"/>
+                <w:szCs w:val="19"/>
+              </w:rPr>
+              <w:t xml:space="preserve"> </w:t>
+            </w:r>
+            <w:r>
+              <w:rPr>
+                <w:b/>
+                <w:bCs/>
+                <w:color w:val="2B3140"/>
+                <w:sz w:val="16"/>
+                <w:szCs w:val="16"/>
+                <w:bdr w:val="single" w:sz="4" w:space="0" w:color="C3C9D4"/>
+                <w:shd w:val="clear" w:color="auto" w:fill="F1F3F7"/>
+              </w:rPr>
+              <w:t> </w:t>
+            </w:r>
+            <w:r>
+              <w:rPr>
+                <w:b/>
+                <w:bCs/>
+                <w:color w:val="2B3140"/>
+                <w:sz w:val="16"/>
+                <w:szCs w:val="16"/>
+                <w:bdr w:val="single" w:sz="4" w:space="0" w:color="C3C9D4"/>
+                <w:shd w:val="clear" w:color="auto" w:fill="F1F3F7"/>
+              </w:rPr>
+              <w:t>Ctrl+Alt+W </w:t>
+            </w:r>
+            <w:r>
+              <w:rPr>
+                <w:sz w:val="19"/>
+                <w:szCs w:val="19"/>
+              </w:rPr>
+              <w:t>。沒有偵測到攝影機時會變成灰色。</w:t>
             </w:r>
           </w:p>
         </w:tc>
       </w:tr>
       <w:tr>
+        <w:tblPrEx>
+          <w:tblCellMar>
+            <w:top w:w="0" w:type="dxa"/>
+            <w:bottom w:w="0" w:type="dxa"/>
+          </w:tblCellMar>
+        </w:tblPrEx>
         <w:trPr>
           <w:cantSplit/>
         </w:trPr>
@@ -16066,14 +16932,7 @@
                 <w:sz w:val="19"/>
                 <w:szCs w:val="19"/>
               </w:rPr>
-              <w:t>開啟圖片</w:t>
-            </w:r>
-            <w:r>
-              <w:rPr>
-                <w:sz w:val="19"/>
-                <w:szCs w:val="19"/>
-              </w:rPr>
-              <w:t>…</w:t>
+              <w:t>掃描剪貼簿中的圖片</w:t>
             </w:r>
           </w:p>
         </w:tc>
@@ -16097,12 +16956,18 @@
                 <w:sz w:val="19"/>
                 <w:szCs w:val="19"/>
               </w:rPr>
-              <w:t>選擇圖片檔並掃描。</w:t>
+              <w:t>讀取剪貼簿中的圖片。</w:t>
             </w:r>
           </w:p>
         </w:tc>
       </w:tr>
       <w:tr>
+        <w:tblPrEx>
+          <w:tblCellMar>
+            <w:top w:w="0" w:type="dxa"/>
+            <w:bottom w:w="0" w:type="dxa"/>
+          </w:tblCellMar>
+        </w:tblPrEx>
         <w:trPr>
           <w:cantSplit/>
         </w:trPr>
@@ -16126,14 +16991,14 @@
                 <w:sz w:val="19"/>
                 <w:szCs w:val="19"/>
               </w:rPr>
-              <w:t>建立</w:t>
-            </w:r>
-            <w:r>
-              <w:rPr>
-                <w:sz w:val="19"/>
-                <w:szCs w:val="19"/>
-              </w:rPr>
-              <w:t xml:space="preserve"> QR Code…</w:t>
+              <w:t>開啟圖片</w:t>
+            </w:r>
+            <w:r>
+              <w:rPr>
+                <w:sz w:val="19"/>
+                <w:szCs w:val="19"/>
+              </w:rPr>
+              <w:t>…</w:t>
             </w:r>
           </w:p>
         </w:tc>
@@ -16157,26 +17022,18 @@
                 <w:sz w:val="19"/>
                 <w:szCs w:val="19"/>
               </w:rPr>
-              <w:t>開啟</w:t>
-            </w:r>
-            <w:r>
-              <w:rPr>
-                <w:sz w:val="19"/>
-                <w:szCs w:val="19"/>
-              </w:rPr>
-              <w:t xml:space="preserve"> QR Code </w:t>
-            </w:r>
-            <w:r>
-              <w:rPr>
-                <w:sz w:val="19"/>
-                <w:szCs w:val="19"/>
-              </w:rPr>
-              <w:t>產生器。</w:t>
+              <w:t>選擇圖片檔並掃描。</w:t>
             </w:r>
           </w:p>
         </w:tc>
       </w:tr>
       <w:tr>
+        <w:tblPrEx>
+          <w:tblCellMar>
+            <w:top w:w="0" w:type="dxa"/>
+            <w:bottom w:w="0" w:type="dxa"/>
+          </w:tblCellMar>
+        </w:tblPrEx>
         <w:trPr>
           <w:cantSplit/>
         </w:trPr>
@@ -16200,7 +17057,14 @@
                 <w:sz w:val="19"/>
                 <w:szCs w:val="19"/>
               </w:rPr>
-              <w:t>掃描記錄</w:t>
+              <w:t>建立</w:t>
+            </w:r>
+            <w:r>
+              <w:rPr>
+                <w:sz w:val="19"/>
+                <w:szCs w:val="19"/>
+              </w:rPr>
+              <w:t xml:space="preserve"> QR Code…</w:t>
             </w:r>
           </w:p>
         </w:tc>
@@ -16224,26 +17088,32 @@
                 <w:sz w:val="19"/>
                 <w:szCs w:val="19"/>
               </w:rPr>
-              <w:t>開啟「設定</w:t>
-            </w:r>
-            <w:r>
-              <w:rPr>
-                <w:sz w:val="19"/>
-                <w:szCs w:val="19"/>
-              </w:rPr>
-              <w:t xml:space="preserve"> › </w:t>
-            </w:r>
-            <w:r>
-              <w:rPr>
-                <w:sz w:val="19"/>
-                <w:szCs w:val="19"/>
-              </w:rPr>
-              <w:t>隱私權與記錄」頁面。</w:t>
+              <w:t>開啟</w:t>
+            </w:r>
+            <w:r>
+              <w:rPr>
+                <w:sz w:val="19"/>
+                <w:szCs w:val="19"/>
+              </w:rPr>
+              <w:t xml:space="preserve"> QR Code </w:t>
+            </w:r>
+            <w:r>
+              <w:rPr>
+                <w:sz w:val="19"/>
+                <w:szCs w:val="19"/>
+              </w:rPr>
+              <w:t>產生器。</w:t>
             </w:r>
           </w:p>
         </w:tc>
       </w:tr>
       <w:tr>
+        <w:tblPrEx>
+          <w:tblCellMar>
+            <w:top w:w="0" w:type="dxa"/>
+            <w:bottom w:w="0" w:type="dxa"/>
+          </w:tblCellMar>
+        </w:tblPrEx>
         <w:trPr>
           <w:cantSplit/>
         </w:trPr>
@@ -16267,7 +17137,7 @@
                 <w:sz w:val="19"/>
                 <w:szCs w:val="19"/>
               </w:rPr>
-              <w:t>設定</w:t>
+              <w:t>掃描記錄</w:t>
             </w:r>
           </w:p>
         </w:tc>
@@ -16291,12 +17161,32 @@
                 <w:sz w:val="19"/>
                 <w:szCs w:val="19"/>
               </w:rPr>
-              <w:t>開啟設定視窗。</w:t>
+              <w:t>開啟「設定</w:t>
+            </w:r>
+            <w:r>
+              <w:rPr>
+                <w:sz w:val="19"/>
+                <w:szCs w:val="19"/>
+              </w:rPr>
+              <w:t xml:space="preserve"> › </w:t>
+            </w:r>
+            <w:r>
+              <w:rPr>
+                <w:sz w:val="19"/>
+                <w:szCs w:val="19"/>
+              </w:rPr>
+              <w:t>隱私權與記錄」頁面。</w:t>
             </w:r>
           </w:p>
         </w:tc>
       </w:tr>
       <w:tr>
+        <w:tblPrEx>
+          <w:tblCellMar>
+            <w:top w:w="0" w:type="dxa"/>
+            <w:bottom w:w="0" w:type="dxa"/>
+          </w:tblCellMar>
+        </w:tblPrEx>
         <w:trPr>
           <w:cantSplit/>
         </w:trPr>
@@ -16320,21 +17210,7 @@
                 <w:sz w:val="19"/>
                 <w:szCs w:val="19"/>
               </w:rPr>
-              <w:t>使用說明書（「</w:t>
-            </w:r>
-            <w:r>
-              <w:rPr>
-                <w:sz w:val="19"/>
-                <w:szCs w:val="19"/>
-              </w:rPr>
-              <w:t>?</w:t>
-            </w:r>
-            <w:r>
-              <w:rPr>
-                <w:sz w:val="19"/>
-                <w:szCs w:val="19"/>
-              </w:rPr>
-              <w:t>」按鈕）</w:t>
+              <w:t>設定</w:t>
             </w:r>
           </w:p>
         </w:tc>
@@ -16358,40 +17234,18 @@
                 <w:sz w:val="19"/>
                 <w:szCs w:val="19"/>
               </w:rPr>
-              <w:t>在瀏覽器的新分頁中開啟</w:t>
-            </w:r>
-            <w:r>
-              <w:rPr>
-                <w:sz w:val="19"/>
-                <w:szCs w:val="19"/>
-              </w:rPr>
-              <w:t xml:space="preserve"> GitHub </w:t>
-            </w:r>
-            <w:r>
-              <w:rPr>
-                <w:sz w:val="19"/>
-                <w:szCs w:val="19"/>
-              </w:rPr>
-              <w:t>上的</w:t>
-            </w:r>
-            <w:r>
-              <w:rPr>
-                <w:sz w:val="19"/>
-                <w:szCs w:val="19"/>
-              </w:rPr>
-              <w:t xml:space="preserve"> PDF </w:t>
-            </w:r>
-            <w:r>
-              <w:rPr>
-                <w:sz w:val="19"/>
-                <w:szCs w:val="19"/>
-              </w:rPr>
-              <w:t>使用說明書。介面為中文時開啟繁體中文版，其他語言開啟英文版。</w:t>
+              <w:t>開啟設定視窗。</w:t>
             </w:r>
           </w:p>
         </w:tc>
       </w:tr>
       <w:tr>
+        <w:tblPrEx>
+          <w:tblCellMar>
+            <w:top w:w="0" w:type="dxa"/>
+            <w:bottom w:w="0" w:type="dxa"/>
+          </w:tblCellMar>
+        </w:tblPrEx>
         <w:trPr>
           <w:cantSplit/>
         </w:trPr>
@@ -16415,7 +17269,21 @@
                 <w:sz w:val="19"/>
                 <w:szCs w:val="19"/>
               </w:rPr>
-              <w:t>收合成泡泡</w:t>
+              <w:t>使用說明書（「</w:t>
+            </w:r>
+            <w:r>
+              <w:rPr>
+                <w:sz w:val="19"/>
+                <w:szCs w:val="19"/>
+              </w:rPr>
+              <w:t>?</w:t>
+            </w:r>
+            <w:r>
+              <w:rPr>
+                <w:sz w:val="19"/>
+                <w:szCs w:val="19"/>
+              </w:rPr>
+              <w:t>」按鈕）</w:t>
             </w:r>
           </w:p>
         </w:tc>
@@ -16439,12 +17307,46 @@
                 <w:sz w:val="19"/>
                 <w:szCs w:val="19"/>
               </w:rPr>
-              <w:t>隱藏工具列，改為顯示小圓形泡泡。</w:t>
+              <w:t>在瀏覽器的新分頁中開啟</w:t>
+            </w:r>
+            <w:r>
+              <w:rPr>
+                <w:sz w:val="19"/>
+                <w:szCs w:val="19"/>
+              </w:rPr>
+              <w:t xml:space="preserve"> GitHub </w:t>
+            </w:r>
+            <w:r>
+              <w:rPr>
+                <w:sz w:val="19"/>
+                <w:szCs w:val="19"/>
+              </w:rPr>
+              <w:t>上的</w:t>
+            </w:r>
+            <w:r>
+              <w:rPr>
+                <w:sz w:val="19"/>
+                <w:szCs w:val="19"/>
+              </w:rPr>
+              <w:t xml:space="preserve"> PDF </w:t>
+            </w:r>
+            <w:r>
+              <w:rPr>
+                <w:sz w:val="19"/>
+                <w:szCs w:val="19"/>
+              </w:rPr>
+              <w:t>使用說明書，語言與介面相同。</w:t>
             </w:r>
           </w:p>
         </w:tc>
       </w:tr>
       <w:tr>
+        <w:tblPrEx>
+          <w:tblCellMar>
+            <w:top w:w="0" w:type="dxa"/>
+            <w:bottom w:w="0" w:type="dxa"/>
+          </w:tblCellMar>
+        </w:tblPrEx>
         <w:trPr>
           <w:cantSplit/>
         </w:trPr>
@@ -16468,6 +17370,65 @@
                 <w:sz w:val="19"/>
                 <w:szCs w:val="19"/>
               </w:rPr>
+              <w:t>收合成泡泡</w:t>
+            </w:r>
+          </w:p>
+        </w:tc>
+        <w:tc>
+          <w:tcPr>
+            <w:tcW w:w="6137" w:type="dxa"/>
+            <w:tcMar>
+              <w:top w:w="90" w:type="dxa"/>
+              <w:left w:w="140" w:type="dxa"/>
+              <w:bottom w:w="90" w:type="dxa"/>
+              <w:right w:w="140" w:type="dxa"/>
+            </w:tcMar>
+            <w:vAlign w:val="center"/>
+          </w:tcPr>
+          <w:p>
+            <w:pPr>
+              <w:spacing w:after="0" w:line="300" w:lineRule="auto"/>
+            </w:pPr>
+            <w:r>
+              <w:rPr>
+                <w:sz w:val="19"/>
+                <w:szCs w:val="19"/>
+              </w:rPr>
+              <w:t>隱藏工具列，改為顯示小圓形泡泡。</w:t>
+            </w:r>
+          </w:p>
+        </w:tc>
+      </w:tr>
+      <w:tr>
+        <w:tblPrEx>
+          <w:tblCellMar>
+            <w:top w:w="0" w:type="dxa"/>
+            <w:bottom w:w="0" w:type="dxa"/>
+          </w:tblCellMar>
+        </w:tblPrEx>
+        <w:trPr>
+          <w:cantSplit/>
+        </w:trPr>
+        <w:tc>
+          <w:tcPr>
+            <w:tcW w:w="3161" w:type="dxa"/>
+            <w:tcMar>
+              <w:top w:w="90" w:type="dxa"/>
+              <w:left w:w="140" w:type="dxa"/>
+              <w:bottom w:w="90" w:type="dxa"/>
+              <w:right w:w="140" w:type="dxa"/>
+            </w:tcMar>
+            <w:vAlign w:val="center"/>
+          </w:tcPr>
+          <w:p>
+            <w:pPr>
+              <w:spacing w:after="0" w:line="300" w:lineRule="auto"/>
+            </w:pPr>
+            <w:r>
+              <w:rPr>
+                <w:sz w:val="19"/>
+                <w:szCs w:val="19"/>
+              </w:rPr>
               <w:lastRenderedPageBreak/>
               <w:t>關閉工具列</w:t>
             </w:r>
@@ -16508,7 +17469,7 @@
       <w:pPr>
         <w:pStyle w:val="2"/>
       </w:pPr>
-      <w:bookmarkStart w:id="38" w:name="_Toc242999080"/>
+      <w:bookmarkStart w:id="38" w:name="_Toc243953918"/>
       <w:r>
         <w:t>7.2</w:t>
       </w:r>
@@ -16544,6 +17505,12 @@
         <w:gridCol w:w="4649"/>
       </w:tblGrid>
       <w:tr>
+        <w:tblPrEx>
+          <w:tblCellMar>
+            <w:top w:w="0" w:type="dxa"/>
+            <w:bottom w:w="0" w:type="dxa"/>
+          </w:tblCellMar>
+        </w:tblPrEx>
         <w:trPr>
           <w:cantSplit/>
         </w:trPr>
@@ -16567,10 +17534,10 @@
                 <w:noProof/>
               </w:rPr>
               <w:drawing>
-                <wp:inline distT="0" distB="0" distL="0" distR="0" wp14:anchorId="4A8AB726" wp14:editId="46A10BD0">
+                <wp:inline distT="0" distB="0" distL="0" distR="0" wp14:anchorId="1C6D5F08" wp14:editId="2AE368C9">
                   <wp:extent cx="2809875" cy="3905250"/>
                   <wp:effectExtent l="0" t="0" r="0" b="0"/>
-                  <wp:docPr id="1786271442" name="toolbar-right" descr="toolbar-right" title="toolbar-right"/>
+                  <wp:docPr id="2126591482" name="toolbar-right" descr="toolbar-right" title="toolbar-right"/>
                   <wp:cNvGraphicFramePr>
                     <a:graphicFrameLocks xmlns:a="http://schemas.openxmlformats.org/drawingml/2006/main" noChangeAspect="1"/>
                   </wp:cNvGraphicFramePr>
@@ -16641,10 +17608,10 @@
                 <w:noProof/>
               </w:rPr>
               <w:drawing>
-                <wp:inline distT="0" distB="0" distL="0" distR="0" wp14:anchorId="2B4F10B1" wp14:editId="13401FE2">
+                <wp:inline distT="0" distB="0" distL="0" distR="0" wp14:anchorId="7137A74E" wp14:editId="7F1A55B1">
                   <wp:extent cx="2809875" cy="3905250"/>
                   <wp:effectExtent l="0" t="0" r="0" b="0"/>
-                  <wp:docPr id="1531591304" name="toolbar-left" descr="toolbar-left" title="toolbar-left"/>
+                  <wp:docPr id="611608930" name="toolbar-left" descr="toolbar-left" title="toolbar-left"/>
                   <wp:cNvGraphicFramePr>
                     <a:graphicFrameLocks xmlns:a="http://schemas.openxmlformats.org/drawingml/2006/main" noChangeAspect="1"/>
                   </wp:cNvGraphicFramePr>
@@ -16800,7 +17767,7 @@
       <w:pPr>
         <w:pStyle w:val="2"/>
       </w:pPr>
-      <w:bookmarkStart w:id="39" w:name="_Toc242999081"/>
+      <w:bookmarkStart w:id="39" w:name="_Toc243953919"/>
       <w:r>
         <w:lastRenderedPageBreak/>
         <w:t>7.3</w:t>
@@ -16819,7 +17786,7 @@
       <w:pPr>
         <w:pStyle w:val="2"/>
       </w:pPr>
-      <w:bookmarkStart w:id="40" w:name="_Toc242999082"/>
+      <w:bookmarkStart w:id="40" w:name="_Toc243953920"/>
       <w:r>
         <w:t>7.4</w:t>
       </w:r>
@@ -16844,10 +17811,10 @@
           <w:noProof/>
         </w:rPr>
         <w:drawing>
-          <wp:inline distT="0" distB="0" distL="0" distR="0" wp14:anchorId="1E13E2D1" wp14:editId="7BF12ADD">
+          <wp:inline distT="0" distB="0" distL="0" distR="0" wp14:anchorId="305658F8" wp14:editId="7B9FEAB2">
             <wp:extent cx="2876550" cy="1752600"/>
             <wp:effectExtent l="0" t="0" r="0" b="0"/>
-            <wp:docPr id="1439004221" name="bubble" descr="bubble" title="bubble"/>
+            <wp:docPr id="1210727506" name="bubble" descr="bubble" title="bubble"/>
             <wp:cNvGraphicFramePr>
               <a:graphicFrameLocks xmlns:a="http://schemas.openxmlformats.org/drawingml/2006/main" noChangeAspect="1"/>
             </wp:cNvGraphicFramePr>
@@ -16951,6 +17918,12 @@
         <w:gridCol w:w="6509"/>
       </w:tblGrid>
       <w:tr>
+        <w:tblPrEx>
+          <w:tblCellMar>
+            <w:top w:w="0" w:type="dxa"/>
+            <w:bottom w:w="0" w:type="dxa"/>
+          </w:tblCellMar>
+        </w:tblPrEx>
         <w:trPr>
           <w:cantSplit/>
           <w:tblHeader/>
@@ -17013,6 +17986,12 @@
         </w:tc>
       </w:tr>
       <w:tr>
+        <w:tblPrEx>
+          <w:tblCellMar>
+            <w:top w:w="0" w:type="dxa"/>
+            <w:bottom w:w="0" w:type="dxa"/>
+          </w:tblCellMar>
+        </w:tblPrEx>
         <w:trPr>
           <w:cantSplit/>
         </w:trPr>
@@ -17066,6 +18045,12 @@
         </w:tc>
       </w:tr>
       <w:tr>
+        <w:tblPrEx>
+          <w:tblCellMar>
+            <w:top w:w="0" w:type="dxa"/>
+            <w:bottom w:w="0" w:type="dxa"/>
+          </w:tblCellMar>
+        </w:tblPrEx>
         <w:trPr>
           <w:cantSplit/>
         </w:trPr>
@@ -17119,6 +18104,12 @@
         </w:tc>
       </w:tr>
       <w:tr>
+        <w:tblPrEx>
+          <w:tblCellMar>
+            <w:top w:w="0" w:type="dxa"/>
+            <w:bottom w:w="0" w:type="dxa"/>
+          </w:tblCellMar>
+        </w:tblPrEx>
         <w:trPr>
           <w:cantSplit/>
         </w:trPr>
@@ -17172,6 +18163,12 @@
         </w:tc>
       </w:tr>
       <w:tr>
+        <w:tblPrEx>
+          <w:tblCellMar>
+            <w:top w:w="0" w:type="dxa"/>
+            <w:bottom w:w="0" w:type="dxa"/>
+          </w:tblCellMar>
+        </w:tblPrEx>
         <w:trPr>
           <w:cantSplit/>
         </w:trPr>
@@ -17251,7 +18248,7 @@
       <w:pPr>
         <w:pStyle w:val="2"/>
       </w:pPr>
-      <w:bookmarkStart w:id="41" w:name="_Toc242999083"/>
+      <w:bookmarkStart w:id="41" w:name="_Toc243953921"/>
       <w:r>
         <w:t>7.5</w:t>
       </w:r>
@@ -17327,7 +18324,7 @@
       <w:pPr>
         <w:pStyle w:val="1"/>
       </w:pPr>
-      <w:bookmarkStart w:id="42" w:name="_Toc242999084"/>
+      <w:bookmarkStart w:id="42" w:name="_Toc243953922"/>
       <w:r>
         <w:t>8</w:t>
       </w:r>
@@ -17451,10 +18448,10 @@
           <w:noProof/>
         </w:rPr>
         <w:drawing>
-          <wp:inline distT="0" distB="0" distL="0" distR="0" wp14:anchorId="6E06504D" wp14:editId="03438918">
+          <wp:inline distT="0" distB="0" distL="0" distR="0" wp14:anchorId="40FBAF3E" wp14:editId="127EABAD">
             <wp:extent cx="4676775" cy="3314700"/>
             <wp:effectExtent l="0" t="0" r="0" b="0"/>
-            <wp:docPr id="1848513817" name="generator" descr="generator" title="generator"/>
+            <wp:docPr id="594002660" name="generator" descr="generator" title="generator"/>
             <wp:cNvGraphicFramePr>
               <a:graphicFrameLocks xmlns:a="http://schemas.openxmlformats.org/drawingml/2006/main" noChangeAspect="1"/>
             </wp:cNvGraphicFramePr>
@@ -17547,7 +18544,7 @@
       <w:pPr>
         <w:pStyle w:val="2"/>
       </w:pPr>
-      <w:bookmarkStart w:id="43" w:name="_Toc242999085"/>
+      <w:bookmarkStart w:id="43" w:name="_Toc243953923"/>
       <w:r>
         <w:t>8.1</w:t>
       </w:r>
@@ -17590,6 +18587,12 @@
         <w:gridCol w:w="5951"/>
       </w:tblGrid>
       <w:tr>
+        <w:tblPrEx>
+          <w:tblCellMar>
+            <w:top w:w="0" w:type="dxa"/>
+            <w:bottom w:w="0" w:type="dxa"/>
+          </w:tblCellMar>
+        </w:tblPrEx>
         <w:trPr>
           <w:cantSplit/>
           <w:tblHeader/>
@@ -17653,6 +18656,12 @@
         </w:tc>
       </w:tr>
       <w:tr>
+        <w:tblPrEx>
+          <w:tblCellMar>
+            <w:top w:w="0" w:type="dxa"/>
+            <w:bottom w:w="0" w:type="dxa"/>
+          </w:tblCellMar>
+        </w:tblPrEx>
         <w:trPr>
           <w:cantSplit/>
         </w:trPr>
@@ -17720,6 +18729,12 @@
         </w:tc>
       </w:tr>
       <w:tr>
+        <w:tblPrEx>
+          <w:tblCellMar>
+            <w:top w:w="0" w:type="dxa"/>
+            <w:bottom w:w="0" w:type="dxa"/>
+          </w:tblCellMar>
+        </w:tblPrEx>
         <w:trPr>
           <w:cantSplit/>
         </w:trPr>
@@ -17787,6 +18802,12 @@
         </w:tc>
       </w:tr>
       <w:tr>
+        <w:tblPrEx>
+          <w:tblCellMar>
+            <w:top w:w="0" w:type="dxa"/>
+            <w:bottom w:w="0" w:type="dxa"/>
+          </w:tblCellMar>
+        </w:tblPrEx>
         <w:trPr>
           <w:cantSplit/>
         </w:trPr>
@@ -17840,6 +18861,12 @@
         </w:tc>
       </w:tr>
       <w:tr>
+        <w:tblPrEx>
+          <w:tblCellMar>
+            <w:top w:w="0" w:type="dxa"/>
+            <w:bottom w:w="0" w:type="dxa"/>
+          </w:tblCellMar>
+        </w:tblPrEx>
         <w:trPr>
           <w:cantSplit/>
         </w:trPr>
@@ -17947,6 +18974,12 @@
         <w:gridCol w:w="9298"/>
       </w:tblGrid>
       <w:tr>
+        <w:tblPrEx>
+          <w:tblCellMar>
+            <w:top w:w="0" w:type="dxa"/>
+            <w:bottom w:w="0" w:type="dxa"/>
+          </w:tblCellMar>
+        </w:tblPrEx>
         <w:trPr>
           <w:cantSplit/>
         </w:trPr>
@@ -18037,7 +19070,19 @@
           <w:bdr w:val="single" w:sz="4" w:space="0" w:color="C3C9D4"/>
           <w:shd w:val="clear" w:color="auto" w:fill="F1F3F7"/>
         </w:rPr>
-        <w:t> Esc </w:t>
+        <w:t> </w:t>
+      </w:r>
+      <w:r>
+        <w:rPr>
+          <w:b/>
+          <w:bCs/>
+          <w:color w:val="2B3140"/>
+          <w:sz w:val="18"/>
+          <w:szCs w:val="18"/>
+          <w:bdr w:val="single" w:sz="4" w:space="0" w:color="C3C9D4"/>
+          <w:shd w:val="clear" w:color="auto" w:fill="F1F3F7"/>
+        </w:rPr>
+        <w:t>Esc </w:t>
       </w:r>
       <w:r>
         <w:t xml:space="preserve"> </w:t>
@@ -18090,7 +19135,7 @@
       <w:pPr>
         <w:pStyle w:val="1"/>
       </w:pPr>
-      <w:bookmarkStart w:id="44" w:name="_Toc242999086"/>
+      <w:bookmarkStart w:id="44" w:name="_Toc243953924"/>
       <w:r>
         <w:t>9</w:t>
       </w:r>
@@ -18108,7 +19153,7 @@
       <w:pPr>
         <w:pStyle w:val="2"/>
       </w:pPr>
-      <w:bookmarkStart w:id="45" w:name="_Toc242999087"/>
+      <w:bookmarkStart w:id="45" w:name="_Toc243953925"/>
       <w:r>
         <w:t>9.1</w:t>
       </w:r>
@@ -18128,10 +19173,10 @@
           <w:noProof/>
         </w:rPr>
         <w:drawing>
-          <wp:inline distT="0" distB="0" distL="0" distR="0" wp14:anchorId="50EF1F94" wp14:editId="009B6403">
+          <wp:inline distT="0" distB="0" distL="0" distR="0" wp14:anchorId="208CD0A2" wp14:editId="552CA6F3">
             <wp:extent cx="5038725" cy="3714750"/>
             <wp:effectExtent l="0" t="0" r="0" b="0"/>
-            <wp:docPr id="604988763" name="settings-general" descr="settings-general" title="settings-general"/>
+            <wp:docPr id="96931229" name="settings-general" descr="settings-general" title="settings-general"/>
             <wp:cNvGraphicFramePr>
               <a:graphicFrameLocks xmlns:a="http://schemas.openxmlformats.org/drawingml/2006/main" noChangeAspect="1"/>
             </wp:cNvGraphicFramePr>
@@ -18251,6 +19296,12 @@
         <w:gridCol w:w="6137"/>
       </w:tblGrid>
       <w:tr>
+        <w:tblPrEx>
+          <w:tblCellMar>
+            <w:top w:w="0" w:type="dxa"/>
+            <w:bottom w:w="0" w:type="dxa"/>
+          </w:tblCellMar>
+        </w:tblPrEx>
         <w:trPr>
           <w:cantSplit/>
           <w:tblHeader/>
@@ -18313,6 +19364,12 @@
         </w:tc>
       </w:tr>
       <w:tr>
+        <w:tblPrEx>
+          <w:tblCellMar>
+            <w:top w:w="0" w:type="dxa"/>
+            <w:bottom w:w="0" w:type="dxa"/>
+          </w:tblCellMar>
+        </w:tblPrEx>
         <w:trPr>
           <w:cantSplit/>
         </w:trPr>
@@ -18366,6 +19423,12 @@
         </w:tc>
       </w:tr>
       <w:tr>
+        <w:tblPrEx>
+          <w:tblCellMar>
+            <w:top w:w="0" w:type="dxa"/>
+            <w:bottom w:w="0" w:type="dxa"/>
+          </w:tblCellMar>
+        </w:tblPrEx>
         <w:trPr>
           <w:cantSplit/>
         </w:trPr>
@@ -18419,6 +19482,12 @@
         </w:tc>
       </w:tr>
       <w:tr>
+        <w:tblPrEx>
+          <w:tblCellMar>
+            <w:top w:w="0" w:type="dxa"/>
+            <w:bottom w:w="0" w:type="dxa"/>
+          </w:tblCellMar>
+        </w:tblPrEx>
         <w:trPr>
           <w:cantSplit/>
         </w:trPr>
@@ -18472,6 +19541,12 @@
         </w:tc>
       </w:tr>
       <w:tr>
+        <w:tblPrEx>
+          <w:tblCellMar>
+            <w:top w:w="0" w:type="dxa"/>
+            <w:bottom w:w="0" w:type="dxa"/>
+          </w:tblCellMar>
+        </w:tblPrEx>
         <w:trPr>
           <w:cantSplit/>
         </w:trPr>
@@ -18581,6 +19656,12 @@
         </w:tc>
       </w:tr>
       <w:tr>
+        <w:tblPrEx>
+          <w:tblCellMar>
+            <w:top w:w="0" w:type="dxa"/>
+            <w:bottom w:w="0" w:type="dxa"/>
+          </w:tblCellMar>
+        </w:tblPrEx>
         <w:trPr>
           <w:cantSplit/>
         </w:trPr>
@@ -18649,6 +19730,12 @@
         </w:tc>
       </w:tr>
       <w:tr>
+        <w:tblPrEx>
+          <w:tblCellMar>
+            <w:top w:w="0" w:type="dxa"/>
+            <w:bottom w:w="0" w:type="dxa"/>
+          </w:tblCellMar>
+        </w:tblPrEx>
         <w:trPr>
           <w:cantSplit/>
         </w:trPr>
@@ -18702,6 +19789,12 @@
         </w:tc>
       </w:tr>
       <w:tr>
+        <w:tblPrEx>
+          <w:tblCellMar>
+            <w:top w:w="0" w:type="dxa"/>
+            <w:bottom w:w="0" w:type="dxa"/>
+          </w:tblCellMar>
+        </w:tblPrEx>
         <w:trPr>
           <w:cantSplit/>
         </w:trPr>
@@ -18769,6 +19862,12 @@
         </w:tc>
       </w:tr>
       <w:tr>
+        <w:tblPrEx>
+          <w:tblCellMar>
+            <w:top w:w="0" w:type="dxa"/>
+            <w:bottom w:w="0" w:type="dxa"/>
+          </w:tblCellMar>
+        </w:tblPrEx>
         <w:trPr>
           <w:cantSplit/>
         </w:trPr>
@@ -18836,6 +19935,12 @@
         </w:tc>
       </w:tr>
       <w:tr>
+        <w:tblPrEx>
+          <w:tblCellMar>
+            <w:top w:w="0" w:type="dxa"/>
+            <w:bottom w:w="0" w:type="dxa"/>
+          </w:tblCellMar>
+        </w:tblPrEx>
         <w:trPr>
           <w:cantSplit/>
         </w:trPr>
@@ -18898,7 +20003,7 @@
       <w:pPr>
         <w:pStyle w:val="2"/>
       </w:pPr>
-      <w:bookmarkStart w:id="46" w:name="_Toc242999088"/>
+      <w:bookmarkStart w:id="46" w:name="_Toc243953926"/>
       <w:r>
         <w:t>9.2</w:t>
       </w:r>
@@ -18918,10 +20023,10 @@
           <w:noProof/>
         </w:rPr>
         <w:drawing>
-          <wp:inline distT="0" distB="0" distL="0" distR="0" wp14:anchorId="64587924" wp14:editId="312C40CF">
+          <wp:inline distT="0" distB="0" distL="0" distR="0" wp14:anchorId="2D0D98C9" wp14:editId="7DAB2F0F">
             <wp:extent cx="5038725" cy="3714750"/>
             <wp:effectExtent l="0" t="0" r="0" b="0"/>
-            <wp:docPr id="65386178" name="settings-scanning" descr="settings-scanning" title="settings-scanning"/>
+            <wp:docPr id="2060218998" name="settings-scanning" descr="settings-scanning" title="settings-scanning"/>
             <wp:cNvGraphicFramePr>
               <a:graphicFrameLocks xmlns:a="http://schemas.openxmlformats.org/drawingml/2006/main" noChangeAspect="1"/>
             </wp:cNvGraphicFramePr>
@@ -19041,6 +20146,12 @@
         <w:gridCol w:w="6137"/>
       </w:tblGrid>
       <w:tr>
+        <w:tblPrEx>
+          <w:tblCellMar>
+            <w:top w:w="0" w:type="dxa"/>
+            <w:bottom w:w="0" w:type="dxa"/>
+          </w:tblCellMar>
+        </w:tblPrEx>
         <w:trPr>
           <w:cantSplit/>
           <w:tblHeader/>
@@ -19103,6 +20214,12 @@
         </w:tc>
       </w:tr>
       <w:tr>
+        <w:tblPrEx>
+          <w:tblCellMar>
+            <w:top w:w="0" w:type="dxa"/>
+            <w:bottom w:w="0" w:type="dxa"/>
+          </w:tblCellMar>
+        </w:tblPrEx>
         <w:trPr>
           <w:cantSplit/>
         </w:trPr>
@@ -19156,6 +20273,12 @@
         </w:tc>
       </w:tr>
       <w:tr>
+        <w:tblPrEx>
+          <w:tblCellMar>
+            <w:top w:w="0" w:type="dxa"/>
+            <w:bottom w:w="0" w:type="dxa"/>
+          </w:tblCellMar>
+        </w:tblPrEx>
         <w:trPr>
           <w:cantSplit/>
         </w:trPr>
@@ -19209,6 +20332,12 @@
         </w:tc>
       </w:tr>
       <w:tr>
+        <w:tblPrEx>
+          <w:tblCellMar>
+            <w:top w:w="0" w:type="dxa"/>
+            <w:bottom w:w="0" w:type="dxa"/>
+          </w:tblCellMar>
+        </w:tblPrEx>
         <w:trPr>
           <w:cantSplit/>
         </w:trPr>
@@ -19361,6 +20490,12 @@
         </w:tc>
       </w:tr>
       <w:tr>
+        <w:tblPrEx>
+          <w:tblCellMar>
+            <w:top w:w="0" w:type="dxa"/>
+            <w:bottom w:w="0" w:type="dxa"/>
+          </w:tblCellMar>
+        </w:tblPrEx>
         <w:trPr>
           <w:cantSplit/>
         </w:trPr>
@@ -19428,6 +20563,12 @@
         </w:tc>
       </w:tr>
       <w:tr>
+        <w:tblPrEx>
+          <w:tblCellMar>
+            <w:top w:w="0" w:type="dxa"/>
+            <w:bottom w:w="0" w:type="dxa"/>
+          </w:tblCellMar>
+        </w:tblPrEx>
         <w:trPr>
           <w:cantSplit/>
         </w:trPr>
@@ -19504,7 +20645,7 @@
       <w:pPr>
         <w:pStyle w:val="2"/>
       </w:pPr>
-      <w:bookmarkStart w:id="47" w:name="_Toc242999089"/>
+      <w:bookmarkStart w:id="47" w:name="_Toc243953927"/>
       <w:r>
         <w:t>9.3</w:t>
       </w:r>
@@ -19524,10 +20665,10 @@
           <w:noProof/>
         </w:rPr>
         <w:drawing>
-          <wp:inline distT="0" distB="0" distL="0" distR="0" wp14:anchorId="09BF0544" wp14:editId="0039C0CC">
+          <wp:inline distT="0" distB="0" distL="0" distR="0" wp14:anchorId="2B393CB3" wp14:editId="4DDA6862">
             <wp:extent cx="5038725" cy="3714750"/>
             <wp:effectExtent l="0" t="0" r="0" b="0"/>
-            <wp:docPr id="1744064663" name="settings-camera" descr="settings-camera" title="settings-camera"/>
+            <wp:docPr id="1791767861" name="settings-camera" descr="settings-camera" title="settings-camera"/>
             <wp:cNvGraphicFramePr>
               <a:graphicFrameLocks xmlns:a="http://schemas.openxmlformats.org/drawingml/2006/main" noChangeAspect="1"/>
             </wp:cNvGraphicFramePr>
@@ -19647,6 +20788,12 @@
         <w:gridCol w:w="6137"/>
       </w:tblGrid>
       <w:tr>
+        <w:tblPrEx>
+          <w:tblCellMar>
+            <w:top w:w="0" w:type="dxa"/>
+            <w:bottom w:w="0" w:type="dxa"/>
+          </w:tblCellMar>
+        </w:tblPrEx>
         <w:trPr>
           <w:cantSplit/>
           <w:tblHeader/>
@@ -19709,6 +20856,12 @@
         </w:tc>
       </w:tr>
       <w:tr>
+        <w:tblPrEx>
+          <w:tblCellMar>
+            <w:top w:w="0" w:type="dxa"/>
+            <w:bottom w:w="0" w:type="dxa"/>
+          </w:tblCellMar>
+        </w:tblPrEx>
         <w:trPr>
           <w:cantSplit/>
         </w:trPr>
@@ -19762,6 +20915,12 @@
         </w:tc>
       </w:tr>
       <w:tr>
+        <w:tblPrEx>
+          <w:tblCellMar>
+            <w:top w:w="0" w:type="dxa"/>
+            <w:bottom w:w="0" w:type="dxa"/>
+          </w:tblCellMar>
+        </w:tblPrEx>
         <w:trPr>
           <w:cantSplit/>
         </w:trPr>
@@ -19815,6 +20974,12 @@
         </w:tc>
       </w:tr>
       <w:tr>
+        <w:tblPrEx>
+          <w:tblCellMar>
+            <w:top w:w="0" w:type="dxa"/>
+            <w:bottom w:w="0" w:type="dxa"/>
+          </w:tblCellMar>
+        </w:tblPrEx>
         <w:trPr>
           <w:cantSplit/>
         </w:trPr>
@@ -19910,6 +21075,12 @@
         </w:tc>
       </w:tr>
       <w:tr>
+        <w:tblPrEx>
+          <w:tblCellMar>
+            <w:top w:w="0" w:type="dxa"/>
+            <w:bottom w:w="0" w:type="dxa"/>
+          </w:tblCellMar>
+        </w:tblPrEx>
         <w:trPr>
           <w:cantSplit/>
         </w:trPr>
@@ -19972,7 +21143,7 @@
       <w:pPr>
         <w:pStyle w:val="2"/>
       </w:pPr>
-      <w:bookmarkStart w:id="48" w:name="_Toc242999090"/>
+      <w:bookmarkStart w:id="48" w:name="_Toc243953928"/>
       <w:r>
         <w:t>9.4</w:t>
       </w:r>
@@ -19992,10 +21163,10 @@
           <w:noProof/>
         </w:rPr>
         <w:drawing>
-          <wp:inline distT="0" distB="0" distL="0" distR="0" wp14:anchorId="42A60356" wp14:editId="75DAE10B">
+          <wp:inline distT="0" distB="0" distL="0" distR="0" wp14:anchorId="4EE34AC5" wp14:editId="00B8593D">
             <wp:extent cx="5038725" cy="3714750"/>
             <wp:effectExtent l="0" t="0" r="0" b="0"/>
-            <wp:docPr id="553987008" name="settings-shortcuts" descr="settings-shortcuts" title="settings-shortcuts"/>
+            <wp:docPr id="108905168" name="settings-shortcuts" descr="settings-shortcuts" title="settings-shortcuts"/>
             <wp:cNvGraphicFramePr>
               <a:graphicFrameLocks xmlns:a="http://schemas.openxmlformats.org/drawingml/2006/main" noChangeAspect="1"/>
             </wp:cNvGraphicFramePr>
@@ -20116,6 +21287,12 @@
         <w:gridCol w:w="4091"/>
       </w:tblGrid>
       <w:tr>
+        <w:tblPrEx>
+          <w:tblCellMar>
+            <w:top w:w="0" w:type="dxa"/>
+            <w:bottom w:w="0" w:type="dxa"/>
+          </w:tblCellMar>
+        </w:tblPrEx>
         <w:trPr>
           <w:cantSplit/>
           <w:tblHeader/>
@@ -20206,6 +21383,12 @@
         </w:tc>
       </w:tr>
       <w:tr>
+        <w:tblPrEx>
+          <w:tblCellMar>
+            <w:top w:w="0" w:type="dxa"/>
+            <w:bottom w:w="0" w:type="dxa"/>
+          </w:tblCellMar>
+        </w:tblPrEx>
         <w:trPr>
           <w:cantSplit/>
         </w:trPr>
@@ -20258,78 +21441,8 @@
                 <w:bdr w:val="single" w:sz="4" w:space="0" w:color="C3C9D4"/>
                 <w:shd w:val="clear" w:color="auto" w:fill="F1F3F7"/>
               </w:rPr>
-              <w:t> Ctrl+Alt+Q </w:t>
-            </w:r>
-          </w:p>
-        </w:tc>
-        <w:tc>
-          <w:tcPr>
-            <w:tcW w:w="4091" w:type="dxa"/>
-            <w:tcMar>
-              <w:top w:w="90" w:type="dxa"/>
-              <w:left w:w="140" w:type="dxa"/>
-              <w:bottom w:w="90" w:type="dxa"/>
-              <w:right w:w="140" w:type="dxa"/>
-            </w:tcMar>
-            <w:vAlign w:val="center"/>
-          </w:tcPr>
-          <w:p>
-            <w:pPr>
-              <w:spacing w:after="0" w:line="300" w:lineRule="auto"/>
-            </w:pPr>
-            <w:r>
-              <w:rPr>
-                <w:sz w:val="19"/>
-                <w:szCs w:val="19"/>
-              </w:rPr>
-              <w:t>凍結並掃描所有螢幕。</w:t>
-            </w:r>
-          </w:p>
-        </w:tc>
-      </w:tr>
-      <w:tr>
-        <w:trPr>
-          <w:cantSplit/>
-        </w:trPr>
-        <w:tc>
-          <w:tcPr>
-            <w:tcW w:w="3161" w:type="dxa"/>
-            <w:tcMar>
-              <w:top w:w="90" w:type="dxa"/>
-              <w:left w:w="140" w:type="dxa"/>
-              <w:bottom w:w="90" w:type="dxa"/>
-              <w:right w:w="140" w:type="dxa"/>
-            </w:tcMar>
-            <w:vAlign w:val="center"/>
-          </w:tcPr>
-          <w:p>
-            <w:pPr>
-              <w:spacing w:after="0" w:line="300" w:lineRule="auto"/>
-            </w:pPr>
-            <w:r>
-              <w:rPr>
-                <w:sz w:val="19"/>
-                <w:szCs w:val="19"/>
-              </w:rPr>
-              <w:t>選取區域</w:t>
-            </w:r>
-          </w:p>
-        </w:tc>
-        <w:tc>
-          <w:tcPr>
-            <w:tcW w:w="2046" w:type="dxa"/>
-            <w:tcMar>
-              <w:top w:w="90" w:type="dxa"/>
-              <w:left w:w="140" w:type="dxa"/>
-              <w:bottom w:w="90" w:type="dxa"/>
-              <w:right w:w="140" w:type="dxa"/>
-            </w:tcMar>
-            <w:vAlign w:val="center"/>
-          </w:tcPr>
-          <w:p>
-            <w:pPr>
-              <w:spacing w:after="0" w:line="300" w:lineRule="auto"/>
-            </w:pPr>
+              <w:t> </w:t>
+            </w:r>
             <w:r>
               <w:rPr>
                 <w:b/>
@@ -20340,7 +21453,7 @@
                 <w:bdr w:val="single" w:sz="4" w:space="0" w:color="C3C9D4"/>
                 <w:shd w:val="clear" w:color="auto" w:fill="F1F3F7"/>
               </w:rPr>
-              <w:t> Ctrl+Alt+A </w:t>
+              <w:t>Ctrl+Alt+Q </w:t>
             </w:r>
           </w:p>
         </w:tc>
@@ -20364,12 +21477,18 @@
                 <w:sz w:val="19"/>
                 <w:szCs w:val="19"/>
               </w:rPr>
-              <w:t>凍結畫面後拖曳框選。</w:t>
+              <w:t>凍結並掃描所有螢幕。</w:t>
             </w:r>
           </w:p>
         </w:tc>
       </w:tr>
       <w:tr>
+        <w:tblPrEx>
+          <w:tblCellMar>
+            <w:top w:w="0" w:type="dxa"/>
+            <w:bottom w:w="0" w:type="dxa"/>
+          </w:tblCellMar>
+        </w:tblPrEx>
         <w:trPr>
           <w:cantSplit/>
         </w:trPr>
@@ -20393,7 +21512,7 @@
                 <w:sz w:val="19"/>
                 <w:szCs w:val="19"/>
               </w:rPr>
-              <w:t>用相機掃描</w:t>
+              <w:t>選取區域</w:t>
             </w:r>
           </w:p>
         </w:tc>
@@ -20422,78 +21541,8 @@
                 <w:bdr w:val="single" w:sz="4" w:space="0" w:color="C3C9D4"/>
                 <w:shd w:val="clear" w:color="auto" w:fill="F1F3F7"/>
               </w:rPr>
-              <w:t> Ctrl+Alt+W </w:t>
-            </w:r>
-          </w:p>
-        </w:tc>
-        <w:tc>
-          <w:tcPr>
-            <w:tcW w:w="4091" w:type="dxa"/>
-            <w:tcMar>
-              <w:top w:w="90" w:type="dxa"/>
-              <w:left w:w="140" w:type="dxa"/>
-              <w:bottom w:w="90" w:type="dxa"/>
-              <w:right w:w="140" w:type="dxa"/>
-            </w:tcMar>
-            <w:vAlign w:val="center"/>
-          </w:tcPr>
-          <w:p>
-            <w:pPr>
-              <w:spacing w:after="0" w:line="300" w:lineRule="auto"/>
-            </w:pPr>
-            <w:r>
-              <w:rPr>
-                <w:sz w:val="19"/>
-                <w:szCs w:val="19"/>
-              </w:rPr>
-              <w:t>開啟網路攝影機視窗。</w:t>
-            </w:r>
-          </w:p>
-        </w:tc>
-      </w:tr>
-      <w:tr>
-        <w:trPr>
-          <w:cantSplit/>
-        </w:trPr>
-        <w:tc>
-          <w:tcPr>
-            <w:tcW w:w="3161" w:type="dxa"/>
-            <w:tcMar>
-              <w:top w:w="90" w:type="dxa"/>
-              <w:left w:w="140" w:type="dxa"/>
-              <w:bottom w:w="90" w:type="dxa"/>
-              <w:right w:w="140" w:type="dxa"/>
-            </w:tcMar>
-            <w:vAlign w:val="center"/>
-          </w:tcPr>
-          <w:p>
-            <w:pPr>
-              <w:spacing w:after="0" w:line="300" w:lineRule="auto"/>
-            </w:pPr>
-            <w:r>
-              <w:rPr>
-                <w:sz w:val="19"/>
-                <w:szCs w:val="19"/>
-              </w:rPr>
-              <w:t>顯示或隱藏工具列</w:t>
-            </w:r>
-          </w:p>
-        </w:tc>
-        <w:tc>
-          <w:tcPr>
-            <w:tcW w:w="2046" w:type="dxa"/>
-            <w:tcMar>
-              <w:top w:w="90" w:type="dxa"/>
-              <w:left w:w="140" w:type="dxa"/>
-              <w:bottom w:w="90" w:type="dxa"/>
-              <w:right w:w="140" w:type="dxa"/>
-            </w:tcMar>
-            <w:vAlign w:val="center"/>
-          </w:tcPr>
-          <w:p>
-            <w:pPr>
-              <w:spacing w:after="0" w:line="300" w:lineRule="auto"/>
-            </w:pPr>
+              <w:t> </w:t>
+            </w:r>
             <w:r>
               <w:rPr>
                 <w:b/>
@@ -20504,7 +21553,207 @@
                 <w:bdr w:val="single" w:sz="4" w:space="0" w:color="C3C9D4"/>
                 <w:shd w:val="clear" w:color="auto" w:fill="F1F3F7"/>
               </w:rPr>
-              <w:t> Ctrl+Alt+E </w:t>
+              <w:t>Ctrl+Alt+A </w:t>
+            </w:r>
+          </w:p>
+        </w:tc>
+        <w:tc>
+          <w:tcPr>
+            <w:tcW w:w="4091" w:type="dxa"/>
+            <w:tcMar>
+              <w:top w:w="90" w:type="dxa"/>
+              <w:left w:w="140" w:type="dxa"/>
+              <w:bottom w:w="90" w:type="dxa"/>
+              <w:right w:w="140" w:type="dxa"/>
+            </w:tcMar>
+            <w:vAlign w:val="center"/>
+          </w:tcPr>
+          <w:p>
+            <w:pPr>
+              <w:spacing w:after="0" w:line="300" w:lineRule="auto"/>
+            </w:pPr>
+            <w:r>
+              <w:rPr>
+                <w:sz w:val="19"/>
+                <w:szCs w:val="19"/>
+              </w:rPr>
+              <w:t>凍結畫面後拖曳框選。</w:t>
+            </w:r>
+          </w:p>
+        </w:tc>
+      </w:tr>
+      <w:tr>
+        <w:tblPrEx>
+          <w:tblCellMar>
+            <w:top w:w="0" w:type="dxa"/>
+            <w:bottom w:w="0" w:type="dxa"/>
+          </w:tblCellMar>
+        </w:tblPrEx>
+        <w:trPr>
+          <w:cantSplit/>
+        </w:trPr>
+        <w:tc>
+          <w:tcPr>
+            <w:tcW w:w="3161" w:type="dxa"/>
+            <w:tcMar>
+              <w:top w:w="90" w:type="dxa"/>
+              <w:left w:w="140" w:type="dxa"/>
+              <w:bottom w:w="90" w:type="dxa"/>
+              <w:right w:w="140" w:type="dxa"/>
+            </w:tcMar>
+            <w:vAlign w:val="center"/>
+          </w:tcPr>
+          <w:p>
+            <w:pPr>
+              <w:spacing w:after="0" w:line="300" w:lineRule="auto"/>
+            </w:pPr>
+            <w:r>
+              <w:rPr>
+                <w:sz w:val="19"/>
+                <w:szCs w:val="19"/>
+              </w:rPr>
+              <w:t>用相機掃描</w:t>
+            </w:r>
+          </w:p>
+        </w:tc>
+        <w:tc>
+          <w:tcPr>
+            <w:tcW w:w="2046" w:type="dxa"/>
+            <w:tcMar>
+              <w:top w:w="90" w:type="dxa"/>
+              <w:left w:w="140" w:type="dxa"/>
+              <w:bottom w:w="90" w:type="dxa"/>
+              <w:right w:w="140" w:type="dxa"/>
+            </w:tcMar>
+            <w:vAlign w:val="center"/>
+          </w:tcPr>
+          <w:p>
+            <w:pPr>
+              <w:spacing w:after="0" w:line="300" w:lineRule="auto"/>
+            </w:pPr>
+            <w:r>
+              <w:rPr>
+                <w:b/>
+                <w:bCs/>
+                <w:color w:val="2B3140"/>
+                <w:sz w:val="16"/>
+                <w:szCs w:val="16"/>
+                <w:bdr w:val="single" w:sz="4" w:space="0" w:color="C3C9D4"/>
+                <w:shd w:val="clear" w:color="auto" w:fill="F1F3F7"/>
+              </w:rPr>
+              <w:t> </w:t>
+            </w:r>
+            <w:r>
+              <w:rPr>
+                <w:b/>
+                <w:bCs/>
+                <w:color w:val="2B3140"/>
+                <w:sz w:val="16"/>
+                <w:szCs w:val="16"/>
+                <w:bdr w:val="single" w:sz="4" w:space="0" w:color="C3C9D4"/>
+                <w:shd w:val="clear" w:color="auto" w:fill="F1F3F7"/>
+              </w:rPr>
+              <w:t>Ctrl+Alt+W </w:t>
+            </w:r>
+          </w:p>
+        </w:tc>
+        <w:tc>
+          <w:tcPr>
+            <w:tcW w:w="4091" w:type="dxa"/>
+            <w:tcMar>
+              <w:top w:w="90" w:type="dxa"/>
+              <w:left w:w="140" w:type="dxa"/>
+              <w:bottom w:w="90" w:type="dxa"/>
+              <w:right w:w="140" w:type="dxa"/>
+            </w:tcMar>
+            <w:vAlign w:val="center"/>
+          </w:tcPr>
+          <w:p>
+            <w:pPr>
+              <w:spacing w:after="0" w:line="300" w:lineRule="auto"/>
+            </w:pPr>
+            <w:r>
+              <w:rPr>
+                <w:sz w:val="19"/>
+                <w:szCs w:val="19"/>
+              </w:rPr>
+              <w:t>開啟網路攝影機視窗。</w:t>
+            </w:r>
+          </w:p>
+        </w:tc>
+      </w:tr>
+      <w:tr>
+        <w:tblPrEx>
+          <w:tblCellMar>
+            <w:top w:w="0" w:type="dxa"/>
+            <w:bottom w:w="0" w:type="dxa"/>
+          </w:tblCellMar>
+        </w:tblPrEx>
+        <w:trPr>
+          <w:cantSplit/>
+        </w:trPr>
+        <w:tc>
+          <w:tcPr>
+            <w:tcW w:w="3161" w:type="dxa"/>
+            <w:tcMar>
+              <w:top w:w="90" w:type="dxa"/>
+              <w:left w:w="140" w:type="dxa"/>
+              <w:bottom w:w="90" w:type="dxa"/>
+              <w:right w:w="140" w:type="dxa"/>
+            </w:tcMar>
+            <w:vAlign w:val="center"/>
+          </w:tcPr>
+          <w:p>
+            <w:pPr>
+              <w:spacing w:after="0" w:line="300" w:lineRule="auto"/>
+            </w:pPr>
+            <w:r>
+              <w:rPr>
+                <w:sz w:val="19"/>
+                <w:szCs w:val="19"/>
+              </w:rPr>
+              <w:t>顯示或隱藏工具列</w:t>
+            </w:r>
+          </w:p>
+        </w:tc>
+        <w:tc>
+          <w:tcPr>
+            <w:tcW w:w="2046" w:type="dxa"/>
+            <w:tcMar>
+              <w:top w:w="90" w:type="dxa"/>
+              <w:left w:w="140" w:type="dxa"/>
+              <w:bottom w:w="90" w:type="dxa"/>
+              <w:right w:w="140" w:type="dxa"/>
+            </w:tcMar>
+            <w:vAlign w:val="center"/>
+          </w:tcPr>
+          <w:p>
+            <w:pPr>
+              <w:spacing w:after="0" w:line="300" w:lineRule="auto"/>
+            </w:pPr>
+            <w:r>
+              <w:rPr>
+                <w:b/>
+                <w:bCs/>
+                <w:color w:val="2B3140"/>
+                <w:sz w:val="16"/>
+                <w:szCs w:val="16"/>
+                <w:bdr w:val="single" w:sz="4" w:space="0" w:color="C3C9D4"/>
+                <w:shd w:val="clear" w:color="auto" w:fill="F1F3F7"/>
+              </w:rPr>
+              <w:t> </w:t>
+            </w:r>
+            <w:r>
+              <w:rPr>
+                <w:b/>
+                <w:bCs/>
+                <w:color w:val="2B3140"/>
+                <w:sz w:val="16"/>
+                <w:szCs w:val="16"/>
+                <w:bdr w:val="single" w:sz="4" w:space="0" w:color="C3C9D4"/>
+                <w:shd w:val="clear" w:color="auto" w:fill="F1F3F7"/>
+              </w:rPr>
+              <w:t>Ctrl+Alt+E </w:t>
             </w:r>
           </w:p>
         </w:tc>
@@ -20594,10 +21843,7 @@
           <w:bdr w:val="single" w:sz="4" w:space="0" w:color="C3C9D4"/>
           <w:shd w:val="clear" w:color="auto" w:fill="F1F3F7"/>
         </w:rPr>
-        <w:t> Ctrl </w:t>
-      </w:r>
-      <w:r>
-        <w:t>、</w:t>
+        <w:t> </w:t>
       </w:r>
       <w:r>
         <w:rPr>
@@ -20609,7 +21855,7 @@
           <w:bdr w:val="single" w:sz="4" w:space="0" w:color="C3C9D4"/>
           <w:shd w:val="clear" w:color="auto" w:fill="F1F3F7"/>
         </w:rPr>
-        <w:t> Alt </w:t>
+        <w:t>Ctrl </w:t>
       </w:r>
       <w:r>
         <w:t>、</w:t>
@@ -20624,16 +21870,7 @@
           <w:bdr w:val="single" w:sz="4" w:space="0" w:color="C3C9D4"/>
           <w:shd w:val="clear" w:color="auto" w:fill="F1F3F7"/>
         </w:rPr>
-        <w:t> Shift </w:t>
-      </w:r>
-      <w:r>
-        <w:t xml:space="preserve"> </w:t>
-      </w:r>
-      <w:r>
-        <w:t>或</w:t>
-      </w:r>
-      <w:r>
-        <w:t xml:space="preserve"> </w:t>
+        <w:t> </w:t>
       </w:r>
       <w:r>
         <w:rPr>
@@ -20645,7 +21882,67 @@
           <w:bdr w:val="single" w:sz="4" w:space="0" w:color="C3C9D4"/>
           <w:shd w:val="clear" w:color="auto" w:fill="F1F3F7"/>
         </w:rPr>
-        <w:t> Win </w:t>
+        <w:t>Alt </w:t>
+      </w:r>
+      <w:r>
+        <w:t>、</w:t>
+      </w:r>
+      <w:r>
+        <w:rPr>
+          <w:b/>
+          <w:bCs/>
+          <w:color w:val="2B3140"/>
+          <w:sz w:val="18"/>
+          <w:szCs w:val="18"/>
+          <w:bdr w:val="single" w:sz="4" w:space="0" w:color="C3C9D4"/>
+          <w:shd w:val="clear" w:color="auto" w:fill="F1F3F7"/>
+        </w:rPr>
+        <w:t> </w:t>
+      </w:r>
+      <w:r>
+        <w:rPr>
+          <w:b/>
+          <w:bCs/>
+          <w:color w:val="2B3140"/>
+          <w:sz w:val="18"/>
+          <w:szCs w:val="18"/>
+          <w:bdr w:val="single" w:sz="4" w:space="0" w:color="C3C9D4"/>
+          <w:shd w:val="clear" w:color="auto" w:fill="F1F3F7"/>
+        </w:rPr>
+        <w:t>Shift </w:t>
+      </w:r>
+      <w:r>
+        <w:t xml:space="preserve"> </w:t>
+      </w:r>
+      <w:r>
+        <w:t>或</w:t>
+      </w:r>
+      <w:r>
+        <w:t xml:space="preserve"> </w:t>
+      </w:r>
+      <w:r>
+        <w:rPr>
+          <w:b/>
+          <w:bCs/>
+          <w:color w:val="2B3140"/>
+          <w:sz w:val="18"/>
+          <w:szCs w:val="18"/>
+          <w:bdr w:val="single" w:sz="4" w:space="0" w:color="C3C9D4"/>
+          <w:shd w:val="clear" w:color="auto" w:fill="F1F3F7"/>
+        </w:rPr>
+        <w:t> </w:t>
+      </w:r>
+      <w:r>
+        <w:rPr>
+          <w:b/>
+          <w:bCs/>
+          <w:color w:val="2B3140"/>
+          <w:sz w:val="18"/>
+          <w:szCs w:val="18"/>
+          <w:bdr w:val="single" w:sz="4" w:space="0" w:color="C3C9D4"/>
+          <w:shd w:val="clear" w:color="auto" w:fill="F1F3F7"/>
+        </w:rPr>
+        <w:t>Win </w:t>
       </w:r>
       <w:r>
         <w:t xml:space="preserve"> </w:t>
@@ -20694,7 +21991,7 @@
       <w:pPr>
         <w:pStyle w:val="2"/>
       </w:pPr>
-      <w:bookmarkStart w:id="49" w:name="_Toc242999091"/>
+      <w:bookmarkStart w:id="49" w:name="_Toc243953929"/>
       <w:r>
         <w:t>9.5</w:t>
       </w:r>
@@ -20714,10 +22011,10 @@
           <w:noProof/>
         </w:rPr>
         <w:drawing>
-          <wp:inline distT="0" distB="0" distL="0" distR="0" wp14:anchorId="68F85350" wp14:editId="19A108B2">
+          <wp:inline distT="0" distB="0" distL="0" distR="0" wp14:anchorId="3B441B54" wp14:editId="3ED938C3">
             <wp:extent cx="5038725" cy="3714750"/>
             <wp:effectExtent l="0" t="0" r="0" b="0"/>
-            <wp:docPr id="1868213497" name="settings-privacy" descr="settings-privacy" title="settings-privacy"/>
+            <wp:docPr id="399413061" name="settings-privacy" descr="settings-privacy" title="settings-privacy"/>
             <wp:cNvGraphicFramePr>
               <a:graphicFrameLocks xmlns:a="http://schemas.openxmlformats.org/drawingml/2006/main" noChangeAspect="1"/>
             </wp:cNvGraphicFramePr>
@@ -20837,6 +22134,12 @@
         <w:gridCol w:w="6137"/>
       </w:tblGrid>
       <w:tr>
+        <w:tblPrEx>
+          <w:tblCellMar>
+            <w:top w:w="0" w:type="dxa"/>
+            <w:bottom w:w="0" w:type="dxa"/>
+          </w:tblCellMar>
+        </w:tblPrEx>
         <w:trPr>
           <w:cantSplit/>
           <w:tblHeader/>
@@ -20899,6 +22202,12 @@
         </w:tc>
       </w:tr>
       <w:tr>
+        <w:tblPrEx>
+          <w:tblCellMar>
+            <w:top w:w="0" w:type="dxa"/>
+            <w:bottom w:w="0" w:type="dxa"/>
+          </w:tblCellMar>
+        </w:tblPrEx>
         <w:trPr>
           <w:cantSplit/>
         </w:trPr>
@@ -20966,6 +22275,12 @@
         </w:tc>
       </w:tr>
       <w:tr>
+        <w:tblPrEx>
+          <w:tblCellMar>
+            <w:top w:w="0" w:type="dxa"/>
+            <w:bottom w:w="0" w:type="dxa"/>
+          </w:tblCellMar>
+        </w:tblPrEx>
         <w:trPr>
           <w:cantSplit/>
         </w:trPr>
@@ -21040,6 +22355,12 @@
         </w:tc>
       </w:tr>
       <w:tr>
+        <w:tblPrEx>
+          <w:tblCellMar>
+            <w:top w:w="0" w:type="dxa"/>
+            <w:bottom w:w="0" w:type="dxa"/>
+          </w:tblCellMar>
+        </w:tblPrEx>
         <w:trPr>
           <w:cantSplit/>
         </w:trPr>
@@ -21093,6 +22414,12 @@
         </w:tc>
       </w:tr>
       <w:tr>
+        <w:tblPrEx>
+          <w:tblCellMar>
+            <w:top w:w="0" w:type="dxa"/>
+            <w:bottom w:w="0" w:type="dxa"/>
+          </w:tblCellMar>
+        </w:tblPrEx>
         <w:trPr>
           <w:cantSplit/>
         </w:trPr>
@@ -21155,7 +22482,7 @@
       <w:pPr>
         <w:pStyle w:val="2"/>
       </w:pPr>
-      <w:bookmarkStart w:id="50" w:name="_Toc242999092"/>
+      <w:bookmarkStart w:id="50" w:name="_Toc243953930"/>
       <w:r>
         <w:lastRenderedPageBreak/>
         <w:t>9.6</w:t>
@@ -21176,10 +22503,10 @@
           <w:noProof/>
         </w:rPr>
         <w:drawing>
-          <wp:inline distT="0" distB="0" distL="0" distR="0" wp14:anchorId="51D745F7" wp14:editId="4AA40280">
+          <wp:inline distT="0" distB="0" distL="0" distR="0" wp14:anchorId="2E636E94" wp14:editId="3795E029">
             <wp:extent cx="5038725" cy="3714750"/>
             <wp:effectExtent l="0" t="0" r="0" b="0"/>
-            <wp:docPr id="961163257" name="settings-about" descr="settings-about" title="settings-about"/>
+            <wp:docPr id="2094241597" name="settings-about" descr="settings-about" title="settings-about"/>
             <wp:cNvGraphicFramePr>
               <a:graphicFrameLocks xmlns:a="http://schemas.openxmlformats.org/drawingml/2006/main" noChangeAspect="1"/>
             </wp:cNvGraphicFramePr>
@@ -21359,7 +22686,7 @@
       <w:pPr>
         <w:pStyle w:val="1"/>
       </w:pPr>
-      <w:bookmarkStart w:id="51" w:name="_Toc242999093"/>
+      <w:bookmarkStart w:id="51" w:name="_Toc243953931"/>
       <w:r>
         <w:t>10</w:t>
       </w:r>
@@ -21372,7 +22699,7 @@
       <w:pPr>
         <w:pStyle w:val="2"/>
       </w:pPr>
-      <w:bookmarkStart w:id="52" w:name="_Toc242999094"/>
+      <w:bookmarkStart w:id="52" w:name="_Toc243953932"/>
       <w:r>
         <w:t>10.1</w:t>
       </w:r>
@@ -21409,10 +22736,10 @@
           <w:noProof/>
         </w:rPr>
         <w:drawing>
-          <wp:inline distT="0" distB="0" distL="0" distR="0" wp14:anchorId="1100C650" wp14:editId="65C4AE6C">
+          <wp:inline distT="0" distB="0" distL="0" distR="0" wp14:anchorId="0BC547CF" wp14:editId="2A608B8B">
             <wp:extent cx="3600450" cy="1628775"/>
             <wp:effectExtent l="0" t="0" r="0" b="0"/>
-            <wp:docPr id="813586454" name="message-update" descr="message-update" title="message-update"/>
+            <wp:docPr id="728063926" name="message-update" descr="message-update" title="message-update"/>
             <wp:cNvGraphicFramePr>
               <a:graphicFrameLocks xmlns:a="http://schemas.openxmlformats.org/drawingml/2006/main" noChangeAspect="1"/>
             </wp:cNvGraphicFramePr>
@@ -21546,7 +22873,7 @@
       <w:pPr>
         <w:pStyle w:val="2"/>
       </w:pPr>
-      <w:bookmarkStart w:id="53" w:name="_Toc242999095"/>
+      <w:bookmarkStart w:id="53" w:name="_Toc243953933"/>
       <w:r>
         <w:t>10.2</w:t>
       </w:r>
@@ -21583,7 +22910,7 @@
       <w:pPr>
         <w:pStyle w:val="2"/>
       </w:pPr>
-      <w:bookmarkStart w:id="54" w:name="_Toc242999096"/>
+      <w:bookmarkStart w:id="54" w:name="_Toc243953934"/>
       <w:r>
         <w:t>10.3</w:t>
       </w:r>
@@ -21681,7 +23008,7 @@
       <w:pPr>
         <w:pStyle w:val="2"/>
       </w:pPr>
-      <w:bookmarkStart w:id="55" w:name="_Toc242999097"/>
+      <w:bookmarkStart w:id="55" w:name="_Toc243953935"/>
       <w:r>
         <w:t>10.4</w:t>
       </w:r>
@@ -21713,6 +23040,12 @@
         <w:gridCol w:w="7624"/>
       </w:tblGrid>
       <w:tr>
+        <w:tblPrEx>
+          <w:tblCellMar>
+            <w:top w:w="0" w:type="dxa"/>
+            <w:bottom w:w="0" w:type="dxa"/>
+          </w:tblCellMar>
+        </w:tblPrEx>
         <w:trPr>
           <w:cantSplit/>
           <w:tblHeader/>
@@ -21775,6 +23108,12 @@
         </w:tc>
       </w:tr>
       <w:tr>
+        <w:tblPrEx>
+          <w:tblCellMar>
+            <w:top w:w="0" w:type="dxa"/>
+            <w:bottom w:w="0" w:type="dxa"/>
+          </w:tblCellMar>
+        </w:tblPrEx>
         <w:trPr>
           <w:cantSplit/>
         </w:trPr>
@@ -21860,6 +23199,12 @@
         </w:tc>
       </w:tr>
       <w:tr>
+        <w:tblPrEx>
+          <w:tblCellMar>
+            <w:top w:w="0" w:type="dxa"/>
+            <w:bottom w:w="0" w:type="dxa"/>
+          </w:tblCellMar>
+        </w:tblPrEx>
         <w:trPr>
           <w:cantSplit/>
         </w:trPr>
@@ -21916,6 +23261,12 @@
         </w:tc>
       </w:tr>
       <w:tr>
+        <w:tblPrEx>
+          <w:tblCellMar>
+            <w:top w:w="0" w:type="dxa"/>
+            <w:bottom w:w="0" w:type="dxa"/>
+          </w:tblCellMar>
+        </w:tblPrEx>
         <w:trPr>
           <w:cantSplit/>
         </w:trPr>
@@ -22074,7 +23425,7 @@
       <w:pPr>
         <w:pStyle w:val="1"/>
       </w:pPr>
-      <w:bookmarkStart w:id="56" w:name="_Toc242999098"/>
+      <w:bookmarkStart w:id="56" w:name="_Toc243953936"/>
       <w:r>
         <w:t>11</w:t>
       </w:r>
@@ -22384,66 +23735,7 @@
           <w:bdr w:val="single" w:sz="4" w:space="0" w:color="C3C9D4"/>
           <w:shd w:val="clear" w:color="auto" w:fill="F1F3F7"/>
         </w:rPr>
-        <w:t> Shift </w:t>
-      </w:r>
-      <w:r>
-        <w:t xml:space="preserve"> </w:t>
-      </w:r>
-      <w:r>
-        <w:t>再按右鍵）。「</w:t>
-      </w:r>
-      <w:r>
-        <w:t xml:space="preserve">QRcode tool </w:t>
-      </w:r>
-      <w:r>
-        <w:t>開啟圖片」只在選取一個圖片檔時出現。若剛安裝或移動過可攜版，請先啟動一次</w:t>
-      </w:r>
-      <w:r>
-        <w:t xml:space="preserve"> QRcode tool</w:t>
-      </w:r>
-      <w:r>
-        <w:t>。</w:t>
-      </w:r>
-    </w:p>
-    <w:p>
-      <w:pPr>
-        <w:keepNext/>
-        <w:spacing w:before="200" w:after="60"/>
-      </w:pPr>
-      <w:r>
-        <w:rPr>
-          <w:b/>
-          <w:bCs/>
-          <w:color w:val="1D4FFF"/>
-        </w:rPr>
-        <w:t>Q</w:t>
-      </w:r>
-      <w:r>
-        <w:rPr>
-          <w:b/>
-          <w:bCs/>
-          <w:color w:val="1D4FFF"/>
-        </w:rPr>
-        <w:t xml:space="preserve">　</w:t>
-      </w:r>
-      <w:r>
-        <w:rPr>
-          <w:b/>
-          <w:bCs/>
-        </w:rPr>
-        <w:t>工具列不見了。</w:t>
-      </w:r>
-    </w:p>
-    <w:p>
-      <w:pPr>
-        <w:spacing w:after="120"/>
-        <w:ind w:left="440"/>
-      </w:pPr>
-      <w:r>
-        <w:t>請按</w:t>
-      </w:r>
-      <w:r>
-        <w:t xml:space="preserve"> </w:t>
+        <w:t> </w:t>
       </w:r>
       <w:r>
         <w:rPr>
@@ -22455,7 +23747,90 @@
           <w:bdr w:val="single" w:sz="4" w:space="0" w:color="C3C9D4"/>
           <w:shd w:val="clear" w:color="auto" w:fill="F1F3F7"/>
         </w:rPr>
-        <w:t> Ctrl+Alt+E </w:t>
+        <w:t>Shift </w:t>
+      </w:r>
+      <w:r>
+        <w:t xml:space="preserve"> </w:t>
+      </w:r>
+      <w:r>
+        <w:t>再按右鍵）。「</w:t>
+      </w:r>
+      <w:r>
+        <w:t xml:space="preserve">QRcode tool </w:t>
+      </w:r>
+      <w:r>
+        <w:t>開啟圖片」只在選取一個圖片檔時出現。若剛安裝或移動過可攜版，請先啟動一次</w:t>
+      </w:r>
+      <w:r>
+        <w:t xml:space="preserve"> QRcode tool</w:t>
+      </w:r>
+      <w:r>
+        <w:t>。</w:t>
+      </w:r>
+    </w:p>
+    <w:p>
+      <w:pPr>
+        <w:keepNext/>
+        <w:spacing w:before="200" w:after="60"/>
+      </w:pPr>
+      <w:r>
+        <w:rPr>
+          <w:b/>
+          <w:bCs/>
+          <w:color w:val="1D4FFF"/>
+        </w:rPr>
+        <w:t>Q</w:t>
+      </w:r>
+      <w:r>
+        <w:rPr>
+          <w:b/>
+          <w:bCs/>
+          <w:color w:val="1D4FFF"/>
+        </w:rPr>
+        <w:t xml:space="preserve">　</w:t>
+      </w:r>
+      <w:r>
+        <w:rPr>
+          <w:b/>
+          <w:bCs/>
+        </w:rPr>
+        <w:t>工具列不見了。</w:t>
+      </w:r>
+    </w:p>
+    <w:p>
+      <w:pPr>
+        <w:spacing w:after="120"/>
+        <w:ind w:left="440"/>
+      </w:pPr>
+      <w:r>
+        <w:t>請按</w:t>
+      </w:r>
+      <w:r>
+        <w:t xml:space="preserve"> </w:t>
+      </w:r>
+      <w:r>
+        <w:rPr>
+          <w:b/>
+          <w:bCs/>
+          <w:color w:val="2B3140"/>
+          <w:sz w:val="18"/>
+          <w:szCs w:val="18"/>
+          <w:bdr w:val="single" w:sz="4" w:space="0" w:color="C3C9D4"/>
+          <w:shd w:val="clear" w:color="auto" w:fill="F1F3F7"/>
+        </w:rPr>
+        <w:t> </w:t>
+      </w:r>
+      <w:r>
+        <w:rPr>
+          <w:b/>
+          <w:bCs/>
+          <w:color w:val="2B3140"/>
+          <w:sz w:val="18"/>
+          <w:szCs w:val="18"/>
+          <w:bdr w:val="single" w:sz="4" w:space="0" w:color="C3C9D4"/>
+          <w:shd w:val="clear" w:color="auto" w:fill="F1F3F7"/>
+        </w:rPr>
+        <w:t>Ctrl+Alt+E </w:t>
       </w:r>
       <w:r>
         <w:t>，或在系統匣選單勾選「浮動工具列」。若開啟了「全螢幕應用程式執行時隱藏」，在全螢幕程式執行期間工具列會暫時隱藏。</w:t>
@@ -22900,7 +24275,7 @@
       <w:pPr>
         <w:pStyle w:val="1"/>
       </w:pPr>
-      <w:bookmarkStart w:id="57" w:name="_Toc242999099"/>
+      <w:bookmarkStart w:id="57" w:name="_Toc243953937"/>
       <w:r>
         <w:t>A</w:t>
       </w:r>
@@ -22933,6 +24308,12 @@
         <w:gridCol w:w="4091"/>
       </w:tblGrid>
       <w:tr>
+        <w:tblPrEx>
+          <w:tblCellMar>
+            <w:top w:w="0" w:type="dxa"/>
+            <w:bottom w:w="0" w:type="dxa"/>
+          </w:tblCellMar>
+        </w:tblPrEx>
         <w:trPr>
           <w:cantSplit/>
           <w:tblHeader/>
@@ -23023,6 +24404,12 @@
         </w:tc>
       </w:tr>
       <w:tr>
+        <w:tblPrEx>
+          <w:tblCellMar>
+            <w:top w:w="0" w:type="dxa"/>
+            <w:bottom w:w="0" w:type="dxa"/>
+          </w:tblCellMar>
+        </w:tblPrEx>
         <w:trPr>
           <w:cantSplit/>
         </w:trPr>
@@ -23075,78 +24462,8 @@
                 <w:bdr w:val="single" w:sz="4" w:space="0" w:color="C3C9D4"/>
                 <w:shd w:val="clear" w:color="auto" w:fill="F1F3F7"/>
               </w:rPr>
-              <w:t> Ctrl+Alt+Q </w:t>
-            </w:r>
-          </w:p>
-        </w:tc>
-        <w:tc>
-          <w:tcPr>
-            <w:tcW w:w="4091" w:type="dxa"/>
-            <w:tcMar>
-              <w:top w:w="90" w:type="dxa"/>
-              <w:left w:w="140" w:type="dxa"/>
-              <w:bottom w:w="90" w:type="dxa"/>
-              <w:right w:w="140" w:type="dxa"/>
-            </w:tcMar>
-            <w:vAlign w:val="center"/>
-          </w:tcPr>
-          <w:p>
-            <w:pPr>
-              <w:spacing w:after="0" w:line="300" w:lineRule="auto"/>
-            </w:pPr>
-            <w:r>
-              <w:rPr>
-                <w:sz w:val="19"/>
-                <w:szCs w:val="19"/>
-              </w:rPr>
-              <w:t>掃描整個螢幕</w:t>
-            </w:r>
-          </w:p>
-        </w:tc>
-      </w:tr>
-      <w:tr>
-        <w:trPr>
-          <w:cantSplit/>
-        </w:trPr>
-        <w:tc>
-          <w:tcPr>
-            <w:tcW w:w="2789" w:type="dxa"/>
-            <w:tcMar>
-              <w:top w:w="90" w:type="dxa"/>
-              <w:left w:w="140" w:type="dxa"/>
-              <w:bottom w:w="90" w:type="dxa"/>
-              <w:right w:w="140" w:type="dxa"/>
-            </w:tcMar>
-            <w:vAlign w:val="center"/>
-          </w:tcPr>
-          <w:p>
-            <w:pPr>
-              <w:spacing w:after="0" w:line="300" w:lineRule="auto"/>
-            </w:pPr>
-            <w:r>
-              <w:rPr>
-                <w:sz w:val="19"/>
-                <w:szCs w:val="19"/>
-              </w:rPr>
-              <w:t>任何時候</w:t>
-            </w:r>
-          </w:p>
-        </w:tc>
-        <w:tc>
-          <w:tcPr>
-            <w:tcW w:w="2417" w:type="dxa"/>
-            <w:tcMar>
-              <w:top w:w="90" w:type="dxa"/>
-              <w:left w:w="140" w:type="dxa"/>
-              <w:bottom w:w="90" w:type="dxa"/>
-              <w:right w:w="140" w:type="dxa"/>
-            </w:tcMar>
-            <w:vAlign w:val="center"/>
-          </w:tcPr>
-          <w:p>
-            <w:pPr>
-              <w:spacing w:after="0" w:line="300" w:lineRule="auto"/>
-            </w:pPr>
+              <w:t> </w:t>
+            </w:r>
             <w:r>
               <w:rPr>
                 <w:b/>
@@ -23157,7 +24474,7 @@
                 <w:bdr w:val="single" w:sz="4" w:space="0" w:color="C3C9D4"/>
                 <w:shd w:val="clear" w:color="auto" w:fill="F1F3F7"/>
               </w:rPr>
-              <w:t> Ctrl+Alt+A </w:t>
+              <w:t>Ctrl+Alt+Q </w:t>
             </w:r>
           </w:p>
         </w:tc>
@@ -23181,12 +24498,18 @@
                 <w:sz w:val="19"/>
                 <w:szCs w:val="19"/>
               </w:rPr>
-              <w:t>選取區域</w:t>
+              <w:t>掃描整個螢幕</w:t>
             </w:r>
           </w:p>
         </w:tc>
       </w:tr>
       <w:tr>
+        <w:tblPrEx>
+          <w:tblCellMar>
+            <w:top w:w="0" w:type="dxa"/>
+            <w:bottom w:w="0" w:type="dxa"/>
+          </w:tblCellMar>
+        </w:tblPrEx>
         <w:trPr>
           <w:cantSplit/>
         </w:trPr>
@@ -23239,78 +24562,8 @@
                 <w:bdr w:val="single" w:sz="4" w:space="0" w:color="C3C9D4"/>
                 <w:shd w:val="clear" w:color="auto" w:fill="F1F3F7"/>
               </w:rPr>
-              <w:t> Ctrl+Alt+W </w:t>
-            </w:r>
-          </w:p>
-        </w:tc>
-        <w:tc>
-          <w:tcPr>
-            <w:tcW w:w="4091" w:type="dxa"/>
-            <w:tcMar>
-              <w:top w:w="90" w:type="dxa"/>
-              <w:left w:w="140" w:type="dxa"/>
-              <w:bottom w:w="90" w:type="dxa"/>
-              <w:right w:w="140" w:type="dxa"/>
-            </w:tcMar>
-            <w:vAlign w:val="center"/>
-          </w:tcPr>
-          <w:p>
-            <w:pPr>
-              <w:spacing w:after="0" w:line="300" w:lineRule="auto"/>
-            </w:pPr>
-            <w:r>
-              <w:rPr>
-                <w:sz w:val="19"/>
-                <w:szCs w:val="19"/>
-              </w:rPr>
-              <w:t>用相機掃描</w:t>
-            </w:r>
-          </w:p>
-        </w:tc>
-      </w:tr>
-      <w:tr>
-        <w:trPr>
-          <w:cantSplit/>
-        </w:trPr>
-        <w:tc>
-          <w:tcPr>
-            <w:tcW w:w="2789" w:type="dxa"/>
-            <w:tcMar>
-              <w:top w:w="90" w:type="dxa"/>
-              <w:left w:w="140" w:type="dxa"/>
-              <w:bottom w:w="90" w:type="dxa"/>
-              <w:right w:w="140" w:type="dxa"/>
-            </w:tcMar>
-            <w:vAlign w:val="center"/>
-          </w:tcPr>
-          <w:p>
-            <w:pPr>
-              <w:spacing w:after="0" w:line="300" w:lineRule="auto"/>
-            </w:pPr>
-            <w:r>
-              <w:rPr>
-                <w:sz w:val="19"/>
-                <w:szCs w:val="19"/>
-              </w:rPr>
-              <w:t>任何時候</w:t>
-            </w:r>
-          </w:p>
-        </w:tc>
-        <w:tc>
-          <w:tcPr>
-            <w:tcW w:w="2417" w:type="dxa"/>
-            <w:tcMar>
-              <w:top w:w="90" w:type="dxa"/>
-              <w:left w:w="140" w:type="dxa"/>
-              <w:bottom w:w="90" w:type="dxa"/>
-              <w:right w:w="140" w:type="dxa"/>
-            </w:tcMar>
-            <w:vAlign w:val="center"/>
-          </w:tcPr>
-          <w:p>
-            <w:pPr>
-              <w:spacing w:after="0" w:line="300" w:lineRule="auto"/>
-            </w:pPr>
+              <w:t> </w:t>
+            </w:r>
             <w:r>
               <w:rPr>
                 <w:b/>
@@ -23321,7 +24574,7 @@
                 <w:bdr w:val="single" w:sz="4" w:space="0" w:color="C3C9D4"/>
                 <w:shd w:val="clear" w:color="auto" w:fill="F1F3F7"/>
               </w:rPr>
-              <w:t> Ctrl+Alt+E </w:t>
+              <w:t>Ctrl+Alt+A </w:t>
             </w:r>
           </w:p>
         </w:tc>
@@ -23345,12 +24598,18 @@
                 <w:sz w:val="19"/>
                 <w:szCs w:val="19"/>
               </w:rPr>
-              <w:t>顯示或隱藏浮動工具列</w:t>
+              <w:t>選取區域</w:t>
             </w:r>
           </w:p>
         </w:tc>
       </w:tr>
       <w:tr>
+        <w:tblPrEx>
+          <w:tblCellMar>
+            <w:top w:w="0" w:type="dxa"/>
+            <w:bottom w:w="0" w:type="dxa"/>
+          </w:tblCellMar>
+        </w:tblPrEx>
         <w:trPr>
           <w:cantSplit/>
         </w:trPr>
@@ -23374,7 +24633,7 @@
                 <w:sz w:val="19"/>
                 <w:szCs w:val="19"/>
               </w:rPr>
-              <w:t>掃描畫面、預覽視窗</w:t>
+              <w:t>任何時候</w:t>
             </w:r>
           </w:p>
         </w:tc>
@@ -23403,78 +24662,8 @@
                 <w:bdr w:val="single" w:sz="4" w:space="0" w:color="C3C9D4"/>
                 <w:shd w:val="clear" w:color="auto" w:fill="F1F3F7"/>
               </w:rPr>
-              <w:t> Enter </w:t>
-            </w:r>
-          </w:p>
-        </w:tc>
-        <w:tc>
-          <w:tcPr>
-            <w:tcW w:w="4091" w:type="dxa"/>
-            <w:tcMar>
-              <w:top w:w="90" w:type="dxa"/>
-              <w:left w:w="140" w:type="dxa"/>
-              <w:bottom w:w="90" w:type="dxa"/>
-              <w:right w:w="140" w:type="dxa"/>
-            </w:tcMar>
-            <w:vAlign w:val="center"/>
-          </w:tcPr>
-          <w:p>
-            <w:pPr>
-              <w:spacing w:after="0" w:line="300" w:lineRule="auto"/>
-            </w:pPr>
-            <w:r>
-              <w:rPr>
-                <w:sz w:val="19"/>
-                <w:szCs w:val="19"/>
-              </w:rPr>
-              <w:t>開啟選取的條碼</w:t>
-            </w:r>
-          </w:p>
-        </w:tc>
-      </w:tr>
-      <w:tr>
-        <w:trPr>
-          <w:cantSplit/>
-        </w:trPr>
-        <w:tc>
-          <w:tcPr>
-            <w:tcW w:w="2789" w:type="dxa"/>
-            <w:tcMar>
-              <w:top w:w="90" w:type="dxa"/>
-              <w:left w:w="140" w:type="dxa"/>
-              <w:bottom w:w="90" w:type="dxa"/>
-              <w:right w:w="140" w:type="dxa"/>
-            </w:tcMar>
-            <w:vAlign w:val="center"/>
-          </w:tcPr>
-          <w:p>
-            <w:pPr>
-              <w:spacing w:after="0" w:line="300" w:lineRule="auto"/>
-            </w:pPr>
-            <w:r>
-              <w:rPr>
-                <w:sz w:val="19"/>
-                <w:szCs w:val="19"/>
-              </w:rPr>
-              <w:t>掃描畫面、預覽視窗</w:t>
-            </w:r>
-          </w:p>
-        </w:tc>
-        <w:tc>
-          <w:tcPr>
-            <w:tcW w:w="2417" w:type="dxa"/>
-            <w:tcMar>
-              <w:top w:w="90" w:type="dxa"/>
-              <w:left w:w="140" w:type="dxa"/>
-              <w:bottom w:w="90" w:type="dxa"/>
-              <w:right w:w="140" w:type="dxa"/>
-            </w:tcMar>
-            <w:vAlign w:val="center"/>
-          </w:tcPr>
-          <w:p>
-            <w:pPr>
-              <w:spacing w:after="0" w:line="300" w:lineRule="auto"/>
-            </w:pPr>
+              <w:t> </w:t>
+            </w:r>
             <w:r>
               <w:rPr>
                 <w:b/>
@@ -23485,29 +24674,84 @@
                 <w:bdr w:val="single" w:sz="4" w:space="0" w:color="C3C9D4"/>
                 <w:shd w:val="clear" w:color="auto" w:fill="F1F3F7"/>
               </w:rPr>
-              <w:t> Tab </w:t>
-            </w:r>
-            <w:r>
-              <w:rPr>
-                <w:sz w:val="19"/>
-                <w:szCs w:val="19"/>
-              </w:rPr>
-              <w:t xml:space="preserve"> </w:t>
-            </w:r>
-            <w:r>
-              <w:rPr>
-                <w:sz w:val="19"/>
-                <w:szCs w:val="19"/>
-              </w:rPr>
-              <w:t>／</w:t>
-            </w:r>
-            <w:r>
-              <w:rPr>
-                <w:sz w:val="19"/>
-                <w:szCs w:val="19"/>
-              </w:rPr>
-              <w:t xml:space="preserve"> </w:t>
-            </w:r>
+              <w:t>Ctrl+Alt+W </w:t>
+            </w:r>
+          </w:p>
+        </w:tc>
+        <w:tc>
+          <w:tcPr>
+            <w:tcW w:w="4091" w:type="dxa"/>
+            <w:tcMar>
+              <w:top w:w="90" w:type="dxa"/>
+              <w:left w:w="140" w:type="dxa"/>
+              <w:bottom w:w="90" w:type="dxa"/>
+              <w:right w:w="140" w:type="dxa"/>
+            </w:tcMar>
+            <w:vAlign w:val="center"/>
+          </w:tcPr>
+          <w:p>
+            <w:pPr>
+              <w:spacing w:after="0" w:line="300" w:lineRule="auto"/>
+            </w:pPr>
+            <w:r>
+              <w:rPr>
+                <w:sz w:val="19"/>
+                <w:szCs w:val="19"/>
+              </w:rPr>
+              <w:t>用相機掃描</w:t>
+            </w:r>
+          </w:p>
+        </w:tc>
+      </w:tr>
+      <w:tr>
+        <w:tblPrEx>
+          <w:tblCellMar>
+            <w:top w:w="0" w:type="dxa"/>
+            <w:bottom w:w="0" w:type="dxa"/>
+          </w:tblCellMar>
+        </w:tblPrEx>
+        <w:trPr>
+          <w:cantSplit/>
+        </w:trPr>
+        <w:tc>
+          <w:tcPr>
+            <w:tcW w:w="2789" w:type="dxa"/>
+            <w:tcMar>
+              <w:top w:w="90" w:type="dxa"/>
+              <w:left w:w="140" w:type="dxa"/>
+              <w:bottom w:w="90" w:type="dxa"/>
+              <w:right w:w="140" w:type="dxa"/>
+            </w:tcMar>
+            <w:vAlign w:val="center"/>
+          </w:tcPr>
+          <w:p>
+            <w:pPr>
+              <w:spacing w:after="0" w:line="300" w:lineRule="auto"/>
+            </w:pPr>
+            <w:r>
+              <w:rPr>
+                <w:sz w:val="19"/>
+                <w:szCs w:val="19"/>
+              </w:rPr>
+              <w:t>任何時候</w:t>
+            </w:r>
+          </w:p>
+        </w:tc>
+        <w:tc>
+          <w:tcPr>
+            <w:tcW w:w="2417" w:type="dxa"/>
+            <w:tcMar>
+              <w:top w:w="90" w:type="dxa"/>
+              <w:left w:w="140" w:type="dxa"/>
+              <w:bottom w:w="90" w:type="dxa"/>
+              <w:right w:w="140" w:type="dxa"/>
+            </w:tcMar>
+            <w:vAlign w:val="center"/>
+          </w:tcPr>
+          <w:p>
+            <w:pPr>
+              <w:spacing w:after="0" w:line="300" w:lineRule="auto"/>
+            </w:pPr>
             <w:r>
               <w:rPr>
                 <w:b/>
@@ -23518,78 +24762,8 @@
                 <w:bdr w:val="single" w:sz="4" w:space="0" w:color="C3C9D4"/>
                 <w:shd w:val="clear" w:color="auto" w:fill="F1F3F7"/>
               </w:rPr>
-              <w:t> Shift+Tab </w:t>
-            </w:r>
-          </w:p>
-        </w:tc>
-        <w:tc>
-          <w:tcPr>
-            <w:tcW w:w="4091" w:type="dxa"/>
-            <w:tcMar>
-              <w:top w:w="90" w:type="dxa"/>
-              <w:left w:w="140" w:type="dxa"/>
-              <w:bottom w:w="90" w:type="dxa"/>
-              <w:right w:w="140" w:type="dxa"/>
-            </w:tcMar>
-            <w:vAlign w:val="center"/>
-          </w:tcPr>
-          <w:p>
-            <w:pPr>
-              <w:spacing w:after="0" w:line="300" w:lineRule="auto"/>
-            </w:pPr>
-            <w:r>
-              <w:rPr>
-                <w:sz w:val="19"/>
-                <w:szCs w:val="19"/>
-              </w:rPr>
-              <w:t>選取下一個／上一個條碼</w:t>
-            </w:r>
-          </w:p>
-        </w:tc>
-      </w:tr>
-      <w:tr>
-        <w:trPr>
-          <w:cantSplit/>
-        </w:trPr>
-        <w:tc>
-          <w:tcPr>
-            <w:tcW w:w="2789" w:type="dxa"/>
-            <w:tcMar>
-              <w:top w:w="90" w:type="dxa"/>
-              <w:left w:w="140" w:type="dxa"/>
-              <w:bottom w:w="90" w:type="dxa"/>
-              <w:right w:w="140" w:type="dxa"/>
-            </w:tcMar>
-            <w:vAlign w:val="center"/>
-          </w:tcPr>
-          <w:p>
-            <w:pPr>
-              <w:spacing w:after="0" w:line="300" w:lineRule="auto"/>
-            </w:pPr>
-            <w:r>
-              <w:rPr>
-                <w:sz w:val="19"/>
-                <w:szCs w:val="19"/>
-              </w:rPr>
-              <w:t>掃描畫面、預覽視窗</w:t>
-            </w:r>
-          </w:p>
-        </w:tc>
-        <w:tc>
-          <w:tcPr>
-            <w:tcW w:w="2417" w:type="dxa"/>
-            <w:tcMar>
-              <w:top w:w="90" w:type="dxa"/>
-              <w:left w:w="140" w:type="dxa"/>
-              <w:bottom w:w="90" w:type="dxa"/>
-              <w:right w:w="140" w:type="dxa"/>
-            </w:tcMar>
-            <w:vAlign w:val="center"/>
-          </w:tcPr>
-          <w:p>
-            <w:pPr>
-              <w:spacing w:after="0" w:line="300" w:lineRule="auto"/>
-            </w:pPr>
+              <w:t> </w:t>
+            </w:r>
             <w:r>
               <w:rPr>
                 <w:b/>
@@ -23600,7 +24774,7 @@
                 <w:bdr w:val="single" w:sz="4" w:space="0" w:color="C3C9D4"/>
                 <w:shd w:val="clear" w:color="auto" w:fill="F1F3F7"/>
               </w:rPr>
-              <w:t> C </w:t>
+              <w:t>Ctrl+Alt+E </w:t>
             </w:r>
           </w:p>
         </w:tc>
@@ -23624,12 +24798,18 @@
                 <w:sz w:val="19"/>
                 <w:szCs w:val="19"/>
               </w:rPr>
-              <w:t>複製選取的條碼</w:t>
+              <w:t>顯示或隱藏浮動工具列</w:t>
             </w:r>
           </w:p>
         </w:tc>
       </w:tr>
       <w:tr>
+        <w:tblPrEx>
+          <w:tblCellMar>
+            <w:top w:w="0" w:type="dxa"/>
+            <w:bottom w:w="0" w:type="dxa"/>
+          </w:tblCellMar>
+        </w:tblPrEx>
         <w:trPr>
           <w:cantSplit/>
         </w:trPr>
@@ -23653,7 +24833,7 @@
                 <w:sz w:val="19"/>
                 <w:szCs w:val="19"/>
               </w:rPr>
-              <w:t>掃描畫面</w:t>
+              <w:t>掃描畫面、預覽視窗</w:t>
             </w:r>
           </w:p>
         </w:tc>
@@ -23682,28 +24862,7 @@
                 <w:bdr w:val="single" w:sz="4" w:space="0" w:color="C3C9D4"/>
                 <w:shd w:val="clear" w:color="auto" w:fill="F1F3F7"/>
               </w:rPr>
-              <w:t> F </w:t>
-            </w:r>
-            <w:r>
-              <w:rPr>
-                <w:sz w:val="19"/>
-                <w:szCs w:val="19"/>
-              </w:rPr>
-              <w:t xml:space="preserve"> </w:t>
-            </w:r>
-            <w:r>
-              <w:rPr>
-                <w:sz w:val="19"/>
-                <w:szCs w:val="19"/>
-              </w:rPr>
-              <w:t>或</w:t>
-            </w:r>
-            <w:r>
-              <w:rPr>
-                <w:sz w:val="19"/>
-                <w:szCs w:val="19"/>
-              </w:rPr>
-              <w:t xml:space="preserve"> </w:t>
+              <w:t> </w:t>
             </w:r>
             <w:r>
               <w:rPr>
@@ -23715,7 +24874,7 @@
                 <w:bdr w:val="single" w:sz="4" w:space="0" w:color="C3C9D4"/>
                 <w:shd w:val="clear" w:color="auto" w:fill="F1F3F7"/>
               </w:rPr>
-              <w:t> F5 </w:t>
+              <w:t>Enter </w:t>
             </w:r>
           </w:p>
         </w:tc>
@@ -23739,12 +24898,18 @@
                 <w:sz w:val="19"/>
                 <w:szCs w:val="19"/>
               </w:rPr>
-              <w:t>重新搜尋整個螢幕</w:t>
+              <w:t>開啟選取的條碼</w:t>
             </w:r>
           </w:p>
         </w:tc>
       </w:tr>
       <w:tr>
+        <w:tblPrEx>
+          <w:tblCellMar>
+            <w:top w:w="0" w:type="dxa"/>
+            <w:bottom w:w="0" w:type="dxa"/>
+          </w:tblCellMar>
+        </w:tblPrEx>
         <w:trPr>
           <w:cantSplit/>
         </w:trPr>
@@ -23768,7 +24933,7 @@
                 <w:sz w:val="19"/>
                 <w:szCs w:val="19"/>
               </w:rPr>
-              <w:t>掃描畫面、預覽視窗、產生器</w:t>
+              <w:t>掃描畫面、預覽視窗</w:t>
             </w:r>
           </w:p>
         </w:tc>
@@ -23797,7 +24962,409 @@
                 <w:bdr w:val="single" w:sz="4" w:space="0" w:color="C3C9D4"/>
                 <w:shd w:val="clear" w:color="auto" w:fill="F1F3F7"/>
               </w:rPr>
-              <w:t> Esc </w:t>
+              <w:t> </w:t>
+            </w:r>
+            <w:r>
+              <w:rPr>
+                <w:b/>
+                <w:bCs/>
+                <w:color w:val="2B3140"/>
+                <w:sz w:val="16"/>
+                <w:szCs w:val="16"/>
+                <w:bdr w:val="single" w:sz="4" w:space="0" w:color="C3C9D4"/>
+                <w:shd w:val="clear" w:color="auto" w:fill="F1F3F7"/>
+              </w:rPr>
+              <w:t>Tab </w:t>
+            </w:r>
+            <w:r>
+              <w:rPr>
+                <w:sz w:val="19"/>
+                <w:szCs w:val="19"/>
+              </w:rPr>
+              <w:t xml:space="preserve"> </w:t>
+            </w:r>
+            <w:r>
+              <w:rPr>
+                <w:sz w:val="19"/>
+                <w:szCs w:val="19"/>
+              </w:rPr>
+              <w:t>／</w:t>
+            </w:r>
+            <w:r>
+              <w:rPr>
+                <w:sz w:val="19"/>
+                <w:szCs w:val="19"/>
+              </w:rPr>
+              <w:t xml:space="preserve"> </w:t>
+            </w:r>
+            <w:r>
+              <w:rPr>
+                <w:b/>
+                <w:bCs/>
+                <w:color w:val="2B3140"/>
+                <w:sz w:val="16"/>
+                <w:szCs w:val="16"/>
+                <w:bdr w:val="single" w:sz="4" w:space="0" w:color="C3C9D4"/>
+                <w:shd w:val="clear" w:color="auto" w:fill="F1F3F7"/>
+              </w:rPr>
+              <w:t> </w:t>
+            </w:r>
+            <w:r>
+              <w:rPr>
+                <w:b/>
+                <w:bCs/>
+                <w:color w:val="2B3140"/>
+                <w:sz w:val="16"/>
+                <w:szCs w:val="16"/>
+                <w:bdr w:val="single" w:sz="4" w:space="0" w:color="C3C9D4"/>
+                <w:shd w:val="clear" w:color="auto" w:fill="F1F3F7"/>
+              </w:rPr>
+              <w:t>Shift+Tab </w:t>
+            </w:r>
+          </w:p>
+        </w:tc>
+        <w:tc>
+          <w:tcPr>
+            <w:tcW w:w="4091" w:type="dxa"/>
+            <w:tcMar>
+              <w:top w:w="90" w:type="dxa"/>
+              <w:left w:w="140" w:type="dxa"/>
+              <w:bottom w:w="90" w:type="dxa"/>
+              <w:right w:w="140" w:type="dxa"/>
+            </w:tcMar>
+            <w:vAlign w:val="center"/>
+          </w:tcPr>
+          <w:p>
+            <w:pPr>
+              <w:spacing w:after="0" w:line="300" w:lineRule="auto"/>
+            </w:pPr>
+            <w:r>
+              <w:rPr>
+                <w:sz w:val="19"/>
+                <w:szCs w:val="19"/>
+              </w:rPr>
+              <w:t>選取下一個／上一個條碼</w:t>
+            </w:r>
+          </w:p>
+        </w:tc>
+      </w:tr>
+      <w:tr>
+        <w:tblPrEx>
+          <w:tblCellMar>
+            <w:top w:w="0" w:type="dxa"/>
+            <w:bottom w:w="0" w:type="dxa"/>
+          </w:tblCellMar>
+        </w:tblPrEx>
+        <w:trPr>
+          <w:cantSplit/>
+        </w:trPr>
+        <w:tc>
+          <w:tcPr>
+            <w:tcW w:w="2789" w:type="dxa"/>
+            <w:tcMar>
+              <w:top w:w="90" w:type="dxa"/>
+              <w:left w:w="140" w:type="dxa"/>
+              <w:bottom w:w="90" w:type="dxa"/>
+              <w:right w:w="140" w:type="dxa"/>
+            </w:tcMar>
+            <w:vAlign w:val="center"/>
+          </w:tcPr>
+          <w:p>
+            <w:pPr>
+              <w:spacing w:after="0" w:line="300" w:lineRule="auto"/>
+            </w:pPr>
+            <w:r>
+              <w:rPr>
+                <w:sz w:val="19"/>
+                <w:szCs w:val="19"/>
+              </w:rPr>
+              <w:t>掃描畫面、預覽視窗</w:t>
+            </w:r>
+          </w:p>
+        </w:tc>
+        <w:tc>
+          <w:tcPr>
+            <w:tcW w:w="2417" w:type="dxa"/>
+            <w:tcMar>
+              <w:top w:w="90" w:type="dxa"/>
+              <w:left w:w="140" w:type="dxa"/>
+              <w:bottom w:w="90" w:type="dxa"/>
+              <w:right w:w="140" w:type="dxa"/>
+            </w:tcMar>
+            <w:vAlign w:val="center"/>
+          </w:tcPr>
+          <w:p>
+            <w:pPr>
+              <w:spacing w:after="0" w:line="300" w:lineRule="auto"/>
+            </w:pPr>
+            <w:r>
+              <w:rPr>
+                <w:b/>
+                <w:bCs/>
+                <w:color w:val="2B3140"/>
+                <w:sz w:val="16"/>
+                <w:szCs w:val="16"/>
+                <w:bdr w:val="single" w:sz="4" w:space="0" w:color="C3C9D4"/>
+                <w:shd w:val="clear" w:color="auto" w:fill="F1F3F7"/>
+              </w:rPr>
+              <w:t> </w:t>
+            </w:r>
+            <w:r>
+              <w:rPr>
+                <w:b/>
+                <w:bCs/>
+                <w:color w:val="2B3140"/>
+                <w:sz w:val="16"/>
+                <w:szCs w:val="16"/>
+                <w:bdr w:val="single" w:sz="4" w:space="0" w:color="C3C9D4"/>
+                <w:shd w:val="clear" w:color="auto" w:fill="F1F3F7"/>
+              </w:rPr>
+              <w:t>C </w:t>
+            </w:r>
+          </w:p>
+        </w:tc>
+        <w:tc>
+          <w:tcPr>
+            <w:tcW w:w="4091" w:type="dxa"/>
+            <w:tcMar>
+              <w:top w:w="90" w:type="dxa"/>
+              <w:left w:w="140" w:type="dxa"/>
+              <w:bottom w:w="90" w:type="dxa"/>
+              <w:right w:w="140" w:type="dxa"/>
+            </w:tcMar>
+            <w:vAlign w:val="center"/>
+          </w:tcPr>
+          <w:p>
+            <w:pPr>
+              <w:spacing w:after="0" w:line="300" w:lineRule="auto"/>
+            </w:pPr>
+            <w:r>
+              <w:rPr>
+                <w:sz w:val="19"/>
+                <w:szCs w:val="19"/>
+              </w:rPr>
+              <w:t>複製選取的條碼</w:t>
+            </w:r>
+          </w:p>
+        </w:tc>
+      </w:tr>
+      <w:tr>
+        <w:tblPrEx>
+          <w:tblCellMar>
+            <w:top w:w="0" w:type="dxa"/>
+            <w:bottom w:w="0" w:type="dxa"/>
+          </w:tblCellMar>
+        </w:tblPrEx>
+        <w:trPr>
+          <w:cantSplit/>
+        </w:trPr>
+        <w:tc>
+          <w:tcPr>
+            <w:tcW w:w="2789" w:type="dxa"/>
+            <w:tcMar>
+              <w:top w:w="90" w:type="dxa"/>
+              <w:left w:w="140" w:type="dxa"/>
+              <w:bottom w:w="90" w:type="dxa"/>
+              <w:right w:w="140" w:type="dxa"/>
+            </w:tcMar>
+            <w:vAlign w:val="center"/>
+          </w:tcPr>
+          <w:p>
+            <w:pPr>
+              <w:spacing w:after="0" w:line="300" w:lineRule="auto"/>
+            </w:pPr>
+            <w:r>
+              <w:rPr>
+                <w:sz w:val="19"/>
+                <w:szCs w:val="19"/>
+              </w:rPr>
+              <w:t>掃描畫面</w:t>
+            </w:r>
+          </w:p>
+        </w:tc>
+        <w:tc>
+          <w:tcPr>
+            <w:tcW w:w="2417" w:type="dxa"/>
+            <w:tcMar>
+              <w:top w:w="90" w:type="dxa"/>
+              <w:left w:w="140" w:type="dxa"/>
+              <w:bottom w:w="90" w:type="dxa"/>
+              <w:right w:w="140" w:type="dxa"/>
+            </w:tcMar>
+            <w:vAlign w:val="center"/>
+          </w:tcPr>
+          <w:p>
+            <w:pPr>
+              <w:spacing w:after="0" w:line="300" w:lineRule="auto"/>
+            </w:pPr>
+            <w:r>
+              <w:rPr>
+                <w:b/>
+                <w:bCs/>
+                <w:color w:val="2B3140"/>
+                <w:sz w:val="16"/>
+                <w:szCs w:val="16"/>
+                <w:bdr w:val="single" w:sz="4" w:space="0" w:color="C3C9D4"/>
+                <w:shd w:val="clear" w:color="auto" w:fill="F1F3F7"/>
+              </w:rPr>
+              <w:t> </w:t>
+            </w:r>
+            <w:r>
+              <w:rPr>
+                <w:b/>
+                <w:bCs/>
+                <w:color w:val="2B3140"/>
+                <w:sz w:val="16"/>
+                <w:szCs w:val="16"/>
+                <w:bdr w:val="single" w:sz="4" w:space="0" w:color="C3C9D4"/>
+                <w:shd w:val="clear" w:color="auto" w:fill="F1F3F7"/>
+              </w:rPr>
+              <w:t>F </w:t>
+            </w:r>
+            <w:r>
+              <w:rPr>
+                <w:sz w:val="19"/>
+                <w:szCs w:val="19"/>
+              </w:rPr>
+              <w:t xml:space="preserve"> </w:t>
+            </w:r>
+            <w:r>
+              <w:rPr>
+                <w:sz w:val="19"/>
+                <w:szCs w:val="19"/>
+              </w:rPr>
+              <w:t>或</w:t>
+            </w:r>
+            <w:r>
+              <w:rPr>
+                <w:sz w:val="19"/>
+                <w:szCs w:val="19"/>
+              </w:rPr>
+              <w:t xml:space="preserve"> </w:t>
+            </w:r>
+            <w:r>
+              <w:rPr>
+                <w:b/>
+                <w:bCs/>
+                <w:color w:val="2B3140"/>
+                <w:sz w:val="16"/>
+                <w:szCs w:val="16"/>
+                <w:bdr w:val="single" w:sz="4" w:space="0" w:color="C3C9D4"/>
+                <w:shd w:val="clear" w:color="auto" w:fill="F1F3F7"/>
+              </w:rPr>
+              <w:t> </w:t>
+            </w:r>
+            <w:r>
+              <w:rPr>
+                <w:b/>
+                <w:bCs/>
+                <w:color w:val="2B3140"/>
+                <w:sz w:val="16"/>
+                <w:szCs w:val="16"/>
+                <w:bdr w:val="single" w:sz="4" w:space="0" w:color="C3C9D4"/>
+                <w:shd w:val="clear" w:color="auto" w:fill="F1F3F7"/>
+              </w:rPr>
+              <w:t>F5 </w:t>
+            </w:r>
+          </w:p>
+        </w:tc>
+        <w:tc>
+          <w:tcPr>
+            <w:tcW w:w="4091" w:type="dxa"/>
+            <w:tcMar>
+              <w:top w:w="90" w:type="dxa"/>
+              <w:left w:w="140" w:type="dxa"/>
+              <w:bottom w:w="90" w:type="dxa"/>
+              <w:right w:w="140" w:type="dxa"/>
+            </w:tcMar>
+            <w:vAlign w:val="center"/>
+          </w:tcPr>
+          <w:p>
+            <w:pPr>
+              <w:spacing w:after="0" w:line="300" w:lineRule="auto"/>
+            </w:pPr>
+            <w:r>
+              <w:rPr>
+                <w:sz w:val="19"/>
+                <w:szCs w:val="19"/>
+              </w:rPr>
+              <w:t>重新搜尋整個螢幕</w:t>
+            </w:r>
+          </w:p>
+        </w:tc>
+      </w:tr>
+      <w:tr>
+        <w:tblPrEx>
+          <w:tblCellMar>
+            <w:top w:w="0" w:type="dxa"/>
+            <w:bottom w:w="0" w:type="dxa"/>
+          </w:tblCellMar>
+        </w:tblPrEx>
+        <w:trPr>
+          <w:cantSplit/>
+        </w:trPr>
+        <w:tc>
+          <w:tcPr>
+            <w:tcW w:w="2789" w:type="dxa"/>
+            <w:tcMar>
+              <w:top w:w="90" w:type="dxa"/>
+              <w:left w:w="140" w:type="dxa"/>
+              <w:bottom w:w="90" w:type="dxa"/>
+              <w:right w:w="140" w:type="dxa"/>
+            </w:tcMar>
+            <w:vAlign w:val="center"/>
+          </w:tcPr>
+          <w:p>
+            <w:pPr>
+              <w:spacing w:after="0" w:line="300" w:lineRule="auto"/>
+            </w:pPr>
+            <w:r>
+              <w:rPr>
+                <w:sz w:val="19"/>
+                <w:szCs w:val="19"/>
+              </w:rPr>
+              <w:t>掃描畫面、預覽視窗、產生器</w:t>
+            </w:r>
+          </w:p>
+        </w:tc>
+        <w:tc>
+          <w:tcPr>
+            <w:tcW w:w="2417" w:type="dxa"/>
+            <w:tcMar>
+              <w:top w:w="90" w:type="dxa"/>
+              <w:left w:w="140" w:type="dxa"/>
+              <w:bottom w:w="90" w:type="dxa"/>
+              <w:right w:w="140" w:type="dxa"/>
+            </w:tcMar>
+            <w:vAlign w:val="center"/>
+          </w:tcPr>
+          <w:p>
+            <w:pPr>
+              <w:spacing w:after="0" w:line="300" w:lineRule="auto"/>
+            </w:pPr>
+            <w:r>
+              <w:rPr>
+                <w:b/>
+                <w:bCs/>
+                <w:color w:val="2B3140"/>
+                <w:sz w:val="16"/>
+                <w:szCs w:val="16"/>
+                <w:bdr w:val="single" w:sz="4" w:space="0" w:color="C3C9D4"/>
+                <w:shd w:val="clear" w:color="auto" w:fill="F1F3F7"/>
+              </w:rPr>
+              <w:t> </w:t>
+            </w:r>
+            <w:r>
+              <w:rPr>
+                <w:b/>
+                <w:bCs/>
+                <w:color w:val="2B3140"/>
+                <w:sz w:val="16"/>
+                <w:szCs w:val="16"/>
+                <w:bdr w:val="single" w:sz="4" w:space="0" w:color="C3C9D4"/>
+                <w:shd w:val="clear" w:color="auto" w:fill="F1F3F7"/>
+              </w:rPr>
+              <w:t>Esc </w:t>
             </w:r>
           </w:p>
         </w:tc>
@@ -23876,7 +25443,7 @@
       <w:pPr>
         <w:pStyle w:val="1"/>
       </w:pPr>
-      <w:bookmarkStart w:id="58" w:name="_Toc242999100"/>
+      <w:bookmarkStart w:id="58" w:name="_Toc243953938"/>
       <w:r>
         <w:t>B</w:t>
       </w:r>
@@ -23908,6 +25475,12 @@
         <w:gridCol w:w="6509"/>
       </w:tblGrid>
       <w:tr>
+        <w:tblPrEx>
+          <w:tblCellMar>
+            <w:top w:w="0" w:type="dxa"/>
+            <w:bottom w:w="0" w:type="dxa"/>
+          </w:tblCellMar>
+        </w:tblPrEx>
         <w:trPr>
           <w:cantSplit/>
           <w:tblHeader/>
@@ -23970,6 +25543,12 @@
         </w:tc>
       </w:tr>
       <w:tr>
+        <w:tblPrEx>
+          <w:tblCellMar>
+            <w:top w:w="0" w:type="dxa"/>
+            <w:bottom w:w="0" w:type="dxa"/>
+          </w:tblCellMar>
+        </w:tblPrEx>
         <w:trPr>
           <w:cantSplit/>
         </w:trPr>
@@ -24051,6 +25630,12 @@
         </w:tc>
       </w:tr>
       <w:tr>
+        <w:tblPrEx>
+          <w:tblCellMar>
+            <w:top w:w="0" w:type="dxa"/>
+            <w:bottom w:w="0" w:type="dxa"/>
+          </w:tblCellMar>
+        </w:tblPrEx>
         <w:trPr>
           <w:cantSplit/>
         </w:trPr>
@@ -24307,6 +25892,12 @@
         <w:gridCol w:w="6509"/>
       </w:tblGrid>
       <w:tr>
+        <w:tblPrEx>
+          <w:tblCellMar>
+            <w:top w:w="0" w:type="dxa"/>
+            <w:bottom w:w="0" w:type="dxa"/>
+          </w:tblCellMar>
+        </w:tblPrEx>
         <w:trPr>
           <w:cantSplit/>
           <w:tblHeader/>
@@ -24369,6 +25960,12 @@
         </w:tc>
       </w:tr>
       <w:tr>
+        <w:tblPrEx>
+          <w:tblCellMar>
+            <w:top w:w="0" w:type="dxa"/>
+            <w:bottom w:w="0" w:type="dxa"/>
+          </w:tblCellMar>
+        </w:tblPrEx>
         <w:trPr>
           <w:cantSplit/>
         </w:trPr>
@@ -24425,6 +26022,12 @@
         </w:tc>
       </w:tr>
       <w:tr>
+        <w:tblPrEx>
+          <w:tblCellMar>
+            <w:top w:w="0" w:type="dxa"/>
+            <w:bottom w:w="0" w:type="dxa"/>
+          </w:tblCellMar>
+        </w:tblPrEx>
         <w:trPr>
           <w:cantSplit/>
         </w:trPr>
@@ -24521,6 +26124,12 @@
         </w:tc>
       </w:tr>
       <w:tr>
+        <w:tblPrEx>
+          <w:tblCellMar>
+            <w:top w:w="0" w:type="dxa"/>
+            <w:bottom w:w="0" w:type="dxa"/>
+          </w:tblCellMar>
+        </w:tblPrEx>
         <w:trPr>
           <w:cantSplit/>
         </w:trPr>
@@ -24629,6 +26238,12 @@
         </w:tc>
       </w:tr>
       <w:tr>
+        <w:tblPrEx>
+          <w:tblCellMar>
+            <w:top w:w="0" w:type="dxa"/>
+            <w:bottom w:w="0" w:type="dxa"/>
+          </w:tblCellMar>
+        </w:tblPrEx>
         <w:trPr>
           <w:cantSplit/>
         </w:trPr>
@@ -24702,6 +26317,12 @@
         </w:tc>
       </w:tr>
       <w:tr>
+        <w:tblPrEx>
+          <w:tblCellMar>
+            <w:top w:w="0" w:type="dxa"/>
+            <w:bottom w:w="0" w:type="dxa"/>
+          </w:tblCellMar>
+        </w:tblPrEx>
         <w:trPr>
           <w:cantSplit/>
         </w:trPr>
@@ -24792,6 +26413,12 @@
         </w:tc>
       </w:tr>
       <w:tr>
+        <w:tblPrEx>
+          <w:tblCellMar>
+            <w:top w:w="0" w:type="dxa"/>
+            <w:bottom w:w="0" w:type="dxa"/>
+          </w:tblCellMar>
+        </w:tblPrEx>
         <w:trPr>
           <w:cantSplit/>
         </w:trPr>
@@ -24848,6 +26475,12 @@
         </w:tc>
       </w:tr>
       <w:tr>
+        <w:tblPrEx>
+          <w:tblCellMar>
+            <w:top w:w="0" w:type="dxa"/>
+            <w:bottom w:w="0" w:type="dxa"/>
+          </w:tblCellMar>
+        </w:tblPrEx>
         <w:trPr>
           <w:cantSplit/>
         </w:trPr>
@@ -24904,6 +26537,12 @@
         </w:tc>
       </w:tr>
       <w:tr>
+        <w:tblPrEx>
+          <w:tblCellMar>
+            <w:top w:w="0" w:type="dxa"/>
+            <w:bottom w:w="0" w:type="dxa"/>
+          </w:tblCellMar>
+        </w:tblPrEx>
         <w:trPr>
           <w:cantSplit/>
         </w:trPr>
@@ -24991,6 +26630,12 @@
         </w:tc>
       </w:tr>
       <w:tr>
+        <w:tblPrEx>
+          <w:tblCellMar>
+            <w:top w:w="0" w:type="dxa"/>
+            <w:bottom w:w="0" w:type="dxa"/>
+          </w:tblCellMar>
+        </w:tblPrEx>
         <w:trPr>
           <w:cantSplit/>
         </w:trPr>
@@ -25076,7 +26721,7 @@
         </w:rPr>
         <w:lastRenderedPageBreak/>
         <w:drawing>
-          <wp:anchor distT="0" distB="0" distL="0" distR="0" simplePos="0" relativeHeight="251658240" behindDoc="1" locked="0" layoutInCell="1" allowOverlap="1" wp14:anchorId="45644A63" wp14:editId="33869A0C">
+          <wp:anchor distT="0" distB="0" distL="0" distR="0" simplePos="0" relativeHeight="251658240" behindDoc="1" locked="0" layoutInCell="1" allowOverlap="1" wp14:anchorId="54D627F0" wp14:editId="36C7173A">
             <wp:simplePos x="0" y="0"/>
             <wp:positionH relativeFrom="page">
               <wp:posOffset>0</wp:posOffset>
@@ -25087,7 +26732,7 @@
             <wp:extent cx="7562850" cy="10696575"/>
             <wp:effectExtent l="0" t="0" r="0" b="0"/>
             <wp:wrapNone/>
-            <wp:docPr id="1133429099" name="back" descr="QRcode tool 使用說明書" title="back"/>
+            <wp:docPr id="1321530474" name="back" descr="QRcode tool 使用說明書" title="back"/>
             <wp:cNvGraphicFramePr>
               <a:graphicFrameLocks xmlns:a="http://schemas.openxmlformats.org/drawingml/2006/main" noChangeAspect="1"/>
             </wp:cNvGraphicFramePr>
@@ -25414,7 +27059,7 @@
           <w:sz w:val="20"/>
           <w:szCs w:val="20"/>
         </w:rPr>
-        <w:t>QRcode tool 1.0.0</w:t>
+        <w:t>QRcode tool 1.0.1</w:t>
       </w:r>
     </w:p>
     <w:sectPr>
@@ -25654,96 +27299,10 @@
 <file path=word/numbering.xml><?xml version="1.0" encoding="utf-8"?>
 <w:numbering xmlns:wpc="http://schemas.microsoft.com/office/word/2010/wordprocessingCanvas" xmlns:cx="http://schemas.microsoft.com/office/drawing/2014/chartex" xmlns:cx1="http://schemas.microsoft.com/office/drawing/2015/9/8/chartex" xmlns:cx2="http://schemas.microsoft.com/office/drawing/2015/10/21/chartex" xmlns:cx3="http://schemas.microsoft.com/office/drawing/2016/5/9/chartex" xmlns:cx4="http://schemas.microsoft.com/office/drawing/2016/5/10/chartex" xmlns:cx5="http://schemas.microsoft.com/office/drawing/2016/5/11/chartex" xmlns:cx6="http://schemas.microsoft.com/office/drawing/2016/5/12/chartex" xmlns:cx7="http://schemas.microsoft.com/office/drawing/2016/5/13/chartex" xmlns:cx8="http://schemas.microsoft.com/office/drawing/2016/5/14/chartex" xmlns:mc="http://schemas.openxmlformats.org/markup-compatibility/2006" xmlns:aink="http://schemas.microsoft.com/office/drawing/2016/ink" xmlns:am3d="http://schemas.microsoft.com/office/drawing/2017/model3d" xmlns:o="urn:schemas-microsoft-com:office:office" xmlns:oel="http://schemas.microsoft.com/office/2019/extlst" xmlns:r="http://schemas.openxmlformats.org/officeDocument/2006/relationships" xmlns:m="http://schemas.openxmlformats.org/officeDocument/2006/math" xmlns:v="urn:schemas-microsoft-com:vml" xmlns:wp14="http://schemas.microsoft.com/office/word/2010/wordprocessingDrawing" xmlns:wp="http://schemas.openxmlformats.org/drawingml/2006/wordprocessingDrawing" xmlns:w10="urn:schemas-microsoft-com:office:word" xmlns:w="http://schemas.openxmlformats.org/wordprocessingml/2006/main" xmlns:w14="http://schemas.microsoft.com/office/word/2010/wordml" xmlns:w15="http://schemas.microsoft.com/office/word/2012/wordml" xmlns:w16cex="http://schemas.microsoft.com/office/word/2018/wordml/cex" xmlns:w16cid="http://schemas.microsoft.com/office/word/2016/wordml/cid" xmlns:w16="http://schemas.microsoft.com/office/word/2018/wordml" xmlns:w16du="http://schemas.microsoft.com/office/word/2023/wordml/word16du" xmlns:w16sdtdh="http://schemas.microsoft.com/office/word/2020/wordml/sdtdatahash" xmlns:w16sdtfl="http://schemas.microsoft.com/office/word/2024/wordml/sdtformatlock" xmlns:w16se="http://schemas.microsoft.com/office/word/2015/wordml/symex" xmlns:wpg="http://schemas.microsoft.com/office/word/2010/wordprocessingGroup" xmlns:wpi="http://schemas.microsoft.com/office/word/2010/wordprocessingInk" xmlns:wne="http://schemas.microsoft.com/office/word/2006/wordml" xmlns:wps="http://schemas.microsoft.com/office/word/2010/wordprocessingShape" mc:Ignorable="w14 w15 w16se w16cid w16 w16cex w16sdtdh w16sdtfl w16du wp14">
   <w:abstractNum w:abstractNumId="0" w15:restartNumberingAfterBreak="0">
-    <w:nsid w:val="2736085C"/>
+    <w:nsid w:val="1EB8410D"/>
     <w:multiLevelType w:val="hybridMultilevel"/>
-    <w:tmpl w:val="E4FC3716"/>
-    <w:lvl w:ilvl="0" w:tplc="D3AAB760">
-      <w:start w:val="1"/>
-      <w:numFmt w:val="bullet"/>
-      <w:lvlText w:val="●"/>
-      <w:lvlJc w:val="left"/>
-      <w:pPr>
-        <w:ind w:left="720" w:hanging="360"/>
-      </w:pPr>
-    </w:lvl>
-    <w:lvl w:ilvl="1" w:tplc="6F14C14E">
-      <w:start w:val="1"/>
-      <w:numFmt w:val="bullet"/>
-      <w:lvlText w:val="○"/>
-      <w:lvlJc w:val="left"/>
-      <w:pPr>
-        <w:ind w:left="1440" w:hanging="360"/>
-      </w:pPr>
-    </w:lvl>
-    <w:lvl w:ilvl="2" w:tplc="89BA4712">
-      <w:start w:val="1"/>
-      <w:numFmt w:val="bullet"/>
-      <w:lvlText w:val="■"/>
-      <w:lvlJc w:val="left"/>
-      <w:pPr>
-        <w:ind w:left="2160" w:hanging="360"/>
-      </w:pPr>
-    </w:lvl>
-    <w:lvl w:ilvl="3" w:tplc="037E428E">
-      <w:start w:val="1"/>
-      <w:numFmt w:val="bullet"/>
-      <w:lvlText w:val="●"/>
-      <w:lvlJc w:val="left"/>
-      <w:pPr>
-        <w:ind w:left="2880" w:hanging="360"/>
-      </w:pPr>
-    </w:lvl>
-    <w:lvl w:ilvl="4" w:tplc="9FBA3CC6">
-      <w:start w:val="1"/>
-      <w:numFmt w:val="bullet"/>
-      <w:lvlText w:val="○"/>
-      <w:lvlJc w:val="left"/>
-      <w:pPr>
-        <w:ind w:left="3600" w:hanging="360"/>
-      </w:pPr>
-    </w:lvl>
-    <w:lvl w:ilvl="5" w:tplc="0C00978C">
-      <w:start w:val="1"/>
-      <w:numFmt w:val="bullet"/>
-      <w:lvlText w:val="■"/>
-      <w:lvlJc w:val="left"/>
-      <w:pPr>
-        <w:ind w:left="4320" w:hanging="360"/>
-      </w:pPr>
-    </w:lvl>
-    <w:lvl w:ilvl="6" w:tplc="39806BA8">
-      <w:start w:val="1"/>
-      <w:numFmt w:val="bullet"/>
-      <w:lvlText w:val="●"/>
-      <w:lvlJc w:val="left"/>
-      <w:pPr>
-        <w:ind w:left="5040" w:hanging="360"/>
-      </w:pPr>
-    </w:lvl>
-    <w:lvl w:ilvl="7" w:tplc="93DA8D02">
-      <w:start w:val="1"/>
-      <w:numFmt w:val="bullet"/>
-      <w:lvlText w:val="●"/>
-      <w:lvlJc w:val="left"/>
-      <w:pPr>
-        <w:ind w:left="5760" w:hanging="360"/>
-      </w:pPr>
-    </w:lvl>
-    <w:lvl w:ilvl="8" w:tplc="0AEEB89C">
-      <w:start w:val="1"/>
-      <w:numFmt w:val="bullet"/>
-      <w:lvlText w:val="●"/>
-      <w:lvlJc w:val="left"/>
-      <w:pPr>
-        <w:ind w:left="6480" w:hanging="360"/>
-      </w:pPr>
-    </w:lvl>
-  </w:abstractNum>
-  <w:abstractNum w:abstractNumId="1" w15:restartNumberingAfterBreak="0">
-    <w:nsid w:val="4FEC5728"/>
-    <w:multiLevelType w:val="hybridMultilevel"/>
-    <w:tmpl w:val="D6E6EBA2"/>
-    <w:lvl w:ilvl="0" w:tplc="3E0CCBC0">
+    <w:tmpl w:val="7CCE9200"/>
+    <w:lvl w:ilvl="0" w:tplc="7EDAD518">
       <w:start w:val="1"/>
       <w:numFmt w:val="bullet"/>
       <w:lvlText w:val="•"/>
@@ -25755,192 +27314,278 @@
         <w:color w:val="1D4FFF"/>
       </w:rPr>
     </w:lvl>
-    <w:lvl w:ilvl="1" w:tplc="07BC3156">
+    <w:lvl w:ilvl="1" w:tplc="7D8CD99C">
       <w:numFmt w:val="decimal"/>
       <w:lvlText w:val=""/>
       <w:lvlJc w:val="left"/>
     </w:lvl>
-    <w:lvl w:ilvl="2" w:tplc="419A37F4">
+    <w:lvl w:ilvl="2" w:tplc="E8B4F3A8">
       <w:numFmt w:val="decimal"/>
       <w:lvlText w:val=""/>
       <w:lvlJc w:val="left"/>
     </w:lvl>
-    <w:lvl w:ilvl="3" w:tplc="0062FC6C">
+    <w:lvl w:ilvl="3" w:tplc="215C3144">
       <w:numFmt w:val="decimal"/>
       <w:lvlText w:val=""/>
       <w:lvlJc w:val="left"/>
     </w:lvl>
-    <w:lvl w:ilvl="4" w:tplc="4D1C8F9A">
+    <w:lvl w:ilvl="4" w:tplc="5B1806D6">
       <w:numFmt w:val="decimal"/>
       <w:lvlText w:val=""/>
       <w:lvlJc w:val="left"/>
     </w:lvl>
-    <w:lvl w:ilvl="5" w:tplc="9BC69708">
+    <w:lvl w:ilvl="5" w:tplc="8BAE336C">
       <w:numFmt w:val="decimal"/>
       <w:lvlText w:val=""/>
       <w:lvlJc w:val="left"/>
     </w:lvl>
-    <w:lvl w:ilvl="6" w:tplc="A3E6603A">
+    <w:lvl w:ilvl="6" w:tplc="0CAA57CA">
       <w:numFmt w:val="decimal"/>
       <w:lvlText w:val=""/>
       <w:lvlJc w:val="left"/>
     </w:lvl>
-    <w:lvl w:ilvl="7" w:tplc="2E167014">
+    <w:lvl w:ilvl="7" w:tplc="588C49D0">
       <w:numFmt w:val="decimal"/>
       <w:lvlText w:val=""/>
       <w:lvlJc w:val="left"/>
     </w:lvl>
-    <w:lvl w:ilvl="8" w:tplc="2DA45C90">
+    <w:lvl w:ilvl="8" w:tplc="1EDAF09C">
+      <w:numFmt w:val="decimal"/>
+      <w:lvlText w:val=""/>
+      <w:lvlJc w:val="left"/>
+    </w:lvl>
+  </w:abstractNum>
+  <w:abstractNum w:abstractNumId="1" w15:restartNumberingAfterBreak="0">
+    <w:nsid w:val="62116C53"/>
+    <w:multiLevelType w:val="hybridMultilevel"/>
+    <w:tmpl w:val="DA988EA4"/>
+    <w:lvl w:ilvl="0" w:tplc="CDEEBA88">
+      <w:start w:val="1"/>
+      <w:numFmt w:val="decimal"/>
+      <w:lvlText w:val="%1."/>
+      <w:lvlJc w:val="left"/>
+      <w:pPr>
+        <w:ind w:left="440" w:hanging="340"/>
+      </w:pPr>
+      <w:rPr>
+        <w:b/>
+        <w:bCs/>
+        <w:color w:val="1D4FFF"/>
+      </w:rPr>
+    </w:lvl>
+    <w:lvl w:ilvl="1" w:tplc="AAD05F22">
+      <w:numFmt w:val="decimal"/>
+      <w:lvlText w:val=""/>
+      <w:lvlJc w:val="left"/>
+    </w:lvl>
+    <w:lvl w:ilvl="2" w:tplc="FDAE8FA4">
+      <w:numFmt w:val="decimal"/>
+      <w:lvlText w:val=""/>
+      <w:lvlJc w:val="left"/>
+    </w:lvl>
+    <w:lvl w:ilvl="3" w:tplc="EED626F2">
+      <w:numFmt w:val="decimal"/>
+      <w:lvlText w:val=""/>
+      <w:lvlJc w:val="left"/>
+    </w:lvl>
+    <w:lvl w:ilvl="4" w:tplc="89E0FB16">
+      <w:numFmt w:val="decimal"/>
+      <w:lvlText w:val=""/>
+      <w:lvlJc w:val="left"/>
+    </w:lvl>
+    <w:lvl w:ilvl="5" w:tplc="FC94817A">
+      <w:numFmt w:val="decimal"/>
+      <w:lvlText w:val=""/>
+      <w:lvlJc w:val="left"/>
+    </w:lvl>
+    <w:lvl w:ilvl="6" w:tplc="8360723A">
+      <w:numFmt w:val="decimal"/>
+      <w:lvlText w:val=""/>
+      <w:lvlJc w:val="left"/>
+    </w:lvl>
+    <w:lvl w:ilvl="7" w:tplc="A80A37F8">
+      <w:numFmt w:val="decimal"/>
+      <w:lvlText w:val=""/>
+      <w:lvlJc w:val="left"/>
+    </w:lvl>
+    <w:lvl w:ilvl="8" w:tplc="A9884D48">
       <w:numFmt w:val="decimal"/>
       <w:lvlText w:val=""/>
       <w:lvlJc w:val="left"/>
     </w:lvl>
   </w:abstractNum>
   <w:abstractNum w:abstractNumId="2" w15:restartNumberingAfterBreak="0">
-    <w:nsid w:val="63E8777C"/>
+    <w:nsid w:val="70E95A7C"/>
     <w:multiLevelType w:val="hybridMultilevel"/>
-    <w:tmpl w:val="5AC475F8"/>
-    <w:lvl w:ilvl="0" w:tplc="42F07762">
+    <w:tmpl w:val="0AB2BCA8"/>
+    <w:lvl w:ilvl="0" w:tplc="F9D4F934">
       <w:start w:val="1"/>
-      <w:numFmt w:val="decimal"/>
-      <w:lvlText w:val="%1."/>
+      <w:numFmt w:val="bullet"/>
+      <w:lvlText w:val="●"/>
       <w:lvlJc w:val="left"/>
       <w:pPr>
-        <w:ind w:left="440" w:hanging="340"/>
-      </w:pPr>
-      <w:rPr>
-        <w:b/>
-        <w:bCs/>
-        <w:color w:val="1D4FFF"/>
-      </w:rPr>
+        <w:ind w:left="720" w:hanging="360"/>
+      </w:pPr>
     </w:lvl>
-    <w:lvl w:ilvl="1" w:tplc="47BA0D3E">
-      <w:numFmt w:val="decimal"/>
-      <w:lvlText w:val=""/>
+    <w:lvl w:ilvl="1" w:tplc="C59A33D2">
+      <w:start w:val="1"/>
+      <w:numFmt w:val="bullet"/>
+      <w:lvlText w:val="○"/>
       <w:lvlJc w:val="left"/>
+      <w:pPr>
+        <w:ind w:left="1440" w:hanging="360"/>
+      </w:pPr>
     </w:lvl>
-    <w:lvl w:ilvl="2" w:tplc="6A9C756A">
-      <w:numFmt w:val="decimal"/>
-      <w:lvlText w:val=""/>
+    <w:lvl w:ilvl="2" w:tplc="46907150">
+      <w:start w:val="1"/>
+      <w:numFmt w:val="bullet"/>
+      <w:lvlText w:val="■"/>
       <w:lvlJc w:val="left"/>
+      <w:pPr>
+        <w:ind w:left="2160" w:hanging="360"/>
+      </w:pPr>
     </w:lvl>
-    <w:lvl w:ilvl="3" w:tplc="CC7C2994">
-      <w:numFmt w:val="decimal"/>
-      <w:lvlText w:val=""/>
+    <w:lvl w:ilvl="3" w:tplc="9DC4DE3A">
+      <w:start w:val="1"/>
+      <w:numFmt w:val="bullet"/>
+      <w:lvlText w:val="●"/>
       <w:lvlJc w:val="left"/>
+      <w:pPr>
+        <w:ind w:left="2880" w:hanging="360"/>
+      </w:pPr>
     </w:lvl>
-    <w:lvl w:ilvl="4" w:tplc="60CCF008">
-      <w:numFmt w:val="decimal"/>
-      <w:lvlText w:val=""/>
+    <w:lvl w:ilvl="4" w:tplc="F8905D6A">
+      <w:start w:val="1"/>
+      <w:numFmt w:val="bullet"/>
+      <w:lvlText w:val="○"/>
       <w:lvlJc w:val="left"/>
+      <w:pPr>
+        <w:ind w:left="3600" w:hanging="360"/>
+      </w:pPr>
     </w:lvl>
-    <w:lvl w:ilvl="5" w:tplc="2AA6A602">
-      <w:numFmt w:val="decimal"/>
-      <w:lvlText w:val=""/>
+    <w:lvl w:ilvl="5" w:tplc="035A05EE">
+      <w:start w:val="1"/>
+      <w:numFmt w:val="bullet"/>
+      <w:lvlText w:val="■"/>
       <w:lvlJc w:val="left"/>
+      <w:pPr>
+        <w:ind w:left="4320" w:hanging="360"/>
+      </w:pPr>
     </w:lvl>
-    <w:lvl w:ilvl="6" w:tplc="2FC28EA8">
-      <w:numFmt w:val="decimal"/>
-      <w:lvlText w:val=""/>
+    <w:lvl w:ilvl="6" w:tplc="BFDAB206">
+      <w:start w:val="1"/>
+      <w:numFmt w:val="bullet"/>
+      <w:lvlText w:val="●"/>
       <w:lvlJc w:val="left"/>
+      <w:pPr>
+        <w:ind w:left="5040" w:hanging="360"/>
+      </w:pPr>
     </w:lvl>
-    <w:lvl w:ilvl="7" w:tplc="475CF462">
-      <w:numFmt w:val="decimal"/>
-      <w:lvlText w:val=""/>
+    <w:lvl w:ilvl="7" w:tplc="44025D3A">
+      <w:start w:val="1"/>
+      <w:numFmt w:val="bullet"/>
+      <w:lvlText w:val="●"/>
       <w:lvlJc w:val="left"/>
+      <w:pPr>
+        <w:ind w:left="5760" w:hanging="360"/>
+      </w:pPr>
     </w:lvl>
-    <w:lvl w:ilvl="8" w:tplc="E24E85AC">
-      <w:numFmt w:val="decimal"/>
-      <w:lvlText w:val=""/>
+    <w:lvl w:ilvl="8" w:tplc="0ACECE7C">
+      <w:start w:val="1"/>
+      <w:numFmt w:val="bullet"/>
+      <w:lvlText w:val="●"/>
       <w:lvlJc w:val="left"/>
+      <w:pPr>
+        <w:ind w:left="6480" w:hanging="360"/>
+      </w:pPr>
     </w:lvl>
   </w:abstractNum>
-  <w:num w:numId="1" w16cid:durableId="594097335">
+  <w:num w:numId="1" w16cid:durableId="1430199825">
+    <w:abstractNumId w:val="2"/>
+    <w:lvlOverride w:ilvl="0">
+      <w:startOverride w:val="1"/>
+    </w:lvlOverride>
+  </w:num>
+  <w:num w:numId="2" w16cid:durableId="2103987794">
     <w:abstractNumId w:val="0"/>
     <w:lvlOverride w:ilvl="0">
       <w:startOverride w:val="1"/>
     </w:lvlOverride>
   </w:num>
-  <w:num w:numId="2" w16cid:durableId="315769144">
+  <w:num w:numId="3" w16cid:durableId="628708534">
     <w:abstractNumId w:val="1"/>
     <w:lvlOverride w:ilvl="0">
       <w:startOverride w:val="1"/>
     </w:lvlOverride>
   </w:num>
-  <w:num w:numId="3" w16cid:durableId="1081678826">
-    <w:abstractNumId w:val="2"/>
+  <w:num w:numId="4" w16cid:durableId="1123227207">
+    <w:abstractNumId w:val="1"/>
     <w:lvlOverride w:ilvl="0">
       <w:startOverride w:val="1"/>
     </w:lvlOverride>
   </w:num>
-  <w:num w:numId="4" w16cid:durableId="1627394081">
-    <w:abstractNumId w:val="2"/>
+  <w:num w:numId="5" w16cid:durableId="808547380">
+    <w:abstractNumId w:val="1"/>
     <w:lvlOverride w:ilvl="0">
       <w:startOverride w:val="1"/>
     </w:lvlOverride>
   </w:num>
-  <w:num w:numId="5" w16cid:durableId="1456371762">
-    <w:abstractNumId w:val="2"/>
+  <w:num w:numId="6" w16cid:durableId="1349060815">
+    <w:abstractNumId w:val="1"/>
     <w:lvlOverride w:ilvl="0">
       <w:startOverride w:val="1"/>
     </w:lvlOverride>
   </w:num>
-  <w:num w:numId="6" w16cid:durableId="30960666">
-    <w:abstractNumId w:val="2"/>
+  <w:num w:numId="7" w16cid:durableId="1686710888">
+    <w:abstractNumId w:val="1"/>
     <w:lvlOverride w:ilvl="0">
       <w:startOverride w:val="1"/>
     </w:lvlOverride>
   </w:num>
-  <w:num w:numId="7" w16cid:durableId="664239835">
-    <w:abstractNumId w:val="2"/>
+  <w:num w:numId="8" w16cid:durableId="1646856347">
+    <w:abstractNumId w:val="1"/>
     <w:lvlOverride w:ilvl="0">
       <w:startOverride w:val="1"/>
     </w:lvlOverride>
   </w:num>
-  <w:num w:numId="8" w16cid:durableId="1254317851">
-    <w:abstractNumId w:val="2"/>
+  <w:num w:numId="9" w16cid:durableId="1540818335">
+    <w:abstractNumId w:val="1"/>
     <w:lvlOverride w:ilvl="0">
       <w:startOverride w:val="1"/>
     </w:lvlOverride>
   </w:num>
-  <w:num w:numId="9" w16cid:durableId="758333005">
-    <w:abstractNumId w:val="2"/>
+  <w:num w:numId="10" w16cid:durableId="1304314694">
+    <w:abstractNumId w:val="1"/>
     <w:lvlOverride w:ilvl="0">
       <w:startOverride w:val="1"/>
     </w:lvlOverride>
   </w:num>
-  <w:num w:numId="10" w16cid:durableId="1678580407">
-    <w:abstractNumId w:val="2"/>
+  <w:num w:numId="11" w16cid:durableId="1899052770">
+    <w:abstractNumId w:val="1"/>
     <w:lvlOverride w:ilvl="0">
       <w:startOverride w:val="1"/>
     </w:lvlOverride>
   </w:num>
-  <w:num w:numId="11" w16cid:durableId="396708846">
-    <w:abstractNumId w:val="2"/>
+  <w:num w:numId="12" w16cid:durableId="162547049">
+    <w:abstractNumId w:val="1"/>
     <w:lvlOverride w:ilvl="0">
       <w:startOverride w:val="1"/>
     </w:lvlOverride>
   </w:num>
-  <w:num w:numId="12" w16cid:durableId="285889821">
-    <w:abstractNumId w:val="2"/>
+  <w:num w:numId="13" w16cid:durableId="555817695">
+    <w:abstractNumId w:val="1"/>
     <w:lvlOverride w:ilvl="0">
       <w:startOverride w:val="1"/>
     </w:lvlOverride>
   </w:num>
-  <w:num w:numId="13" w16cid:durableId="1162433439">
-    <w:abstractNumId w:val="2"/>
+  <w:num w:numId="14" w16cid:durableId="468405983">
+    <w:abstractNumId w:val="1"/>
     <w:lvlOverride w:ilvl="0">
       <w:startOverride w:val="1"/>
     </w:lvlOverride>
   </w:num>
-  <w:num w:numId="14" w16cid:durableId="1414817832">
-    <w:abstractNumId w:val="2"/>
-    <w:lvlOverride w:ilvl="0">
-      <w:startOverride w:val="1"/>
-    </w:lvlOverride>
-  </w:num>
-  <w:num w:numId="15" w16cid:durableId="953974048">
-    <w:abstractNumId w:val="2"/>
+  <w:num w:numId="15" w16cid:durableId="223494828">
+    <w:abstractNumId w:val="1"/>
     <w:lvlOverride w:ilvl="0">
       <w:startOverride w:val="1"/>
     </w:lvlOverride>
@@ -26570,7 +28215,7 @@
     <w:link w:val="aa"/>
     <w:uiPriority w:val="99"/>
     <w:unhideWhenUsed/>
-    <w:rsid w:val="00AC1766"/>
+    <w:rsid w:val="006F317B"/>
     <w:pPr>
       <w:tabs>
         <w:tab w:val="center" w:pos="4153"/>
@@ -26588,7 +28233,7 @@
     <w:basedOn w:val="a0"/>
     <w:link w:val="a9"/>
     <w:uiPriority w:val="99"/>
-    <w:rsid w:val="00AC1766"/>
+    <w:rsid w:val="006F317B"/>
     <w:rPr>
       <w:sz w:val="20"/>
       <w:szCs w:val="20"/>
@@ -26600,7 +28245,7 @@
     <w:link w:val="ac"/>
     <w:uiPriority w:val="99"/>
     <w:unhideWhenUsed/>
-    <w:rsid w:val="00AC1766"/>
+    <w:rsid w:val="006F317B"/>
     <w:pPr>
       <w:tabs>
         <w:tab w:val="center" w:pos="4153"/>
@@ -26618,7 +28263,7 @@
     <w:basedOn w:val="a0"/>
     <w:link w:val="ab"/>
     <w:uiPriority w:val="99"/>
-    <w:rsid w:val="00AC1766"/>
+    <w:rsid w:val="006F317B"/>
     <w:rPr>
       <w:sz w:val="20"/>
       <w:szCs w:val="20"/>
